--- a/Docs/Knowledge chatgpt/OnlyRib documentation.docx
+++ b/Docs/Knowledge chatgpt/OnlyRib documentation.docx
@@ -46,85 +46,23 @@
         <w:rPr>
           <w:lang w:val="en-US"/>
         </w:rPr>
-        <w:t xml:space="preserve">In this framework, a rib's location is identified by its </w:t>
-      </w:r>
-      <w:proofErr w:type="spellStart"/>
-      <w:r>
-        <w:rPr>
-          <w:lang w:val="en-US"/>
-        </w:rPr>
-        <w:t>rib_index</w:t>
-      </w:r>
-      <w:proofErr w:type="spellEnd"/>
-      <w:r>
-        <w:rPr>
-          <w:lang w:val="en-US"/>
-        </w:rPr>
-        <w:t xml:space="preserve">. The </w:t>
-      </w:r>
-      <w:proofErr w:type="spellStart"/>
-      <w:r>
-        <w:rPr>
-          <w:lang w:val="en-US"/>
-        </w:rPr>
-        <w:t>rib_index</w:t>
-      </w:r>
-      <w:proofErr w:type="spellEnd"/>
-      <w:r>
-        <w:rPr>
-          <w:lang w:val="en-US"/>
-        </w:rPr>
-        <w:t xml:space="preserve"> serves as a unique identifier for each rib along the span of the wing, with specific indices reserved for special ribs to ensure consistent processing of geometrical and structural elements. These conventions reduce ambiguity in the codebase and ensure the correct handling of special cases.</w:t>
-      </w:r>
-    </w:p>
-    <w:p>
-      <w:pPr>
-        <w:rPr>
-          <w:b/>
-          <w:bCs/>
-        </w:rPr>
-      </w:pPr>
-      <w:proofErr w:type="spellStart"/>
-      <w:r>
-        <w:rPr>
-          <w:b/>
-          <w:bCs/>
-        </w:rPr>
-        <w:t>Rib</w:t>
-      </w:r>
-      <w:proofErr w:type="spellEnd"/>
-      <w:r>
-        <w:rPr>
-          <w:b/>
-          <w:bCs/>
-        </w:rPr>
-        <w:t xml:space="preserve"> </w:t>
-      </w:r>
-      <w:proofErr w:type="spellStart"/>
-      <w:r>
-        <w:rPr>
-          <w:b/>
-          <w:bCs/>
-        </w:rPr>
-        <w:t>Index</w:t>
-      </w:r>
-      <w:proofErr w:type="spellEnd"/>
-      <w:r>
-        <w:rPr>
-          <w:b/>
-          <w:bCs/>
-        </w:rPr>
-        <w:t xml:space="preserve"> </w:t>
-      </w:r>
-      <w:proofErr w:type="spellStart"/>
-      <w:r>
-        <w:rPr>
-          <w:b/>
-          <w:bCs/>
-        </w:rPr>
-        <w:t>Conventions</w:t>
-      </w:r>
-      <w:proofErr w:type="spellEnd"/>
+        <w:t>In this framework, a rib's location is identified by its rib_index. The rib_index serves as a unique identifier for each rib along the span of the wing, with specific indices reserved for special ribs to ensure consistent processing of geometrical and structural elements. These conventions reduce ambiguity in the codebase and ensure the correct handling of special cases.</w:t>
+      </w:r>
+    </w:p>
+    <w:p>
+      <w:pPr>
+        <w:rPr>
+          <w:b/>
+          <w:bCs/>
+        </w:rPr>
+      </w:pPr>
+      <w:r>
+        <w:rPr>
+          <w:b/>
+          <w:bCs/>
+        </w:rPr>
+        <w:t>Rib Index Conventions</w:t>
+      </w:r>
     </w:p>
     <w:p>
       <w:pPr>
@@ -138,23 +76,7 @@
           <w:b/>
           <w:bCs/>
         </w:rPr>
-        <w:t xml:space="preserve">Positive </w:t>
-      </w:r>
-      <w:proofErr w:type="spellStart"/>
-      <w:r>
-        <w:rPr>
-          <w:b/>
-          <w:bCs/>
-        </w:rPr>
-        <w:t>Indices</w:t>
-      </w:r>
-      <w:proofErr w:type="spellEnd"/>
-      <w:r>
-        <w:rPr>
-          <w:b/>
-          <w:bCs/>
-        </w:rPr>
-        <w:t>:</w:t>
+        <w:t>Positive Indices:</w:t>
       </w:r>
     </w:p>
     <w:p>
@@ -171,21 +93,7 @@
         <w:rPr>
           <w:lang w:val="en-US"/>
         </w:rPr>
-        <w:t xml:space="preserve">Ribs are indexed sequentially, starting at </w:t>
-      </w:r>
-      <w:proofErr w:type="spellStart"/>
-      <w:r>
-        <w:rPr>
-          <w:lang w:val="en-US"/>
-        </w:rPr>
-        <w:t>rib_index</w:t>
-      </w:r>
-      <w:proofErr w:type="spellEnd"/>
-      <w:r>
-        <w:rPr>
-          <w:lang w:val="en-US"/>
-        </w:rPr>
-        <w:t xml:space="preserve"> = 1 for the first physical rib.</w:t>
+        <w:t>Ribs are indexed sequentially, starting at rib_index = 1 for the first physical rib.</w:t>
       </w:r>
     </w:p>
     <w:p>
@@ -202,21 +110,7 @@
         <w:rPr>
           <w:lang w:val="en-US"/>
         </w:rPr>
-        <w:t>The maximum rib index corresponds to the last rib of the structure (</w:t>
-      </w:r>
-      <w:proofErr w:type="spellStart"/>
-      <w:r>
-        <w:rPr>
-          <w:lang w:val="en-US"/>
-        </w:rPr>
-        <w:t>max_rib</w:t>
-      </w:r>
-      <w:proofErr w:type="spellEnd"/>
-      <w:r>
-        <w:rPr>
-          <w:lang w:val="en-US"/>
-        </w:rPr>
-        <w:t>).</w:t>
+        <w:t>The maximum rib index corresponds to the last rib of the structure (max_rib).</w:t>
       </w:r>
     </w:p>
     <w:p>
@@ -226,37 +120,12 @@
           <w:numId w:val="1"/>
         </w:numPr>
       </w:pPr>
-      <w:proofErr w:type="spellStart"/>
-      <w:r>
-        <w:rPr>
-          <w:b/>
-          <w:bCs/>
-        </w:rPr>
-        <w:t>Special</w:t>
-      </w:r>
-      <w:proofErr w:type="spellEnd"/>
-      <w:r>
-        <w:rPr>
-          <w:b/>
-          <w:bCs/>
-        </w:rPr>
-        <w:t xml:space="preserve"> </w:t>
-      </w:r>
-      <w:proofErr w:type="spellStart"/>
-      <w:r>
-        <w:rPr>
-          <w:b/>
-          <w:bCs/>
-        </w:rPr>
-        <w:t>Indices</w:t>
-      </w:r>
-      <w:proofErr w:type="spellEnd"/>
-      <w:r>
-        <w:rPr>
-          <w:b/>
-          <w:bCs/>
-        </w:rPr>
-        <w:t>:</w:t>
+      <w:r>
+        <w:rPr>
+          <w:b/>
+          <w:bCs/>
+        </w:rPr>
+        <w:t>Special Indices:</w:t>
       </w:r>
     </w:p>
     <w:p>
@@ -282,35 +151,7 @@
           <w:lang w:val="en-US"/>
         </w:rPr>
         <w:br/>
-        <w:t xml:space="preserve">The root rib is assigned </w:t>
-      </w:r>
-      <w:proofErr w:type="spellStart"/>
-      <w:r>
-        <w:rPr>
-          <w:lang w:val="en-US"/>
-        </w:rPr>
-        <w:t>rib_index</w:t>
-      </w:r>
-      <w:proofErr w:type="spellEnd"/>
-      <w:r>
-        <w:rPr>
-          <w:lang w:val="en-US"/>
-        </w:rPr>
-        <w:t xml:space="preserve"> = -1. This distinguishes it from the first physical rib (</w:t>
-      </w:r>
-      <w:proofErr w:type="spellStart"/>
-      <w:r>
-        <w:rPr>
-          <w:lang w:val="en-US"/>
-        </w:rPr>
-        <w:t>rib_index</w:t>
-      </w:r>
-      <w:proofErr w:type="spellEnd"/>
-      <w:r>
-        <w:rPr>
-          <w:lang w:val="en-US"/>
-        </w:rPr>
-        <w:t xml:space="preserve"> = 1) and allows for specialized handling of root-specific elements.</w:t>
+        <w:t>The root rib is assigned rib_index = -1. This distinguishes it from the first physical rib (rib_index = 1) and allows for specialized handling of root-specific elements.</w:t>
       </w:r>
     </w:p>
     <w:p>
@@ -336,21 +177,7 @@
           <w:lang w:val="en-US"/>
         </w:rPr>
         <w:br/>
-        <w:t xml:space="preserve">A single auxiliary rib is defined for the front spar and is assigned </w:t>
-      </w:r>
-      <w:proofErr w:type="spellStart"/>
-      <w:r>
-        <w:rPr>
-          <w:lang w:val="en-US"/>
-        </w:rPr>
-        <w:t>rib_index</w:t>
-      </w:r>
-      <w:proofErr w:type="spellEnd"/>
-      <w:r>
-        <w:rPr>
-          <w:lang w:val="en-US"/>
-        </w:rPr>
-        <w:t xml:space="preserve"> = 0. This is used to represent the intersection of the spar with the first rib without conflicting with other ribs.</w:t>
+        <w:t>A single auxiliary rib is defined for the front spar and is assigned rib_index = 0. This is used to represent the intersection of the spar with the first rib without conflicting with other ribs.</w:t>
       </w:r>
     </w:p>
     <w:p>
@@ -360,21 +187,12 @@
           <w:numId w:val="1"/>
         </w:numPr>
       </w:pPr>
-      <w:proofErr w:type="spellStart"/>
-      <w:r>
-        <w:rPr>
-          <w:b/>
-          <w:bCs/>
-        </w:rPr>
-        <w:t>Restrictions</w:t>
-      </w:r>
-      <w:proofErr w:type="spellEnd"/>
-      <w:r>
-        <w:rPr>
-          <w:b/>
-          <w:bCs/>
-        </w:rPr>
-        <w:t>:</w:t>
+      <w:r>
+        <w:rPr>
+          <w:b/>
+          <w:bCs/>
+        </w:rPr>
+        <w:t>Restrictions:</w:t>
       </w:r>
     </w:p>
     <w:p>
@@ -387,19 +205,11 @@
           <w:lang w:val="en-US"/>
         </w:rPr>
       </w:pPr>
-      <w:proofErr w:type="spellStart"/>
-      <w:r>
-        <w:rPr>
-          <w:lang w:val="en-US"/>
-        </w:rPr>
-        <w:t>rib_index</w:t>
-      </w:r>
-      <w:proofErr w:type="spellEnd"/>
-      <w:r>
-        <w:rPr>
-          <w:lang w:val="en-US"/>
-        </w:rPr>
-        <w:t xml:space="preserve"> = 0 (front spar) must only occur </w:t>
+      <w:r>
+        <w:rPr>
+          <w:lang w:val="en-US"/>
+        </w:rPr>
+        <w:t xml:space="preserve">rib_index = 0 (front spar) must only occur </w:t>
       </w:r>
       <w:r>
         <w:rPr>
@@ -426,19 +236,11 @@
           <w:lang w:val="en-US"/>
         </w:rPr>
       </w:pPr>
-      <w:proofErr w:type="spellStart"/>
-      <w:r>
-        <w:rPr>
-          <w:lang w:val="en-US"/>
-        </w:rPr>
-        <w:t>rib_index</w:t>
-      </w:r>
-      <w:proofErr w:type="spellEnd"/>
-      <w:r>
-        <w:rPr>
-          <w:lang w:val="en-US"/>
-        </w:rPr>
-        <w:t xml:space="preserve"> = -1 (root rib) is reserved exclusively for the root, ensuring no ambiguity in its interpretation.</w:t>
+      <w:r>
+        <w:rPr>
+          <w:lang w:val="en-US"/>
+        </w:rPr>
+        <w:t>rib_index = -1 (root rib) is reserved exclusively for the root, ensuring no ambiguity in its interpretation.</w:t>
       </w:r>
     </w:p>
     <w:p>
@@ -465,63 +267,13 @@
           <w:bCs/>
         </w:rPr>
       </w:pPr>
-      <w:proofErr w:type="spellStart"/>
-      <w:r>
-        <w:rPr>
-          <w:b/>
-          <w:bCs/>
-        </w:rPr>
-        <w:t>Rib</w:t>
-      </w:r>
-      <w:proofErr w:type="spellEnd"/>
-      <w:r>
-        <w:rPr>
-          <w:b/>
-          <w:bCs/>
-        </w:rPr>
-        <w:t xml:space="preserve"> </w:t>
-      </w:r>
-      <w:proofErr w:type="spellStart"/>
-      <w:r>
-        <w:rPr>
-          <w:b/>
-          <w:bCs/>
-        </w:rPr>
-        <w:t>Index</w:t>
-      </w:r>
-      <w:proofErr w:type="spellEnd"/>
-      <w:r>
-        <w:rPr>
-          <w:b/>
-          <w:bCs/>
-        </w:rPr>
-        <w:t xml:space="preserve"> </w:t>
-      </w:r>
-      <w:proofErr w:type="spellStart"/>
-      <w:r>
-        <w:rPr>
-          <w:b/>
-          <w:bCs/>
-        </w:rPr>
-        <w:t>Handling</w:t>
-      </w:r>
-      <w:proofErr w:type="spellEnd"/>
-      <w:r>
-        <w:rPr>
-          <w:b/>
-          <w:bCs/>
-        </w:rPr>
-        <w:t xml:space="preserve"> in </w:t>
-      </w:r>
-      <w:proofErr w:type="spellStart"/>
-      <w:r>
-        <w:rPr>
-          <w:b/>
-          <w:bCs/>
-        </w:rPr>
-        <w:t>Code</w:t>
-      </w:r>
-      <w:proofErr w:type="spellEnd"/>
+      <w:r>
+        <w:rPr>
+          <w:b/>
+          <w:bCs/>
+        </w:rPr>
+        <w:t>Rib Index Handling in Code</w:t>
+      </w:r>
     </w:p>
     <w:p>
       <w:pPr>
@@ -580,37 +332,12 @@
           <w:numId w:val="2"/>
         </w:numPr>
       </w:pPr>
-      <w:proofErr w:type="spellStart"/>
-      <w:r>
-        <w:rPr>
-          <w:b/>
-          <w:bCs/>
-        </w:rPr>
-        <w:t>Special</w:t>
-      </w:r>
-      <w:proofErr w:type="spellEnd"/>
-      <w:r>
-        <w:rPr>
-          <w:b/>
-          <w:bCs/>
-        </w:rPr>
-        <w:t xml:space="preserve"> Case </w:t>
-      </w:r>
-      <w:proofErr w:type="spellStart"/>
-      <w:r>
-        <w:rPr>
-          <w:b/>
-          <w:bCs/>
-        </w:rPr>
-        <w:t>Logic</w:t>
-      </w:r>
-      <w:proofErr w:type="spellEnd"/>
-      <w:r>
-        <w:rPr>
-          <w:b/>
-          <w:bCs/>
-        </w:rPr>
-        <w:t>:</w:t>
+      <w:r>
+        <w:rPr>
+          <w:b/>
+          <w:bCs/>
+        </w:rPr>
+        <w:t>Special Case Logic:</w:t>
       </w:r>
     </w:p>
     <w:p>
@@ -620,53 +347,12 @@
           <w:numId w:val="2"/>
         </w:numPr>
       </w:pPr>
-      <w:proofErr w:type="spellStart"/>
-      <w:r>
-        <w:rPr>
-          <w:b/>
-          <w:bCs/>
-        </w:rPr>
-        <w:t>Root</w:t>
-      </w:r>
-      <w:proofErr w:type="spellEnd"/>
-      <w:r>
-        <w:rPr>
-          <w:b/>
-          <w:bCs/>
-        </w:rPr>
-        <w:t xml:space="preserve"> </w:t>
-      </w:r>
-      <w:proofErr w:type="spellStart"/>
-      <w:r>
-        <w:rPr>
-          <w:b/>
-          <w:bCs/>
-        </w:rPr>
-        <w:t>Rib</w:t>
-      </w:r>
-      <w:proofErr w:type="spellEnd"/>
-      <w:r>
-        <w:rPr>
-          <w:b/>
-          <w:bCs/>
-        </w:rPr>
-        <w:t xml:space="preserve"> (</w:t>
-      </w:r>
-      <w:proofErr w:type="spellStart"/>
-      <w:r>
-        <w:rPr>
-          <w:b/>
-          <w:bCs/>
-        </w:rPr>
-        <w:t>rib_index</w:t>
-      </w:r>
-      <w:proofErr w:type="spellEnd"/>
-      <w:r>
-        <w:rPr>
-          <w:b/>
-          <w:bCs/>
-        </w:rPr>
-        <w:t xml:space="preserve"> = -1):</w:t>
+      <w:r>
+        <w:rPr>
+          <w:b/>
+          <w:bCs/>
+        </w:rPr>
+        <w:t>Root Rib (rib_index = -1):</w:t>
       </w:r>
     </w:p>
     <w:p>
@@ -763,21 +449,12 @@
           <w:numId w:val="2"/>
         </w:numPr>
       </w:pPr>
-      <w:proofErr w:type="spellStart"/>
-      <w:r>
-        <w:rPr>
-          <w:b/>
-          <w:bCs/>
-        </w:rPr>
-        <w:t>Warnings</w:t>
-      </w:r>
-      <w:proofErr w:type="spellEnd"/>
-      <w:r>
-        <w:rPr>
-          <w:b/>
-          <w:bCs/>
-        </w:rPr>
-        <w:t>:</w:t>
+      <w:r>
+        <w:rPr>
+          <w:b/>
+          <w:bCs/>
+        </w:rPr>
+        <w:t>Warnings:</w:t>
       </w:r>
     </w:p>
     <w:p>
@@ -929,53 +606,12 @@
           <w:numId w:val="3"/>
         </w:numPr>
       </w:pPr>
-      <w:proofErr w:type="spellStart"/>
-      <w:r>
-        <w:rPr>
-          <w:b/>
-          <w:bCs/>
-        </w:rPr>
-        <w:t>Iterate</w:t>
-      </w:r>
-      <w:proofErr w:type="spellEnd"/>
-      <w:r>
-        <w:rPr>
-          <w:b/>
-          <w:bCs/>
-        </w:rPr>
-        <w:t xml:space="preserve"> </w:t>
-      </w:r>
-      <w:proofErr w:type="spellStart"/>
-      <w:r>
-        <w:rPr>
-          <w:b/>
-          <w:bCs/>
-        </w:rPr>
-        <w:t>Over</w:t>
-      </w:r>
-      <w:proofErr w:type="spellEnd"/>
-      <w:r>
-        <w:rPr>
-          <w:b/>
-          <w:bCs/>
-        </w:rPr>
-        <w:t xml:space="preserve"> Regular </w:t>
-      </w:r>
-      <w:proofErr w:type="spellStart"/>
-      <w:r>
-        <w:rPr>
-          <w:b/>
-          <w:bCs/>
-        </w:rPr>
-        <w:t>Ribs</w:t>
-      </w:r>
-      <w:proofErr w:type="spellEnd"/>
-      <w:r>
-        <w:rPr>
-          <w:b/>
-          <w:bCs/>
-        </w:rPr>
-        <w:t>:</w:t>
+      <w:r>
+        <w:rPr>
+          <w:b/>
+          <w:bCs/>
+        </w:rPr>
+        <w:t>Iterate Over Regular Ribs:</w:t>
       </w:r>
     </w:p>
     <w:p>
@@ -1092,53 +728,12 @@
           <w:numId w:val="3"/>
         </w:numPr>
       </w:pPr>
-      <w:proofErr w:type="spellStart"/>
-      <w:r>
-        <w:rPr>
-          <w:b/>
-          <w:bCs/>
-        </w:rPr>
-        <w:t>Warnings</w:t>
-      </w:r>
-      <w:proofErr w:type="spellEnd"/>
-      <w:r>
-        <w:rPr>
-          <w:b/>
-          <w:bCs/>
-        </w:rPr>
-        <w:t xml:space="preserve"> </w:t>
-      </w:r>
-      <w:proofErr w:type="spellStart"/>
-      <w:r>
-        <w:rPr>
-          <w:b/>
-          <w:bCs/>
-        </w:rPr>
-        <w:t>for</w:t>
-      </w:r>
-      <w:proofErr w:type="spellEnd"/>
-      <w:r>
-        <w:rPr>
-          <w:b/>
-          <w:bCs/>
-        </w:rPr>
-        <w:t xml:space="preserve"> </w:t>
-      </w:r>
-      <w:proofErr w:type="spellStart"/>
-      <w:r>
-        <w:rPr>
-          <w:b/>
-          <w:bCs/>
-        </w:rPr>
-        <w:t>Validation</w:t>
-      </w:r>
-      <w:proofErr w:type="spellEnd"/>
-      <w:r>
-        <w:rPr>
-          <w:b/>
-          <w:bCs/>
-        </w:rPr>
-        <w:t>:</w:t>
+      <w:r>
+        <w:rPr>
+          <w:b/>
+          <w:bCs/>
+        </w:rPr>
+        <w:t>Warnings for Validation:</w:t>
       </w:r>
     </w:p>
     <w:p>
@@ -1165,63 +760,13 @@
           <w:bCs/>
         </w:rPr>
       </w:pPr>
-      <w:proofErr w:type="spellStart"/>
-      <w:r>
-        <w:rPr>
-          <w:b/>
-          <w:bCs/>
-        </w:rPr>
-        <w:t>Advantages</w:t>
-      </w:r>
-      <w:proofErr w:type="spellEnd"/>
-      <w:r>
-        <w:rPr>
-          <w:b/>
-          <w:bCs/>
-        </w:rPr>
-        <w:t xml:space="preserve"> </w:t>
-      </w:r>
-      <w:proofErr w:type="spellStart"/>
-      <w:r>
-        <w:rPr>
-          <w:b/>
-          <w:bCs/>
-        </w:rPr>
-        <w:t>of</w:t>
-      </w:r>
-      <w:proofErr w:type="spellEnd"/>
-      <w:r>
-        <w:rPr>
-          <w:b/>
-          <w:bCs/>
-        </w:rPr>
-        <w:t xml:space="preserve"> </w:t>
-      </w:r>
-      <w:proofErr w:type="spellStart"/>
-      <w:r>
-        <w:rPr>
-          <w:b/>
-          <w:bCs/>
-        </w:rPr>
-        <w:t>This</w:t>
-      </w:r>
-      <w:proofErr w:type="spellEnd"/>
-      <w:r>
-        <w:rPr>
-          <w:b/>
-          <w:bCs/>
-        </w:rPr>
-        <w:t xml:space="preserve"> </w:t>
-      </w:r>
-      <w:proofErr w:type="spellStart"/>
-      <w:r>
-        <w:rPr>
-          <w:b/>
-          <w:bCs/>
-        </w:rPr>
-        <w:t>Convention</w:t>
-      </w:r>
-      <w:proofErr w:type="spellEnd"/>
+      <w:r>
+        <w:rPr>
+          <w:b/>
+          <w:bCs/>
+        </w:rPr>
+        <w:t>Advantages of This Convention</w:t>
+      </w:r>
     </w:p>
     <w:p>
       <w:pPr>
@@ -1230,21 +775,12 @@
           <w:numId w:val="4"/>
         </w:numPr>
       </w:pPr>
-      <w:proofErr w:type="spellStart"/>
-      <w:r>
-        <w:rPr>
-          <w:b/>
-          <w:bCs/>
-        </w:rPr>
-        <w:t>Clarity</w:t>
-      </w:r>
-      <w:proofErr w:type="spellEnd"/>
-      <w:r>
-        <w:rPr>
-          <w:b/>
-          <w:bCs/>
-        </w:rPr>
-        <w:t>:</w:t>
+      <w:r>
+        <w:rPr>
+          <w:b/>
+          <w:bCs/>
+        </w:rPr>
+        <w:t>Clarity:</w:t>
       </w:r>
     </w:p>
     <w:p>
@@ -1288,21 +824,12 @@
           <w:numId w:val="4"/>
         </w:numPr>
       </w:pPr>
-      <w:proofErr w:type="spellStart"/>
-      <w:r>
-        <w:rPr>
-          <w:b/>
-          <w:bCs/>
-        </w:rPr>
-        <w:t>Maintainability</w:t>
-      </w:r>
-      <w:proofErr w:type="spellEnd"/>
-      <w:r>
-        <w:rPr>
-          <w:b/>
-          <w:bCs/>
-        </w:rPr>
-        <w:t>:</w:t>
+      <w:r>
+        <w:rPr>
+          <w:b/>
+          <w:bCs/>
+        </w:rPr>
+        <w:t>Maintainability:</w:t>
       </w:r>
     </w:p>
     <w:p>
@@ -1329,21 +856,12 @@
           <w:numId w:val="4"/>
         </w:numPr>
       </w:pPr>
-      <w:proofErr w:type="spellStart"/>
-      <w:r>
-        <w:rPr>
-          <w:b/>
-          <w:bCs/>
-        </w:rPr>
-        <w:t>Flexibility</w:t>
-      </w:r>
-      <w:proofErr w:type="spellEnd"/>
-      <w:r>
-        <w:rPr>
-          <w:b/>
-          <w:bCs/>
-        </w:rPr>
-        <w:t>:</w:t>
+      <w:r>
+        <w:rPr>
+          <w:b/>
+          <w:bCs/>
+        </w:rPr>
+        <w:t>Flexibility:</w:t>
       </w:r>
     </w:p>
     <w:p>
@@ -1375,23 +893,7 @@
           <w:b/>
           <w:bCs/>
         </w:rPr>
-        <w:t xml:space="preserve">Error </w:t>
-      </w:r>
-      <w:proofErr w:type="spellStart"/>
-      <w:r>
-        <w:rPr>
-          <w:b/>
-          <w:bCs/>
-        </w:rPr>
-        <w:t>Prevention</w:t>
-      </w:r>
-      <w:proofErr w:type="spellEnd"/>
-      <w:r>
-        <w:rPr>
-          <w:b/>
-          <w:bCs/>
-        </w:rPr>
-        <w:t>:</w:t>
+        <w:t>Error Prevention:</w:t>
       </w:r>
     </w:p>
     <w:p>
@@ -1613,114 +1115,56 @@
       </w:r>
     </w:p>
     <w:p>
-      <w:proofErr w:type="spellStart"/>
-      <w:r>
-        <w:t>if</w:t>
-      </w:r>
-      <w:proofErr w:type="spellEnd"/>
-      <w:r>
-        <w:t xml:space="preserve"> ~</w:t>
-      </w:r>
-      <w:proofErr w:type="spellStart"/>
-      <w:r>
-        <w:t>isempty</w:t>
-      </w:r>
-      <w:proofErr w:type="spellEnd"/>
-      <w:r>
-        <w:t>(</w:t>
-      </w:r>
-      <w:proofErr w:type="spellStart"/>
-      <w:r>
-        <w:t>invalid_indices</w:t>
-      </w:r>
-      <w:proofErr w:type="spellEnd"/>
-      <w:r>
-        <w:t>)</w:t>
-      </w:r>
-    </w:p>
-    <w:p>
-      <w:pPr>
-        <w:rPr>
-          <w:lang w:val="en-US"/>
-        </w:rPr>
-      </w:pPr>
-      <w:r>
+      <w:pPr>
+        <w:rPr>
+          <w:lang w:val="en-US"/>
+        </w:rPr>
+      </w:pPr>
+      <w:r>
+        <w:rPr>
+          <w:lang w:val="en-US"/>
+        </w:rPr>
+        <w:t>if ~isempty(invalid_indices)</w:t>
+      </w:r>
+    </w:p>
+    <w:p>
+      <w:pPr>
+        <w:rPr>
+          <w:lang w:val="en-US"/>
+        </w:rPr>
+      </w:pPr>
+      <w:r>
+        <w:rPr>
+          <w:lang w:val="en-US"/>
+        </w:rPr>
         <w:t xml:space="preserve">    </w:t>
       </w:r>
       <w:r>
         <w:rPr>
           <w:lang w:val="en-US"/>
         </w:rPr>
-        <w:t xml:space="preserve">warning('Unexpected </w:t>
-      </w:r>
-      <w:proofErr w:type="spellStart"/>
-      <w:r>
-        <w:rPr>
-          <w:lang w:val="en-US"/>
-        </w:rPr>
-        <w:t>rib_index</w:t>
-      </w:r>
-      <w:proofErr w:type="spellEnd"/>
-      <w:r>
-        <w:rPr>
-          <w:lang w:val="en-US"/>
-        </w:rPr>
-        <w:t xml:space="preserve"> values detected: %s', num2str(unique(</w:t>
-      </w:r>
-      <w:proofErr w:type="spellStart"/>
-      <w:r>
-        <w:rPr>
-          <w:lang w:val="en-US"/>
-        </w:rPr>
-        <w:t>invalid_indices</w:t>
-      </w:r>
-      <w:proofErr w:type="spellEnd"/>
-      <w:r>
-        <w:rPr>
-          <w:lang w:val="en-US"/>
-        </w:rPr>
-        <w:t>)));</w:t>
-      </w:r>
-    </w:p>
-    <w:p>
-      <w:proofErr w:type="spellStart"/>
+        <w:t>warning('Unexpected rib_index values detected: %s', num2str(unique(invalid_indices)));</w:t>
+      </w:r>
+    </w:p>
+    <w:p>
       <w:r>
         <w:t>end</w:t>
       </w:r>
-      <w:proofErr w:type="spellEnd"/>
-    </w:p>
-    <w:p>
-      <w:pPr>
-        <w:rPr>
-          <w:b/>
-          <w:bCs/>
-        </w:rPr>
-      </w:pPr>
-      <w:proofErr w:type="spellStart"/>
-      <w:r>
-        <w:rPr>
-          <w:b/>
-          <w:bCs/>
-        </w:rPr>
-        <w:t>Testing</w:t>
-      </w:r>
-      <w:proofErr w:type="spellEnd"/>
-      <w:r>
-        <w:rPr>
-          <w:b/>
-          <w:bCs/>
-        </w:rPr>
-        <w:t xml:space="preserve"> </w:t>
-      </w:r>
-      <w:proofErr w:type="spellStart"/>
-      <w:r>
-        <w:rPr>
-          <w:b/>
-          <w:bCs/>
-        </w:rPr>
-        <w:t>Guidelines</w:t>
-      </w:r>
-      <w:proofErr w:type="spellEnd"/>
+    </w:p>
+    <w:p>
+      <w:pPr>
+        <w:rPr>
+          <w:b/>
+          <w:bCs/>
+        </w:rPr>
+      </w:pPr>
+      <w:r>
+        <w:rPr>
+          <w:b/>
+          <w:bCs/>
+        </w:rPr>
+        <w:t>Testing Guidelines</w:t>
+      </w:r>
     </w:p>
     <w:p>
       <w:pPr>
@@ -1729,37 +1173,12 @@
           <w:numId w:val="5"/>
         </w:numPr>
       </w:pPr>
-      <w:proofErr w:type="spellStart"/>
-      <w:r>
-        <w:rPr>
-          <w:b/>
-          <w:bCs/>
-        </w:rPr>
-        <w:t>Valid</w:t>
-      </w:r>
-      <w:proofErr w:type="spellEnd"/>
-      <w:r>
-        <w:rPr>
-          <w:b/>
-          <w:bCs/>
-        </w:rPr>
-        <w:t xml:space="preserve"> </w:t>
-      </w:r>
-      <w:proofErr w:type="spellStart"/>
-      <w:r>
-        <w:rPr>
-          <w:b/>
-          <w:bCs/>
-        </w:rPr>
-        <w:t>Dataset</w:t>
-      </w:r>
-      <w:proofErr w:type="spellEnd"/>
-      <w:r>
-        <w:rPr>
-          <w:b/>
-          <w:bCs/>
-        </w:rPr>
-        <w:t>:</w:t>
+      <w:r>
+        <w:rPr>
+          <w:b/>
+          <w:bCs/>
+        </w:rPr>
+        <w:t>Valid Dataset:</w:t>
       </w:r>
     </w:p>
     <w:p>
@@ -1776,35 +1195,7 @@
         <w:rPr>
           <w:lang w:val="en-US"/>
         </w:rPr>
-        <w:t xml:space="preserve">Test with a dataset where </w:t>
-      </w:r>
-      <w:proofErr w:type="spellStart"/>
-      <w:r>
-        <w:rPr>
-          <w:lang w:val="en-US"/>
-        </w:rPr>
-        <w:t>rib_index</w:t>
-      </w:r>
-      <w:proofErr w:type="spellEnd"/>
-      <w:r>
-        <w:rPr>
-          <w:lang w:val="en-US"/>
-        </w:rPr>
-        <w:t xml:space="preserve"> = -1 and </w:t>
-      </w:r>
-      <w:proofErr w:type="spellStart"/>
-      <w:r>
-        <w:rPr>
-          <w:lang w:val="en-US"/>
-        </w:rPr>
-        <w:t>rib_index</w:t>
-      </w:r>
-      <w:proofErr w:type="spellEnd"/>
-      <w:r>
-        <w:rPr>
-          <w:lang w:val="en-US"/>
-        </w:rPr>
-        <w:t xml:space="preserve"> = 0 are correctly assigned and there are no duplicates.</w:t>
+        <w:t>Test with a dataset where rib_index = -1 and rib_index = 0 are correctly assigned and there are no duplicates.</w:t>
       </w:r>
     </w:p>
     <w:p>
@@ -1853,21 +1244,7 @@
         <w:rPr>
           <w:lang w:val="en-US"/>
         </w:rPr>
-        <w:t xml:space="preserve">Test with unexpected rib indices (e.g., </w:t>
-      </w:r>
-      <w:proofErr w:type="spellStart"/>
-      <w:r>
-        <w:rPr>
-          <w:lang w:val="en-US"/>
-        </w:rPr>
-        <w:t>rib_index</w:t>
-      </w:r>
-      <w:proofErr w:type="spellEnd"/>
-      <w:r>
-        <w:rPr>
-          <w:lang w:val="en-US"/>
-        </w:rPr>
-        <w:t xml:space="preserve"> = -5) to verify that the error handling works.</w:t>
+        <w:t>Test with unexpected rib indices (e.g., rib_index = -5) to verify that the error handling works.</w:t>
       </w:r>
     </w:p>
     <w:p>
@@ -1882,23 +1259,7 @@
           <w:b/>
           <w:bCs/>
         </w:rPr>
-        <w:t xml:space="preserve">Output </w:t>
-      </w:r>
-      <w:proofErr w:type="spellStart"/>
-      <w:r>
-        <w:rPr>
-          <w:b/>
-          <w:bCs/>
-        </w:rPr>
-        <w:t>Validation</w:t>
-      </w:r>
-      <w:proofErr w:type="spellEnd"/>
-      <w:r>
-        <w:rPr>
-          <w:b/>
-          <w:bCs/>
-        </w:rPr>
-        <w:t>:</w:t>
+        <w:t>Output Validation:</w:t>
       </w:r>
     </w:p>
     <w:p>
@@ -1915,21 +1276,7 @@
         <w:rPr>
           <w:lang w:val="en-US"/>
         </w:rPr>
-        <w:t>Ensure that all regular ribs (</w:t>
-      </w:r>
-      <w:proofErr w:type="spellStart"/>
-      <w:r>
-        <w:rPr>
-          <w:lang w:val="en-US"/>
-        </w:rPr>
-        <w:t>rib_index</w:t>
-      </w:r>
-      <w:proofErr w:type="spellEnd"/>
-      <w:r>
-        <w:rPr>
-          <w:lang w:val="en-US"/>
-        </w:rPr>
-        <w:t xml:space="preserve"> ≥ 1) are processed as expected.</w:t>
+        <w:t>Ensure that all regular ribs (rib_index ≥ 1) are processed as expected.</w:t>
       </w:r>
     </w:p>
     <w:p>
@@ -1948,6 +1295,3696 @@
         </w:rPr>
         <w:lastRenderedPageBreak/>
         <w:t>Confirm that root and front spar logic is applied only where necessary.</w:t>
+      </w:r>
+    </w:p>
+    <w:p>
+      <w:pPr>
+        <w:rPr>
+          <w:b/>
+          <w:bCs/>
+          <w:lang w:val="en-US"/>
+        </w:rPr>
+      </w:pPr>
+      <w:r>
+        <w:rPr>
+          <w:b/>
+          <w:bCs/>
+          <w:lang w:val="en-US"/>
+        </w:rPr>
+        <w:t>Recommendations for Documentation Expansion</w:t>
+      </w:r>
+    </w:p>
+    <w:p>
+      <w:pPr>
+        <w:rPr>
+          <w:b/>
+          <w:bCs/>
+          <w:lang w:val="en-US"/>
+        </w:rPr>
+      </w:pPr>
+      <w:r>
+        <w:rPr>
+          <w:b/>
+          <w:bCs/>
+          <w:lang w:val="en-US"/>
+        </w:rPr>
+        <w:t>1. Handling Special Cases for Corner Surfaces</w:t>
+      </w:r>
+    </w:p>
+    <w:p>
+      <w:pPr>
+        <w:rPr>
+          <w:lang w:val="en-US"/>
+        </w:rPr>
+      </w:pPr>
+      <w:r>
+        <w:rPr>
+          <w:lang w:val="en-US"/>
+        </w:rPr>
+        <w:t>You mentioned the need to expand the documentation on corner surface creation (root-front_spar). This is a critical area, as corner surfaces often involve irregular geometries. Here are some aspects you can expand on:</w:t>
+      </w:r>
+    </w:p>
+    <w:p>
+      <w:pPr>
+        <w:rPr>
+          <w:b/>
+          <w:bCs/>
+          <w:lang w:val="en-US"/>
+        </w:rPr>
+      </w:pPr>
+      <w:r>
+        <w:rPr>
+          <w:b/>
+          <w:bCs/>
+          <w:lang w:val="en-US"/>
+        </w:rPr>
+        <w:t>Corner Surface Creation Rules</w:t>
+      </w:r>
+    </w:p>
+    <w:p>
+      <w:pPr>
+        <w:numPr>
+          <w:ilvl w:val="0"/>
+          <w:numId w:val="6"/>
+        </w:numPr>
+        <w:rPr>
+          <w:lang w:val="en-US"/>
+        </w:rPr>
+      </w:pPr>
+      <w:r>
+        <w:rPr>
+          <w:lang w:val="en-US"/>
+        </w:rPr>
+        <w:t xml:space="preserve">Describe </w:t>
+      </w:r>
+      <w:r>
+        <w:rPr>
+          <w:b/>
+          <w:bCs/>
+          <w:lang w:val="en-US"/>
+        </w:rPr>
+        <w:t>explicit rules</w:t>
+      </w:r>
+      <w:r>
+        <w:rPr>
+          <w:lang w:val="en-US"/>
+        </w:rPr>
+        <w:t xml:space="preserve"> for creating corner surfaces near:</w:t>
+      </w:r>
+    </w:p>
+    <w:p>
+      <w:pPr>
+        <w:numPr>
+          <w:ilvl w:val="1"/>
+          <w:numId w:val="6"/>
+        </w:numPr>
+        <w:rPr>
+          <w:lang w:val="en-US"/>
+        </w:rPr>
+      </w:pPr>
+      <w:r>
+        <w:rPr>
+          <w:b/>
+          <w:bCs/>
+          <w:lang w:val="en-US"/>
+        </w:rPr>
+        <w:t>Root rib (rib_index = -1)</w:t>
+      </w:r>
+      <w:r>
+        <w:rPr>
+          <w:lang w:val="en-US"/>
+        </w:rPr>
+        <w:t>: Special handling may be required due to irregular geometries or connections to fuselage.</w:t>
+      </w:r>
+    </w:p>
+    <w:p>
+      <w:pPr>
+        <w:numPr>
+          <w:ilvl w:val="1"/>
+          <w:numId w:val="6"/>
+        </w:numPr>
+        <w:rPr>
+          <w:lang w:val="en-US"/>
+        </w:rPr>
+      </w:pPr>
+      <w:r>
+        <w:rPr>
+          <w:b/>
+          <w:bCs/>
+          <w:lang w:val="en-US"/>
+        </w:rPr>
+        <w:t>Front spar rib (rib_index = 0)</w:t>
+      </w:r>
+      <w:r>
+        <w:rPr>
+          <w:lang w:val="en-US"/>
+        </w:rPr>
+        <w:t>: Ensure the geometry integrates smoothly into the wing’s leading edge.</w:t>
+      </w:r>
+    </w:p>
+    <w:p>
+      <w:pPr>
+        <w:numPr>
+          <w:ilvl w:val="1"/>
+          <w:numId w:val="6"/>
+        </w:numPr>
+      </w:pPr>
+      <w:r>
+        <w:rPr>
+          <w:b/>
+          <w:bCs/>
+          <w:lang w:val="en-US"/>
+        </w:rPr>
+        <w:t>New special rib (rib_index = -3)</w:t>
+      </w:r>
+      <w:r>
+        <w:rPr>
+          <w:lang w:val="en-US"/>
+        </w:rPr>
+        <w:t xml:space="preserve">: If introduced, detail how this rib would fit into the corner surface logic. </w:t>
+      </w:r>
+      <w:r>
+        <w:t>For example:</w:t>
+      </w:r>
+    </w:p>
+    <w:p>
+      <w:pPr>
+        <w:numPr>
+          <w:ilvl w:val="2"/>
+          <w:numId w:val="6"/>
+        </w:numPr>
+        <w:rPr>
+          <w:lang w:val="en-US"/>
+        </w:rPr>
+      </w:pPr>
+      <w:r>
+        <w:rPr>
+          <w:lang w:val="en-US"/>
+        </w:rPr>
+        <w:t>Does it serve as a transition rib for the front spar or another unique role?</w:t>
+      </w:r>
+    </w:p>
+    <w:p>
+      <w:pPr>
+        <w:numPr>
+          <w:ilvl w:val="2"/>
+          <w:numId w:val="6"/>
+        </w:numPr>
+        <w:rPr>
+          <w:lang w:val="en-US"/>
+        </w:rPr>
+      </w:pPr>
+      <w:r>
+        <w:rPr>
+          <w:lang w:val="en-US"/>
+        </w:rPr>
+        <w:t>Are the surfaces adjacent to this rib triangular, quadrilateral, or custom?</w:t>
+      </w:r>
+    </w:p>
+    <w:p>
+      <w:pPr>
+        <w:rPr>
+          <w:b/>
+          <w:bCs/>
+        </w:rPr>
+      </w:pPr>
+      <w:r>
+        <w:rPr>
+          <w:b/>
+          <w:bCs/>
+        </w:rPr>
+        <w:t>Geometrical Constraints</w:t>
+      </w:r>
+    </w:p>
+    <w:p>
+      <w:pPr>
+        <w:numPr>
+          <w:ilvl w:val="0"/>
+          <w:numId w:val="7"/>
+        </w:numPr>
+      </w:pPr>
+      <w:r>
+        <w:rPr>
+          <w:lang w:val="en-US"/>
+        </w:rPr>
+        <w:t xml:space="preserve">Define any geometrical constraints that guide corner surface creation. </w:t>
+      </w:r>
+      <w:r>
+        <w:t>For instance:</w:t>
+      </w:r>
+    </w:p>
+    <w:p>
+      <w:pPr>
+        <w:numPr>
+          <w:ilvl w:val="1"/>
+          <w:numId w:val="7"/>
+        </w:numPr>
+        <w:rPr>
+          <w:lang w:val="en-US"/>
+        </w:rPr>
+      </w:pPr>
+      <w:r>
+        <w:rPr>
+          <w:lang w:val="en-US"/>
+        </w:rPr>
+        <w:t>Are surfaces created at fixed aspect ratios or angles near the corner zones?</w:t>
+      </w:r>
+    </w:p>
+    <w:p>
+      <w:pPr>
+        <w:numPr>
+          <w:ilvl w:val="1"/>
+          <w:numId w:val="7"/>
+        </w:numPr>
+        <w:rPr>
+          <w:lang w:val="en-US"/>
+        </w:rPr>
+      </w:pPr>
+      <w:r>
+        <w:rPr>
+          <w:lang w:val="en-US"/>
+        </w:rPr>
+        <w:t>How do you handle irregularities caused by sharp transitions (e.g., abrupt changes in spar or rib positioning)?</w:t>
+      </w:r>
+    </w:p>
+    <w:p>
+      <w:pPr>
+        <w:rPr>
+          <w:b/>
+          <w:bCs/>
+        </w:rPr>
+      </w:pPr>
+      <w:r>
+        <w:rPr>
+          <w:b/>
+          <w:bCs/>
+        </w:rPr>
+        <w:t>Illustrative Diagrams</w:t>
+      </w:r>
+    </w:p>
+    <w:p>
+      <w:pPr>
+        <w:numPr>
+          <w:ilvl w:val="0"/>
+          <w:numId w:val="8"/>
+        </w:numPr>
+        <w:rPr>
+          <w:lang w:val="en-US"/>
+        </w:rPr>
+      </w:pPr>
+      <w:r>
+        <w:rPr>
+          <w:lang w:val="en-US"/>
+        </w:rPr>
+        <w:t>Consider adding diagrams or sketches of how these corner surfaces are expected to look, especially when involving multiple ribs or spars.</w:t>
+      </w:r>
+    </w:p>
+    <w:p>
+      <w:r>
+        <w:pict w14:anchorId="5B6D4B02">
+          <v:rect id="_x0000_i1025" style="width:0;height:1.5pt" o:hralign="center" o:hrstd="t" o:hr="t" fillcolor="#a0a0a0" stroked="f"/>
+        </w:pict>
+      </w:r>
+    </w:p>
+    <w:p>
+      <w:pPr>
+        <w:rPr>
+          <w:b/>
+          <w:bCs/>
+          <w:lang w:val="en-US"/>
+        </w:rPr>
+      </w:pPr>
+      <w:r>
+        <w:rPr>
+          <w:b/>
+          <w:bCs/>
+          <w:lang w:val="en-US"/>
+        </w:rPr>
+        <w:t>2. Consideration of Future Rib Index Changes</w:t>
+      </w:r>
+    </w:p>
+    <w:p>
+      <w:pPr>
+        <w:rPr>
+          <w:lang w:val="en-US"/>
+        </w:rPr>
+      </w:pPr>
+      <w:r>
+        <w:rPr>
+          <w:lang w:val="en-US"/>
+        </w:rPr>
+        <w:lastRenderedPageBreak/>
+        <w:t>If you’re planning to introduce rib_index = -3 in future versions, expand the documentation to explain:</w:t>
+      </w:r>
+    </w:p>
+    <w:p>
+      <w:pPr>
+        <w:numPr>
+          <w:ilvl w:val="0"/>
+          <w:numId w:val="9"/>
+        </w:numPr>
+        <w:rPr>
+          <w:lang w:val="en-US"/>
+        </w:rPr>
+      </w:pPr>
+      <w:r>
+        <w:rPr>
+          <w:lang w:val="en-US"/>
+        </w:rPr>
+        <w:t xml:space="preserve">The </w:t>
+      </w:r>
+      <w:r>
+        <w:rPr>
+          <w:b/>
+          <w:bCs/>
+          <w:lang w:val="en-US"/>
+        </w:rPr>
+        <w:t>purpose of this new index</w:t>
+      </w:r>
+      <w:r>
+        <w:rPr>
+          <w:lang w:val="en-US"/>
+        </w:rPr>
+        <w:t>: For instance, if rib_index = -3 corresponds to a new auxiliary rib or an intermediate rib between the root and the first physical rib.</w:t>
+      </w:r>
+    </w:p>
+    <w:p>
+      <w:pPr>
+        <w:numPr>
+          <w:ilvl w:val="0"/>
+          <w:numId w:val="9"/>
+        </w:numPr>
+      </w:pPr>
+      <w:r>
+        <w:rPr>
+          <w:b/>
+          <w:bCs/>
+        </w:rPr>
+        <w:t>How it interacts</w:t>
+      </w:r>
+      <w:r>
+        <w:t xml:space="preserve"> with:</w:t>
+      </w:r>
+    </w:p>
+    <w:p>
+      <w:pPr>
+        <w:numPr>
+          <w:ilvl w:val="1"/>
+          <w:numId w:val="9"/>
+        </w:numPr>
+        <w:rPr>
+          <w:lang w:val="en-US"/>
+        </w:rPr>
+      </w:pPr>
+      <w:r>
+        <w:rPr>
+          <w:b/>
+          <w:bCs/>
+          <w:lang w:val="en-US"/>
+        </w:rPr>
+        <w:t>Root rib</w:t>
+      </w:r>
+      <w:r>
+        <w:rPr>
+          <w:lang w:val="en-US"/>
+        </w:rPr>
+        <w:t>: Will it act as an intermediary between rib_index = -1 and rib_index = 1?</w:t>
+      </w:r>
+    </w:p>
+    <w:p>
+      <w:pPr>
+        <w:numPr>
+          <w:ilvl w:val="1"/>
+          <w:numId w:val="9"/>
+        </w:numPr>
+        <w:rPr>
+          <w:lang w:val="en-US"/>
+        </w:rPr>
+      </w:pPr>
+      <w:r>
+        <w:rPr>
+          <w:b/>
+          <w:bCs/>
+          <w:lang w:val="en-US"/>
+        </w:rPr>
+        <w:t>Front spar rib</w:t>
+      </w:r>
+      <w:r>
+        <w:rPr>
+          <w:lang w:val="en-US"/>
+        </w:rPr>
+        <w:t>: Will it require new corner surface logic if it intersects with the front spar?</w:t>
+      </w:r>
+    </w:p>
+    <w:p>
+      <w:pPr>
+        <w:numPr>
+          <w:ilvl w:val="1"/>
+          <w:numId w:val="9"/>
+        </w:numPr>
+        <w:rPr>
+          <w:lang w:val="en-US"/>
+        </w:rPr>
+      </w:pPr>
+      <w:r>
+        <w:rPr>
+          <w:b/>
+          <w:bCs/>
+          <w:lang w:val="en-US"/>
+        </w:rPr>
+        <w:t>Sequential processing</w:t>
+      </w:r>
+      <w:r>
+        <w:rPr>
+          <w:lang w:val="en-US"/>
+        </w:rPr>
+        <w:t>: Does its introduction require changes in loop logic?</w:t>
+      </w:r>
+    </w:p>
+    <w:p>
+      <w:pPr>
+        <w:rPr>
+          <w:lang w:val="en-US"/>
+        </w:rPr>
+      </w:pPr>
+      <w:r>
+        <w:rPr>
+          <w:lang w:val="en-US"/>
+        </w:rPr>
+        <w:t>You could include a proposed workflow for incorporating this new rib into the corner surface handling.</w:t>
+      </w:r>
+    </w:p>
+    <w:p>
+      <w:r>
+        <w:pict w14:anchorId="0AE367AB">
+          <v:rect id="_x0000_i1026" style="width:0;height:1.5pt" o:hralign="center" o:hrstd="t" o:hr="t" fillcolor="#a0a0a0" stroked="f"/>
+        </w:pict>
+      </w:r>
+    </w:p>
+    <w:p>
+      <w:pPr>
+        <w:rPr>
+          <w:b/>
+          <w:bCs/>
+          <w:lang w:val="en-US"/>
+        </w:rPr>
+      </w:pPr>
+      <w:r>
+        <w:rPr>
+          <w:b/>
+          <w:bCs/>
+          <w:lang w:val="en-US"/>
+        </w:rPr>
+        <w:t>3. Generalizing Corner Surface Logic</w:t>
+      </w:r>
+    </w:p>
+    <w:p>
+      <w:pPr>
+        <w:rPr>
+          <w:lang w:val="en-US"/>
+        </w:rPr>
+      </w:pPr>
+      <w:r>
+        <w:rPr>
+          <w:lang w:val="en-US"/>
+        </w:rPr>
+        <w:t>Currently, the documentation seems tailored to specific indices like rib_index = -1 and rib_index = 0. To make the framework more robust and maintainable, consider generalizing the corner surface logic:</w:t>
+      </w:r>
+    </w:p>
+    <w:p>
+      <w:pPr>
+        <w:numPr>
+          <w:ilvl w:val="0"/>
+          <w:numId w:val="10"/>
+        </w:numPr>
+      </w:pPr>
+      <w:r>
+        <w:rPr>
+          <w:lang w:val="en-US"/>
+        </w:rPr>
+        <w:t xml:space="preserve">Use </w:t>
+      </w:r>
+      <w:r>
+        <w:rPr>
+          <w:b/>
+          <w:bCs/>
+          <w:lang w:val="en-US"/>
+        </w:rPr>
+        <w:t>patterns</w:t>
+      </w:r>
+      <w:r>
+        <w:rPr>
+          <w:lang w:val="en-US"/>
+        </w:rPr>
+        <w:t xml:space="preserve"> or </w:t>
+      </w:r>
+      <w:r>
+        <w:rPr>
+          <w:b/>
+          <w:bCs/>
+          <w:lang w:val="en-US"/>
+        </w:rPr>
+        <w:t>functions</w:t>
+      </w:r>
+      <w:r>
+        <w:rPr>
+          <w:lang w:val="en-US"/>
+        </w:rPr>
+        <w:t xml:space="preserve"> for surface creation based on rib geometry instead of hardcoding specific indices. </w:t>
+      </w:r>
+      <w:r>
+        <w:t>For example:</w:t>
+      </w:r>
+    </w:p>
+    <w:p>
+      <w:pPr>
+        <w:numPr>
+          <w:ilvl w:val="1"/>
+          <w:numId w:val="10"/>
+        </w:numPr>
+        <w:rPr>
+          <w:lang w:val="en-US"/>
+        </w:rPr>
+      </w:pPr>
+      <w:r>
+        <w:rPr>
+          <w:lang w:val="en-US"/>
+        </w:rPr>
+        <w:t>Define a function like create_corner_surface(rib1, rib2, spar) that automatically calculates the appropriate surface geometry based on the input ribs and spars.</w:t>
+      </w:r>
+    </w:p>
+    <w:p>
+      <w:pPr>
+        <w:numPr>
+          <w:ilvl w:val="1"/>
+          <w:numId w:val="10"/>
+        </w:numPr>
+        <w:rPr>
+          <w:lang w:val="en-US"/>
+        </w:rPr>
+      </w:pPr>
+      <w:r>
+        <w:rPr>
+          <w:lang w:val="en-US"/>
+        </w:rPr>
+        <w:t>Ensure the function handles all special cases (root, front spar, auxiliary ribs) dynamically.</w:t>
+      </w:r>
+    </w:p>
+    <w:p>
+      <w:pPr>
+        <w:numPr>
+          <w:ilvl w:val="0"/>
+          <w:numId w:val="10"/>
+        </w:numPr>
+        <w:rPr>
+          <w:lang w:val="en-US"/>
+        </w:rPr>
+      </w:pPr>
+      <w:r>
+        <w:rPr>
+          <w:lang w:val="en-US"/>
+        </w:rPr>
+        <w:t>This generalization will make it easier to accommodate future changes, like the addition of rib_index = -3.</w:t>
+      </w:r>
+    </w:p>
+    <w:p>
+      <w:r>
+        <w:pict w14:anchorId="510CB9BA">
+          <v:rect id="_x0000_i1027" style="width:0;height:1.5pt" o:hralign="center" o:hrstd="t" o:hr="t" fillcolor="#a0a0a0" stroked="f"/>
+        </w:pict>
+      </w:r>
+    </w:p>
+    <w:p>
+      <w:pPr>
+        <w:rPr>
+          <w:b/>
+          <w:bCs/>
+          <w:lang w:val="en-US"/>
+        </w:rPr>
+      </w:pPr>
+      <w:r>
+        <w:rPr>
+          <w:b/>
+          <w:bCs/>
+          <w:lang w:val="en-US"/>
+        </w:rPr>
+        <w:t>4. Clarifying the Role of Rib Index = 0</w:t>
+      </w:r>
+    </w:p>
+    <w:p>
+      <w:r>
+        <w:rPr>
+          <w:lang w:val="en-US"/>
+        </w:rPr>
+        <w:t xml:space="preserve">The documentation is clear about the rib_index = 0 (front spar rib) being a placeholder for spar geometry. </w:t>
+      </w:r>
+      <w:r>
+        <w:t>However, you should clarify:</w:t>
+      </w:r>
+    </w:p>
+    <w:p>
+      <w:pPr>
+        <w:numPr>
+          <w:ilvl w:val="0"/>
+          <w:numId w:val="11"/>
+        </w:numPr>
+        <w:rPr>
+          <w:lang w:val="en-US"/>
+        </w:rPr>
+      </w:pPr>
+      <w:r>
+        <w:rPr>
+          <w:b/>
+          <w:bCs/>
+          <w:lang w:val="en-US"/>
+        </w:rPr>
+        <w:lastRenderedPageBreak/>
+        <w:t>Why this approach was chosen</w:t>
+      </w:r>
+      <w:r>
+        <w:rPr>
+          <w:lang w:val="en-US"/>
+        </w:rPr>
+        <w:t>: Explain the reasoning behind assigning the front spar rib an index (e.g., facilitating its integration into surface creation logic). Highlight why this is more effective than alternative approaches, like treating it as a separate entity outside the rib system.</w:t>
+      </w:r>
+    </w:p>
+    <w:p>
+      <w:pPr>
+        <w:numPr>
+          <w:ilvl w:val="0"/>
+          <w:numId w:val="11"/>
+        </w:numPr>
+      </w:pPr>
+      <w:r>
+        <w:rPr>
+          <w:b/>
+          <w:bCs/>
+          <w:lang w:val="en-US"/>
+        </w:rPr>
+        <w:t>When it is processed</w:t>
+      </w:r>
+      <w:r>
+        <w:rPr>
+          <w:lang w:val="en-US"/>
+        </w:rPr>
+        <w:t xml:space="preserve">: Expand on the specific scenarios where rib_index = 0 is included in computations. </w:t>
+      </w:r>
+      <w:r>
+        <w:t>For instance:</w:t>
+      </w:r>
+    </w:p>
+    <w:p>
+      <w:pPr>
+        <w:numPr>
+          <w:ilvl w:val="1"/>
+          <w:numId w:val="11"/>
+        </w:numPr>
+        <w:rPr>
+          <w:lang w:val="en-US"/>
+        </w:rPr>
+      </w:pPr>
+      <w:r>
+        <w:rPr>
+          <w:lang w:val="en-US"/>
+        </w:rPr>
+        <w:t>Is it always processed in tandem with the root rib (rib_index = -1)?</w:t>
+      </w:r>
+    </w:p>
+    <w:p>
+      <w:pPr>
+        <w:numPr>
+          <w:ilvl w:val="1"/>
+          <w:numId w:val="11"/>
+        </w:numPr>
+        <w:rPr>
+          <w:lang w:val="en-US"/>
+        </w:rPr>
+      </w:pPr>
+      <w:r>
+        <w:rPr>
+          <w:lang w:val="en-US"/>
+        </w:rPr>
+        <w:t>Are there cases where it is skipped or given special treatment?</w:t>
+      </w:r>
+    </w:p>
+    <w:p>
+      <w:r>
+        <w:pict w14:anchorId="703DEDA8">
+          <v:rect id="_x0000_i1028" style="width:0;height:1.5pt" o:hralign="center" o:hrstd="t" o:hr="t" fillcolor="#a0a0a0" stroked="f"/>
+        </w:pict>
+      </w:r>
+    </w:p>
+    <w:p>
+      <w:pPr>
+        <w:rPr>
+          <w:b/>
+          <w:bCs/>
+          <w:lang w:val="en-US"/>
+        </w:rPr>
+      </w:pPr>
+      <w:r>
+        <w:rPr>
+          <w:b/>
+          <w:bCs/>
+          <w:lang w:val="en-US"/>
+        </w:rPr>
+        <w:t>5. Error Handling and Warnings</w:t>
+      </w:r>
+    </w:p>
+    <w:p>
+      <w:pPr>
+        <w:rPr>
+          <w:lang w:val="en-US"/>
+        </w:rPr>
+      </w:pPr>
+      <w:r>
+        <w:rPr>
+          <w:lang w:val="en-US"/>
+        </w:rPr>
+        <w:t>Your error handling framework is well thought out. Here are additional points to consider:</w:t>
+      </w:r>
+    </w:p>
+    <w:p>
+      <w:pPr>
+        <w:numPr>
+          <w:ilvl w:val="0"/>
+          <w:numId w:val="12"/>
+        </w:numPr>
+        <w:rPr>
+          <w:lang w:val="en-US"/>
+        </w:rPr>
+      </w:pPr>
+      <w:r>
+        <w:rPr>
+          <w:b/>
+          <w:bCs/>
+          <w:lang w:val="en-US"/>
+        </w:rPr>
+        <w:t>Warnings for Out-of-Order Rib Indices</w:t>
+      </w:r>
+      <w:r>
+        <w:rPr>
+          <w:lang w:val="en-US"/>
+        </w:rPr>
+        <w:t>:</w:t>
+      </w:r>
+    </w:p>
+    <w:p>
+      <w:pPr>
+        <w:numPr>
+          <w:ilvl w:val="1"/>
+          <w:numId w:val="12"/>
+        </w:numPr>
+        <w:rPr>
+          <w:lang w:val="en-US"/>
+        </w:rPr>
+      </w:pPr>
+      <w:r>
+        <w:rPr>
+          <w:lang w:val="en-US"/>
+        </w:rPr>
+        <w:t>If ribs are not indexed sequentially (e.g., rib indices jump from 1 to 3), issue a warning to alert the user.</w:t>
+      </w:r>
+    </w:p>
+    <w:p>
+      <w:pPr>
+        <w:numPr>
+          <w:ilvl w:val="1"/>
+          <w:numId w:val="12"/>
+        </w:numPr>
+      </w:pPr>
+      <w:r>
+        <w:t>Example:</w:t>
+      </w:r>
+    </w:p>
+    <w:p>
+      <w:r>
+        <w:t>matlab</w:t>
+      </w:r>
+    </w:p>
+    <w:p>
+      <w:r>
+        <w:t>CopyEdit</w:t>
+      </w:r>
+    </w:p>
+    <w:p>
+      <w:r>
+        <w:t>if ~all(diff(sort(rib_indices(rib_indices &gt; 0))) == 1)</w:t>
+      </w:r>
+    </w:p>
+    <w:p>
+      <w:r>
+        <w:t xml:space="preserve">    warning('Non-sequential rib indices detected. Check rib numbering for gaps.');</w:t>
+      </w:r>
+    </w:p>
+    <w:p>
+      <w:r>
+        <w:t>end</w:t>
+      </w:r>
+    </w:p>
+    <w:p>
+      <w:pPr>
+        <w:numPr>
+          <w:ilvl w:val="0"/>
+          <w:numId w:val="12"/>
+        </w:numPr>
+      </w:pPr>
+      <w:r>
+        <w:rPr>
+          <w:b/>
+          <w:bCs/>
+        </w:rPr>
+        <w:t>Recommendations for Fixes</w:t>
+      </w:r>
+      <w:r>
+        <w:t>:</w:t>
+      </w:r>
+    </w:p>
+    <w:p>
+      <w:pPr>
+        <w:numPr>
+          <w:ilvl w:val="1"/>
+          <w:numId w:val="12"/>
+        </w:numPr>
+      </w:pPr>
+      <w:r>
+        <w:t>When warnings are issued, provide suggestions for resolving the issue, such as reindexing the ribs or verifying input data.</w:t>
+      </w:r>
+    </w:p>
+    <w:p>
+      <w:r>
+        <w:pict w14:anchorId="12D3451D">
+          <v:rect id="_x0000_i1029" style="width:0;height:1.5pt" o:hralign="center" o:hrstd="t" o:hr="t" fillcolor="#a0a0a0" stroked="f"/>
+        </w:pict>
+      </w:r>
+    </w:p>
+    <w:p>
+      <w:pPr>
+        <w:rPr>
+          <w:b/>
+          <w:bCs/>
+        </w:rPr>
+      </w:pPr>
+      <w:r>
+        <w:rPr>
+          <w:b/>
+          <w:bCs/>
+        </w:rPr>
+        <w:t>6. Testing Guidelines</w:t>
+      </w:r>
+    </w:p>
+    <w:p>
+      <w:r>
+        <w:t>Expand the testing section to include additional scenarios:</w:t>
+      </w:r>
+    </w:p>
+    <w:p>
+      <w:pPr>
+        <w:numPr>
+          <w:ilvl w:val="0"/>
+          <w:numId w:val="13"/>
+        </w:numPr>
+      </w:pPr>
+      <w:r>
+        <w:rPr>
+          <w:b/>
+          <w:bCs/>
+        </w:rPr>
+        <w:t>Corner Surface Validation</w:t>
+      </w:r>
+      <w:r>
+        <w:t>:</w:t>
+      </w:r>
+    </w:p>
+    <w:p>
+      <w:pPr>
+        <w:numPr>
+          <w:ilvl w:val="1"/>
+          <w:numId w:val="13"/>
+        </w:numPr>
+      </w:pPr>
+      <w:r>
+        <w:t>Visualize the corner surfaces created for ribs with special indices (-1, 0, or -3) to ensure they are consistent with expectations.</w:t>
+      </w:r>
+    </w:p>
+    <w:p>
+      <w:pPr>
+        <w:numPr>
+          <w:ilvl w:val="1"/>
+          <w:numId w:val="13"/>
+        </w:numPr>
+      </w:pPr>
+      <w:r>
+        <w:lastRenderedPageBreak/>
+        <w:t xml:space="preserve">Check for </w:t>
+      </w:r>
+      <w:r>
+        <w:rPr>
+          <w:b/>
+          <w:bCs/>
+        </w:rPr>
+        <w:t>continuity</w:t>
+      </w:r>
+      <w:r>
+        <w:t xml:space="preserve"> between the corner surface and adjacent surfaces.</w:t>
+      </w:r>
+    </w:p>
+    <w:p>
+      <w:pPr>
+        <w:numPr>
+          <w:ilvl w:val="0"/>
+          <w:numId w:val="13"/>
+        </w:numPr>
+      </w:pPr>
+      <w:r>
+        <w:rPr>
+          <w:b/>
+          <w:bCs/>
+        </w:rPr>
+        <w:t>Future-Proofing Tests</w:t>
+      </w:r>
+      <w:r>
+        <w:t>:</w:t>
+      </w:r>
+    </w:p>
+    <w:p>
+      <w:pPr>
+        <w:numPr>
+          <w:ilvl w:val="1"/>
+          <w:numId w:val="13"/>
+        </w:numPr>
+      </w:pPr>
+      <w:r>
+        <w:t>Introduce test cases that include hypothetical indices (like rib_index = -3) to validate that your code handles them correctly, even if they are not yet implemented.</w:t>
+      </w:r>
+    </w:p>
+    <w:p>
+      <w:pPr>
+        <w:numPr>
+          <w:ilvl w:val="1"/>
+          <w:numId w:val="13"/>
+        </w:numPr>
+      </w:pPr>
+      <w:r>
+        <w:t>Example: Simulate a dataset with rib_index = -3 and ensure the warnings and logic adapt dynamically.</w:t>
+      </w:r>
+    </w:p>
+    <w:p>
+      <w:r>
+        <w:pict w14:anchorId="4E0F1F68">
+          <v:rect id="_x0000_i1030" style="width:0;height:1.5pt" o:hralign="center" o:hrstd="t" o:hr="t" fillcolor="#a0a0a0" stroked="f"/>
+        </w:pict>
+      </w:r>
+    </w:p>
+    <w:p>
+      <w:pPr>
+        <w:rPr>
+          <w:b/>
+          <w:bCs/>
+        </w:rPr>
+      </w:pPr>
+      <w:r>
+        <w:rPr>
+          <w:b/>
+          <w:bCs/>
+        </w:rPr>
+        <w:t>7. Improved Code Implementation</w:t>
+      </w:r>
+    </w:p>
+    <w:p>
+      <w:r>
+        <w:t>The example code you provided for validation is functional, but here are some ways to make it more efficient and maintainable:</w:t>
+      </w:r>
+    </w:p>
+    <w:p>
+      <w:pPr>
+        <w:numPr>
+          <w:ilvl w:val="0"/>
+          <w:numId w:val="14"/>
+        </w:numPr>
+      </w:pPr>
+      <w:r>
+        <w:rPr>
+          <w:b/>
+          <w:bCs/>
+        </w:rPr>
+        <w:t>Vectorized Operations</w:t>
+      </w:r>
+      <w:r>
+        <w:t>: Instead of checking each condition individually (e.g., nnz for -1 and 0), combine them into a single validation block:</w:t>
+      </w:r>
+    </w:p>
+    <w:p>
+      <w:r>
+        <w:t>matlab</w:t>
+      </w:r>
+    </w:p>
+    <w:p>
+      <w:r>
+        <w:t>CopyEdit</w:t>
+      </w:r>
+    </w:p>
+    <w:p>
+      <w:r>
+        <w:t>special_indices = [-1, 0];</w:t>
+      </w:r>
+    </w:p>
+    <w:p>
+      <w:r>
+        <w:t>for idx = special_indices</w:t>
+      </w:r>
+    </w:p>
+    <w:p>
+      <w:r>
+        <w:t xml:space="preserve">    if nnz(combined_nodes.rib_index == idx) &gt; 1</w:t>
+      </w:r>
+    </w:p>
+    <w:p>
+      <w:r>
+        <w:t xml:space="preserve">        warning('Multiple occurrences of rib_index = %d detected. Only one is allowed.', idx);</w:t>
+      </w:r>
+    </w:p>
+    <w:p>
+      <w:r>
+        <w:t xml:space="preserve">    end</w:t>
+      </w:r>
+    </w:p>
+    <w:p>
+      <w:r>
+        <w:t>end</w:t>
+      </w:r>
+    </w:p>
+    <w:p>
+      <w:pPr>
+        <w:numPr>
+          <w:ilvl w:val="0"/>
+          <w:numId w:val="14"/>
+        </w:numPr>
+      </w:pPr>
+      <w:r>
+        <w:rPr>
+          <w:b/>
+          <w:bCs/>
+        </w:rPr>
+        <w:t>Dynamic Handling of Future Indices</w:t>
+      </w:r>
+      <w:r>
+        <w:t>: Use a configuration file or array to define special indices, which allows for easy updates in future versions. For instance:</w:t>
+      </w:r>
+    </w:p>
+    <w:p>
+      <w:r>
+        <w:t>matlab</w:t>
+      </w:r>
+    </w:p>
+    <w:p>
+      <w:r>
+        <w:t>CopyEdit</w:t>
+      </w:r>
+    </w:p>
+    <w:p>
+      <w:r>
+        <w:t>special_indices = [-1, 0, -3]; % Add -3 for future versions</w:t>
+      </w:r>
+    </w:p>
+    <w:p>
+      <w:r>
+        <w:t>for idx = special_indices</w:t>
+      </w:r>
+    </w:p>
+    <w:p>
+      <w:r>
+        <w:t xml:space="preserve">    if nnz(combined_nodes.rib_index == idx) &gt; 1</w:t>
+      </w:r>
+    </w:p>
+    <w:p>
+      <w:r>
+        <w:lastRenderedPageBreak/>
+        <w:t xml:space="preserve">        </w:t>
+      </w:r>
+      <w:r>
+        <w:rPr>
+          <w:lang w:val="en-US"/>
+        </w:rPr>
+        <w:t xml:space="preserve">warning('Multiple occurrences of rib_index = %d detected. </w:t>
+      </w:r>
+      <w:r>
+        <w:t>Only one is allowed.', idx);</w:t>
+      </w:r>
+    </w:p>
+    <w:p>
+      <w:r>
+        <w:t xml:space="preserve">    end</w:t>
+      </w:r>
+    </w:p>
+    <w:p>
+      <w:r>
+        <w:t>end</w:t>
+      </w:r>
+    </w:p>
+    <w:p>
+      <w:r>
+        <w:pict w14:anchorId="3534C9A0">
+          <v:rect id="_x0000_i1031" style="width:0;height:1.5pt" o:hralign="center" o:hrstd="t" o:hr="t" fillcolor="#a0a0a0" stroked="f"/>
+        </w:pict>
+      </w:r>
+    </w:p>
+    <w:p>
+      <w:pPr>
+        <w:rPr>
+          <w:b/>
+          <w:bCs/>
+          <w:lang w:val="en-US"/>
+        </w:rPr>
+      </w:pPr>
+      <w:r>
+        <w:rPr>
+          <w:b/>
+          <w:bCs/>
+          <w:lang w:val="en-US"/>
+        </w:rPr>
+        <w:t>Proposed Additions to Documentation Framework</w:t>
+      </w:r>
+    </w:p>
+    <w:p>
+      <w:pPr>
+        <w:rPr>
+          <w:lang w:val="en-US"/>
+        </w:rPr>
+      </w:pPr>
+      <w:r>
+        <w:rPr>
+          <w:lang w:val="en-US"/>
+        </w:rPr>
+        <w:t>Here’s an outline of how you can expand the current documentation:</w:t>
+      </w:r>
+    </w:p>
+    <w:p>
+      <w:pPr>
+        <w:rPr>
+          <w:b/>
+          <w:bCs/>
+        </w:rPr>
+      </w:pPr>
+      <w:r>
+        <w:rPr>
+          <w:b/>
+          <w:bCs/>
+        </w:rPr>
+        <w:t>Corner Surface Creation</w:t>
+      </w:r>
+    </w:p>
+    <w:p>
+      <w:pPr>
+        <w:numPr>
+          <w:ilvl w:val="0"/>
+          <w:numId w:val="15"/>
+        </w:numPr>
+        <w:rPr>
+          <w:lang w:val="en-US"/>
+        </w:rPr>
+      </w:pPr>
+      <w:r>
+        <w:rPr>
+          <w:lang w:val="en-US"/>
+        </w:rPr>
+        <w:t>Define explicit rules for corner surface creation at root-front_spar and other special cases.</w:t>
+      </w:r>
+    </w:p>
+    <w:p>
+      <w:pPr>
+        <w:numPr>
+          <w:ilvl w:val="0"/>
+          <w:numId w:val="15"/>
+        </w:numPr>
+        <w:rPr>
+          <w:lang w:val="en-US"/>
+        </w:rPr>
+      </w:pPr>
+      <w:r>
+        <w:rPr>
+          <w:lang w:val="en-US"/>
+        </w:rPr>
+        <w:t>Include diagrams to clarify geometrical constraints and expected outputs.</w:t>
+      </w:r>
+    </w:p>
+    <w:p>
+      <w:pPr>
+        <w:rPr>
+          <w:b/>
+          <w:bCs/>
+        </w:rPr>
+      </w:pPr>
+      <w:r>
+        <w:rPr>
+          <w:b/>
+          <w:bCs/>
+        </w:rPr>
+        <w:t>Future-Proofing Rib Index Conventions</w:t>
+      </w:r>
+    </w:p>
+    <w:p>
+      <w:pPr>
+        <w:numPr>
+          <w:ilvl w:val="0"/>
+          <w:numId w:val="16"/>
+        </w:numPr>
+        <w:rPr>
+          <w:lang w:val="en-US"/>
+        </w:rPr>
+      </w:pPr>
+      <w:r>
+        <w:rPr>
+          <w:lang w:val="en-US"/>
+        </w:rPr>
+        <w:t>Document the potential introduction of rib_index = -3 and its implications.</w:t>
+      </w:r>
+    </w:p>
+    <w:p>
+      <w:pPr>
+        <w:numPr>
+          <w:ilvl w:val="0"/>
+          <w:numId w:val="16"/>
+        </w:numPr>
+        <w:rPr>
+          <w:lang w:val="en-US"/>
+        </w:rPr>
+      </w:pPr>
+      <w:r>
+        <w:rPr>
+          <w:lang w:val="en-US"/>
+        </w:rPr>
+        <w:t>Explain how corner surface logic might evolve to accommodate this change.</w:t>
+      </w:r>
+    </w:p>
+    <w:p>
+      <w:pPr>
+        <w:rPr>
+          <w:b/>
+          <w:bCs/>
+        </w:rPr>
+      </w:pPr>
+      <w:r>
+        <w:rPr>
+          <w:b/>
+          <w:bCs/>
+        </w:rPr>
+        <w:t>Error Handling Enhancements</w:t>
+      </w:r>
+    </w:p>
+    <w:p>
+      <w:pPr>
+        <w:numPr>
+          <w:ilvl w:val="0"/>
+          <w:numId w:val="17"/>
+        </w:numPr>
+        <w:rPr>
+          <w:lang w:val="en-US"/>
+        </w:rPr>
+      </w:pPr>
+      <w:r>
+        <w:rPr>
+          <w:lang w:val="en-US"/>
+        </w:rPr>
+        <w:t>Add validation for out-of-order or missing rib indices.</w:t>
+      </w:r>
+    </w:p>
+    <w:p>
+      <w:pPr>
+        <w:numPr>
+          <w:ilvl w:val="0"/>
+          <w:numId w:val="17"/>
+        </w:numPr>
+        <w:rPr>
+          <w:lang w:val="en-US"/>
+        </w:rPr>
+      </w:pPr>
+      <w:r>
+        <w:rPr>
+          <w:lang w:val="en-US"/>
+        </w:rPr>
+        <w:t>Provide actionable recommendations for fixing rib index issues.</w:t>
+      </w:r>
+    </w:p>
+    <w:p>
+      <w:pPr>
+        <w:rPr>
+          <w:lang w:val="en-US"/>
+        </w:rPr>
+      </w:pPr>
+      <w:r>
+        <w:rPr>
+          <w:lang w:val="en-US"/>
+        </w:rPr>
+        <w:t xml:space="preserve">Expanding the function is a </w:t>
+      </w:r>
+      <w:r>
+        <w:rPr>
+          <w:b/>
+          <w:bCs/>
+          <w:lang w:val="en-US"/>
+        </w:rPr>
+        <w:t>great idea</w:t>
+      </w:r>
+      <w:r>
+        <w:rPr>
+          <w:lang w:val="en-US"/>
+        </w:rPr>
+        <w:t>, especially if you're planning to handle additional ribs with rib_index &lt;= -3 and ribs with rib_index = 0. Adding functionality to check for these special cases will make the function more robust and adaptable to changes in the dataset, ensuring it handles modifications to combined_nodes gracefully.</w:t>
+      </w:r>
+    </w:p>
+    <w:p>
+      <w:pPr>
+        <w:rPr>
+          <w:lang w:val="en-US"/>
+        </w:rPr>
+      </w:pPr>
+      <w:r>
+        <w:rPr>
+          <w:lang w:val="en-US"/>
+        </w:rPr>
+        <w:t>The proposed expansion will make it easier to:</w:t>
+      </w:r>
+    </w:p>
+    <w:p>
+      <w:pPr>
+        <w:numPr>
+          <w:ilvl w:val="0"/>
+          <w:numId w:val="18"/>
+        </w:numPr>
+        <w:rPr>
+          <w:lang w:val="en-US"/>
+        </w:rPr>
+      </w:pPr>
+      <w:r>
+        <w:rPr>
+          <w:lang w:val="en-US"/>
+        </w:rPr>
+        <w:t>Detect whether combined_nodes has been modified (e.g., new ribs added, or changes in special rib indices).</w:t>
+      </w:r>
+    </w:p>
+    <w:p>
+      <w:pPr>
+        <w:numPr>
+          <w:ilvl w:val="0"/>
+          <w:numId w:val="18"/>
+        </w:numPr>
+        <w:rPr>
+          <w:lang w:val="en-US"/>
+        </w:rPr>
+      </w:pPr>
+      <w:r>
+        <w:rPr>
+          <w:lang w:val="en-US"/>
+        </w:rPr>
+        <w:t>Ensure that ribs with rib_index = 0 or rib_index &lt;= -3 are explicitly recognized and processed separately.</w:t>
+      </w:r>
+    </w:p>
+    <w:p>
+      <w:pPr>
+        <w:numPr>
+          <w:ilvl w:val="0"/>
+          <w:numId w:val="18"/>
+        </w:numPr>
+        <w:rPr>
+          <w:lang w:val="en-US"/>
+        </w:rPr>
+      </w:pPr>
+      <w:r>
+        <w:rPr>
+          <w:lang w:val="en-US"/>
+        </w:rPr>
+        <w:t>Maintain flexibility and scalability for future changes to the rib and stringer conventions.</w:t>
+      </w:r>
+    </w:p>
+    <w:p>
+      <w:pPr>
+        <w:rPr>
+          <w:lang w:val="en-US"/>
+        </w:rPr>
+      </w:pPr>
+      <w:r>
+        <w:rPr>
+          <w:lang w:val="en-US"/>
+        </w:rPr>
+        <w:t xml:space="preserve">Below is an </w:t>
+      </w:r>
+      <w:r>
+        <w:rPr>
+          <w:b/>
+          <w:bCs/>
+          <w:lang w:val="en-US"/>
+        </w:rPr>
+        <w:t>updated version of the function</w:t>
+      </w:r>
+      <w:r>
+        <w:rPr>
+          <w:lang w:val="en-US"/>
+        </w:rPr>
+        <w:t xml:space="preserve"> with the proposed enhancements.</w:t>
+      </w:r>
+    </w:p>
+    <w:p>
+      <w:r>
+        <w:lastRenderedPageBreak/>
+        <w:pict w14:anchorId="7B99F745">
+          <v:rect id="_x0000_i1098" style="width:0;height:1.5pt" o:hralign="center" o:hrstd="t" o:hr="t" fillcolor="#a0a0a0" stroked="f"/>
+        </w:pict>
+      </w:r>
+    </w:p>
+    <w:p>
+      <w:pPr>
+        <w:rPr>
+          <w:b/>
+          <w:bCs/>
+          <w:lang w:val="en-US"/>
+        </w:rPr>
+      </w:pPr>
+      <w:r>
+        <w:rPr>
+          <w:b/>
+          <w:bCs/>
+          <w:lang w:val="en-US"/>
+        </w:rPr>
+        <w:t>Updated Function</w:t>
+      </w:r>
+    </w:p>
+    <w:p>
+      <w:pPr>
+        <w:rPr>
+          <w:lang w:val="en-US"/>
+        </w:rPr>
+      </w:pPr>
+      <w:r>
+        <w:rPr>
+          <w:lang w:val="en-US"/>
+        </w:rPr>
+        <w:t>matlab</w:t>
+      </w:r>
+    </w:p>
+    <w:p>
+      <w:pPr>
+        <w:rPr>
+          <w:lang w:val="en-US"/>
+        </w:rPr>
+      </w:pPr>
+      <w:r>
+        <w:rPr>
+          <w:lang w:val="en-US"/>
+        </w:rPr>
+        <w:t>CopyEdit</w:t>
+      </w:r>
+    </w:p>
+    <w:p>
+      <w:pPr>
+        <w:rPr>
+          <w:lang w:val="en-US"/>
+        </w:rPr>
+      </w:pPr>
+      <w:r>
+        <w:rPr>
+          <w:lang w:val="en-US"/>
+        </w:rPr>
+        <w:t>function [num_stringers_last_rib, max_rib_index, max_stringer_index, rib_ranges, special_rib_indices] = analyze_stringer_rib_data(combined_nodes)</w:t>
+      </w:r>
+    </w:p>
+    <w:p>
+      <w:pPr>
+        <w:rPr>
+          <w:lang w:val="en-US"/>
+        </w:rPr>
+      </w:pPr>
+      <w:r>
+        <w:rPr>
+          <w:lang w:val="en-US"/>
+        </w:rPr>
+        <w:t>% analyze_stringer_rib_data: Analyzes stringer and rib data from combined_nodes.</w:t>
+      </w:r>
+    </w:p>
+    <w:p>
+      <w:pPr>
+        <w:rPr>
+          <w:lang w:val="en-US"/>
+        </w:rPr>
+      </w:pPr>
+      <w:r>
+        <w:rPr>
+          <w:lang w:val="en-US"/>
+        </w:rPr>
+        <w:t>%</w:t>
+      </w:r>
+    </w:p>
+    <w:p>
+      <w:pPr>
+        <w:rPr>
+          <w:lang w:val="en-US"/>
+        </w:rPr>
+      </w:pPr>
+      <w:r>
+        <w:rPr>
+          <w:lang w:val="en-US"/>
+        </w:rPr>
+        <w:t>% Inputs:</w:t>
+      </w:r>
+    </w:p>
+    <w:p>
+      <w:pPr>
+        <w:rPr>
+          <w:lang w:val="en-US"/>
+        </w:rPr>
+      </w:pPr>
+      <w:r>
+        <w:rPr>
+          <w:lang w:val="en-US"/>
+        </w:rPr>
+        <w:t>%   combined_nodes: Table with columns [local_id, x, y, rib_index, stringer_index, tag].</w:t>
+      </w:r>
+    </w:p>
+    <w:p>
+      <w:pPr>
+        <w:rPr>
+          <w:lang w:val="en-US"/>
+        </w:rPr>
+      </w:pPr>
+      <w:r>
+        <w:rPr>
+          <w:lang w:val="en-US"/>
+        </w:rPr>
+        <w:t>%</w:t>
+      </w:r>
+    </w:p>
+    <w:p>
+      <w:pPr>
+        <w:rPr>
+          <w:lang w:val="en-US"/>
+        </w:rPr>
+      </w:pPr>
+      <w:r>
+        <w:rPr>
+          <w:lang w:val="en-US"/>
+        </w:rPr>
+        <w:t>% Outputs:</w:t>
+      </w:r>
+    </w:p>
+    <w:p>
+      <w:pPr>
+        <w:rPr>
+          <w:lang w:val="en-US"/>
+        </w:rPr>
+      </w:pPr>
+      <w:r>
+        <w:rPr>
+          <w:lang w:val="en-US"/>
+        </w:rPr>
+        <w:t>%   num_stringers_last_rib: Number of stringers that reach the last rib.</w:t>
+      </w:r>
+    </w:p>
+    <w:p>
+      <w:r>
+        <w:t>%   max_rib_index: Maximum rib index (ignoring special indices like -1, 0, or &lt;= -3).</w:t>
+      </w:r>
+    </w:p>
+    <w:p>
+      <w:r>
+        <w:t>%   max_stringer_index: Maximum stringer index.</w:t>
+      </w:r>
+    </w:p>
+    <w:p>
+      <w:r>
+        <w:t>%   rib_ranges: Nx3 matrix where each row corresponds to a stringer:</w:t>
+      </w:r>
+    </w:p>
+    <w:p>
+      <w:r>
+        <w:t>%               [stringer_index, min_rib_index, max_rib_index].</w:t>
+      </w:r>
+    </w:p>
+    <w:p>
+      <w:r>
+        <w:t>%   special_rib_indices: Struct containing information about special rib indices:</w:t>
+      </w:r>
+    </w:p>
+    <w:p>
+      <w:r>
+        <w:t>%               - exists_front_spar: Boolean indicating if rib_index == 0 exists.</w:t>
+      </w:r>
+    </w:p>
+    <w:p>
+      <w:r>
+        <w:t>%               - exists_negative_ribs: Boolean indicating if rib_index &lt;= -3 exists.</w:t>
+      </w:r>
+    </w:p>
+    <w:p>
+      <w:r>
+        <w:t>%               - special_ribs: Vector of unique rib indices &lt; 0 (excluding -1).</w:t>
+      </w:r>
+    </w:p>
+    <w:p/>
+    <w:p>
+      <w:r>
+        <w:t xml:space="preserve">    %% </w:t>
+      </w:r>
+      <w:r>
+        <w:rPr>
+          <w:rFonts w:ascii="Segoe UI Emoji" w:hAnsi="Segoe UI Emoji" w:cs="Segoe UI Emoji"/>
+        </w:rPr>
+        <w:t>📝</w:t>
+      </w:r>
+      <w:r>
+        <w:t xml:space="preserve"> Filter Relevant Nodes</w:t>
+      </w:r>
+    </w:p>
+    <w:p>
+      <w:r>
+        <w:t xml:space="preserve">    stringer_nodes = combined_nodes(strcmp(combined_nodes.tag, 'stringer'), :);</w:t>
+      </w:r>
+    </w:p>
+    <w:p/>
+    <w:p>
+      <w:r>
+        <w:t xml:space="preserve">    % Ensure there are stringer nodes</w:t>
+      </w:r>
+    </w:p>
+    <w:p>
+      <w:r>
+        <w:t xml:space="preserve">    if isempty(stringer_nodes)</w:t>
+      </w:r>
+    </w:p>
+    <w:p>
+      <w:r>
+        <w:t xml:space="preserve">        warning('No stringer nodes found in combined_nodes.');</w:t>
+      </w:r>
+    </w:p>
+    <w:p>
+      <w:r>
+        <w:lastRenderedPageBreak/>
+        <w:t xml:space="preserve">        num_stringers_last_rib = 0;</w:t>
+      </w:r>
+    </w:p>
+    <w:p>
+      <w:r>
+        <w:t xml:space="preserve">        max_rib_index = NaN;</w:t>
+      </w:r>
+    </w:p>
+    <w:p>
+      <w:r>
+        <w:t xml:space="preserve">        max_stringer_index = NaN;</w:t>
+      </w:r>
+    </w:p>
+    <w:p>
+      <w:r>
+        <w:t xml:space="preserve">        rib_ranges = [];</w:t>
+      </w:r>
+    </w:p>
+    <w:p>
+      <w:r>
+        <w:t xml:space="preserve">        special_rib_indices = struct('exists_front_spar', false, ...</w:t>
+      </w:r>
+    </w:p>
+    <w:p>
+      <w:r>
+        <w:t xml:space="preserve">                                     'exists_negative_ribs', false, ...</w:t>
+      </w:r>
+    </w:p>
+    <w:p>
+      <w:r>
+        <w:t xml:space="preserve">                                     'special_ribs', []);</w:t>
+      </w:r>
+    </w:p>
+    <w:p>
+      <w:r>
+        <w:t xml:space="preserve">        return;</w:t>
+      </w:r>
+    </w:p>
+    <w:p>
+      <w:r>
+        <w:t xml:space="preserve">    end</w:t>
+      </w:r>
+    </w:p>
+    <w:p/>
+    <w:p>
+      <w:r>
+        <w:t xml:space="preserve">    %% </w:t>
+      </w:r>
+      <w:r>
+        <w:rPr>
+          <w:rFonts w:ascii="Segoe UI Emoji" w:hAnsi="Segoe UI Emoji" w:cs="Segoe UI Emoji"/>
+        </w:rPr>
+        <w:t>🔍</w:t>
+      </w:r>
+      <w:r>
+        <w:t xml:space="preserve"> Find Max and Min Rib/Stringer Indices</w:t>
+      </w:r>
+    </w:p>
+    <w:p>
+      <w:r>
+        <w:t xml:space="preserve">    % Separate regular and special rib indices</w:t>
+      </w:r>
+    </w:p>
+    <w:p>
+      <w:r>
+        <w:t xml:space="preserve">    regular_ribs = stringer_nodes.rib_index(stringer_nodes.rib_index &gt; 0); % Positive rib indices</w:t>
+      </w:r>
+    </w:p>
+    <w:p>
+      <w:r>
+        <w:t xml:space="preserve">    special_ribs = unique(stringer_nodes.rib_index(stringer_nodes.rib_index &lt;= 0)); % Special rib indices (≤ 0)</w:t>
+      </w:r>
+    </w:p>
+    <w:p/>
+    <w:p>
+      <w:r>
+        <w:t xml:space="preserve">    % Compute max rib index for regular ribs</w:t>
+      </w:r>
+    </w:p>
+    <w:p>
+      <w:r>
+        <w:t xml:space="preserve">    if ~isempty(regular_ribs)</w:t>
+      </w:r>
+    </w:p>
+    <w:p>
+      <w:r>
+        <w:t xml:space="preserve">        max_rib_index = max(regular_ribs);</w:t>
+      </w:r>
+    </w:p>
+    <w:p>
+      <w:r>
+        <w:t xml:space="preserve">    else</w:t>
+      </w:r>
+    </w:p>
+    <w:p>
+      <w:r>
+        <w:t xml:space="preserve">        max_rib_index = NaN;</w:t>
+      </w:r>
+    </w:p>
+    <w:p>
+      <w:r>
+        <w:t xml:space="preserve">        warning('No regular ribs (rib_index &gt; 0) found in combined_nodes.');</w:t>
+      </w:r>
+    </w:p>
+    <w:p>
+      <w:r>
+        <w:t xml:space="preserve">    end</w:t>
+      </w:r>
+    </w:p>
+    <w:p/>
+    <w:p>
+      <w:r>
+        <w:t xml:space="preserve">    % Compute max stringer index</w:t>
+      </w:r>
+    </w:p>
+    <w:p>
+      <w:r>
+        <w:t xml:space="preserve">    max_stringer_index = max(stringer_nodes.stringer_index);</w:t>
+      </w:r>
+    </w:p>
+    <w:p/>
+    <w:p>
+      <w:r>
+        <w:lastRenderedPageBreak/>
+        <w:t xml:space="preserve">    %% </w:t>
+      </w:r>
+      <w:r>
+        <w:rPr>
+          <w:rFonts w:ascii="Segoe UI Emoji" w:hAnsi="Segoe UI Emoji" w:cs="Segoe UI Emoji"/>
+        </w:rPr>
+        <w:t>✅</w:t>
+      </w:r>
+      <w:r>
+        <w:t xml:space="preserve"> Detect Special Rib Indices</w:t>
+      </w:r>
+    </w:p>
+    <w:p>
+      <w:r>
+        <w:t xml:space="preserve">    exists_front_spar = any(stringer_nodes.rib_index == 0); % Check if rib_index = 0 exists</w:t>
+      </w:r>
+    </w:p>
+    <w:p>
+      <w:r>
+        <w:t xml:space="preserve">    exists_negative_ribs = any(stringer_nodes.rib_index &lt;= -3); % Check if rib_index &lt;= -3 exists</w:t>
+      </w:r>
+    </w:p>
+    <w:p/>
+    <w:p>
+      <w:r>
+        <w:t xml:space="preserve">    % Store results in a struct</w:t>
+      </w:r>
+    </w:p>
+    <w:p>
+      <w:r>
+        <w:t xml:space="preserve">    special_rib_indices = struct('exists_front_spar', exists_front_spar, ...</w:t>
+      </w:r>
+    </w:p>
+    <w:p>
+      <w:r>
+        <w:t xml:space="preserve">                                 'exists_negative_ribs', exists_negative_ribs, ...</w:t>
+      </w:r>
+    </w:p>
+    <w:p>
+      <w:r>
+        <w:t xml:space="preserve">                                 'special_ribs', special_ribs);</w:t>
+      </w:r>
+    </w:p>
+    <w:p/>
+    <w:p>
+      <w:r>
+        <w:t xml:space="preserve">    %% </w:t>
+      </w:r>
+      <w:r>
+        <w:rPr>
+          <w:rFonts w:ascii="Segoe UI Emoji" w:hAnsi="Segoe UI Emoji" w:cs="Segoe UI Emoji"/>
+        </w:rPr>
+        <w:t>🔄</w:t>
+      </w:r>
+      <w:r>
+        <w:t xml:space="preserve"> Iterate Through Stringers for Ranges</w:t>
+      </w:r>
+    </w:p>
+    <w:p>
+      <w:r>
+        <w:t xml:space="preserve">    rib_ranges = zeros(max_stringer_index, 3); % Preallocate [stringer_index, min_rib, max_rib]</w:t>
+      </w:r>
+    </w:p>
+    <w:p>
+      <w:r>
+        <w:t xml:space="preserve">    num_stringers_last_rib = 0;</w:t>
+      </w:r>
+    </w:p>
+    <w:p/>
+    <w:p>
+      <w:r>
+        <w:t xml:space="preserve">    for stringer_idx = 1:max_stringer_index</w:t>
+      </w:r>
+    </w:p>
+    <w:p>
+      <w:r>
+        <w:t xml:space="preserve">        % Extract nodes for the current stringer</w:t>
+      </w:r>
+    </w:p>
+    <w:p>
+      <w:r>
+        <w:t xml:space="preserve">        current_stringer_nodes = stringer_nodes(stringer_nodes.stringer_index == stringer_idx, :);</w:t>
+      </w:r>
+    </w:p>
+    <w:p/>
+    <w:p>
+      <w:r>
+        <w:t xml:space="preserve">        if isempty(current_stringer_nodes)</w:t>
+      </w:r>
+    </w:p>
+    <w:p>
+      <w:r>
+        <w:t xml:space="preserve">            % If the stringer index doesn't exist in the table, skip</w:t>
+      </w:r>
+    </w:p>
+    <w:p>
+      <w:r>
+        <w:t xml:space="preserve">            continue;</w:t>
+      </w:r>
+    </w:p>
+    <w:p>
+      <w:r>
+        <w:t xml:space="preserve">        end</w:t>
+      </w:r>
+    </w:p>
+    <w:p/>
+    <w:p>
+      <w:r>
+        <w:t xml:space="preserve">        % Find the minimum positive rib index for this stringer</w:t>
+      </w:r>
+    </w:p>
+    <w:p>
+      <w:r>
+        <w:t xml:space="preserve">        positive_ribs = current_stringer_nodes.rib_index(current_stringer_nodes.rib_index &gt; 0);</w:t>
+      </w:r>
+    </w:p>
+    <w:p/>
+    <w:p>
+      <w:r>
+        <w:t xml:space="preserve">        if isempty(positive_ribs)</w:t>
+      </w:r>
+    </w:p>
+    <w:p>
+      <w:r>
+        <w:t xml:space="preserve">            min_rib = NaN; % Assign NaN or a placeholder value if no positive ribs exist</w:t>
+      </w:r>
+    </w:p>
+    <w:p>
+      <w:r>
+        <w:t xml:space="preserve">        else</w:t>
+      </w:r>
+    </w:p>
+    <w:p>
+      <w:r>
+        <w:t xml:space="preserve">            min_rib = min(positive_ribs);</w:t>
+      </w:r>
+    </w:p>
+    <w:p>
+      <w:r>
+        <w:t xml:space="preserve">        end</w:t>
+      </w:r>
+    </w:p>
+    <w:p/>
+    <w:p>
+      <w:r>
+        <w:t xml:space="preserve">        % Find the maximum positive rib index for this stringer</w:t>
+      </w:r>
+    </w:p>
+    <w:p>
+      <w:r>
+        <w:t xml:space="preserve">        max_rib = max(current_stringer_nodes.rib_index);</w:t>
+      </w:r>
+    </w:p>
+    <w:p/>
+    <w:p>
+      <w:r>
+        <w:t xml:space="preserve">        % Check if the stringer reaches the last rib</w:t>
+      </w:r>
+    </w:p>
+    <w:p>
+      <w:r>
+        <w:t xml:space="preserve">        if any(current_stringer_nodes.rib_index == max_rib_index)</w:t>
+      </w:r>
+    </w:p>
+    <w:p>
+      <w:r>
+        <w:t xml:space="preserve">            num_stringers_last_rib = num_stringers_last_rib + 1;</w:t>
+      </w:r>
+    </w:p>
+    <w:p>
+      <w:r>
+        <w:t xml:space="preserve">        end</w:t>
+      </w:r>
+    </w:p>
+    <w:p/>
+    <w:p>
+      <w:r>
+        <w:t xml:space="preserve">        % Store stringer data in rib_ranges</w:t>
+      </w:r>
+    </w:p>
+    <w:p>
+      <w:r>
+        <w:t xml:space="preserve">        rib_ranges(stringer_idx, :) = [stringer_idx, min_rib, max_rib];</w:t>
+      </w:r>
+    </w:p>
+    <w:p>
+      <w:r>
+        <w:t xml:space="preserve">    end</w:t>
+      </w:r>
+    </w:p>
+    <w:p/>
+    <w:p>
+      <w:r>
+        <w:t xml:space="preserve">    %% Remove Unused Rows in rib_ranges</w:t>
+      </w:r>
+    </w:p>
+    <w:p>
+      <w:r>
+        <w:t xml:space="preserve">    rib_ranges = rib_ranges(any(rib_ranges, 2), :); % Remove rows with all zeros</w:t>
+      </w:r>
+    </w:p>
+    <w:p/>
+    <w:p>
+      <w:r>
+        <w:t xml:space="preserve">    %% </w:t>
+      </w:r>
+      <w:r>
+        <w:rPr>
+          <w:rFonts w:ascii="Segoe UI Emoji" w:hAnsi="Segoe UI Emoji" w:cs="Segoe UI Emoji"/>
+        </w:rPr>
+        <w:t>✅</w:t>
+      </w:r>
+      <w:r>
+        <w:t xml:space="preserve"> Output Results</w:t>
+      </w:r>
+    </w:p>
+    <w:p>
+      <w:r>
+        <w:t xml:space="preserve">    % Uncomment to display results</w:t>
+      </w:r>
+    </w:p>
+    <w:p>
+      <w:r>
+        <w:t xml:space="preserve">    % disp(['Number of stringers reaching the last rib: ', num2str(num_stringers_last_rib)]);</w:t>
+      </w:r>
+    </w:p>
+    <w:p>
+      <w:r>
+        <w:t xml:space="preserve">    % disp(['Max rib index: ', num2str(max_rib_index)]);</w:t>
+      </w:r>
+    </w:p>
+    <w:p>
+      <w:r>
+        <w:t xml:space="preserve">    % disp(['Max stringer index: ', num2str(max_stringer_index)]);</w:t>
+      </w:r>
+    </w:p>
+    <w:p>
+      <w:r>
+        <w:lastRenderedPageBreak/>
+        <w:t xml:space="preserve">    % disp('Rib ranges for each stringer:');</w:t>
+      </w:r>
+    </w:p>
+    <w:p>
+      <w:r>
+        <w:t xml:space="preserve">    % disp(array2table(rib_ranges, 'VariableNames', {'Stringer_Index', 'Min_Rib', 'Max_Rib'}));</w:t>
+      </w:r>
+    </w:p>
+    <w:p>
+      <w:r>
+        <w:t>end</w:t>
+      </w:r>
+    </w:p>
+    <w:p>
+      <w:r>
+        <w:pict w14:anchorId="5CB00E72">
+          <v:rect id="_x0000_i1099" style="width:0;height:1.5pt" o:hralign="center" o:hrstd="t" o:hr="t" fillcolor="#a0a0a0" stroked="f"/>
+        </w:pict>
+      </w:r>
+    </w:p>
+    <w:p>
+      <w:pPr>
+        <w:rPr>
+          <w:b/>
+          <w:bCs/>
+        </w:rPr>
+      </w:pPr>
+      <w:r>
+        <w:rPr>
+          <w:b/>
+          <w:bCs/>
+        </w:rPr>
+        <w:t>What’s New in the Updated Function?</w:t>
+      </w:r>
+    </w:p>
+    <w:p>
+      <w:pPr>
+        <w:numPr>
+          <w:ilvl w:val="0"/>
+          <w:numId w:val="19"/>
+        </w:numPr>
+      </w:pPr>
+      <w:r>
+        <w:rPr>
+          <w:b/>
+          <w:bCs/>
+        </w:rPr>
+        <w:t>Added special_rib_indices Output</w:t>
+      </w:r>
+      <w:r>
+        <w:t>:</w:t>
+      </w:r>
+    </w:p>
+    <w:p>
+      <w:pPr>
+        <w:numPr>
+          <w:ilvl w:val="1"/>
+          <w:numId w:val="19"/>
+        </w:numPr>
+      </w:pPr>
+      <w:r>
+        <w:t xml:space="preserve">This output is a </w:t>
+      </w:r>
+      <w:r>
+        <w:rPr>
+          <w:b/>
+          <w:bCs/>
+        </w:rPr>
+        <w:t>struct</w:t>
+      </w:r>
+      <w:r>
+        <w:t xml:space="preserve"> containing:</w:t>
+      </w:r>
+    </w:p>
+    <w:p>
+      <w:pPr>
+        <w:numPr>
+          <w:ilvl w:val="2"/>
+          <w:numId w:val="19"/>
+        </w:numPr>
+      </w:pPr>
+      <w:r>
+        <w:t>exists_front_spar: Boolean to check if rib_index = 0 exists.</w:t>
+      </w:r>
+    </w:p>
+    <w:p>
+      <w:pPr>
+        <w:numPr>
+          <w:ilvl w:val="2"/>
+          <w:numId w:val="19"/>
+        </w:numPr>
+      </w:pPr>
+      <w:r>
+        <w:t>exists_negative_ribs: Boolean to check if ribs with rib_index &lt;= -3 exist.</w:t>
+      </w:r>
+    </w:p>
+    <w:p>
+      <w:pPr>
+        <w:numPr>
+          <w:ilvl w:val="2"/>
+          <w:numId w:val="19"/>
+        </w:numPr>
+      </w:pPr>
+      <w:r>
+        <w:t>special_ribs: A vector of all special rib indices (those ≤ 0, including -1, -2, 0, etc.).</w:t>
+      </w:r>
+    </w:p>
+    <w:p>
+      <w:pPr>
+        <w:numPr>
+          <w:ilvl w:val="0"/>
+          <w:numId w:val="19"/>
+        </w:numPr>
+      </w:pPr>
+      <w:r>
+        <w:rPr>
+          <w:b/>
+          <w:bCs/>
+        </w:rPr>
+        <w:t>Separate Handling for Special Ribs</w:t>
+      </w:r>
+      <w:r>
+        <w:t>:</w:t>
+      </w:r>
+    </w:p>
+    <w:p>
+      <w:pPr>
+        <w:numPr>
+          <w:ilvl w:val="1"/>
+          <w:numId w:val="19"/>
+        </w:numPr>
+      </w:pPr>
+      <w:r>
+        <w:t xml:space="preserve">Explicitly identifies and separates </w:t>
+      </w:r>
+      <w:r>
+        <w:rPr>
+          <w:b/>
+          <w:bCs/>
+        </w:rPr>
+        <w:t>special ribs</w:t>
+      </w:r>
+      <w:r>
+        <w:t xml:space="preserve"> (rib_index ≤ 0) from </w:t>
+      </w:r>
+      <w:r>
+        <w:rPr>
+          <w:b/>
+          <w:bCs/>
+        </w:rPr>
+        <w:t>regular ribs</w:t>
+      </w:r>
+      <w:r>
+        <w:t xml:space="preserve"> (rib_index &gt; 0).</w:t>
+      </w:r>
+    </w:p>
+    <w:p>
+      <w:pPr>
+        <w:numPr>
+          <w:ilvl w:val="1"/>
+          <w:numId w:val="19"/>
+        </w:numPr>
+      </w:pPr>
+      <w:r>
+        <w:t>Ensures flexibility to accommodate new special ribs like rib_index = -3, -4, etc..</w:t>
+      </w:r>
+    </w:p>
+    <w:p>
+      <w:pPr>
+        <w:numPr>
+          <w:ilvl w:val="0"/>
+          <w:numId w:val="19"/>
+        </w:numPr>
+      </w:pPr>
+      <w:r>
+        <w:rPr>
+          <w:b/>
+          <w:bCs/>
+        </w:rPr>
+        <w:t>Improved Error Handling</w:t>
+      </w:r>
+      <w:r>
+        <w:t>:</w:t>
+      </w:r>
+    </w:p>
+    <w:p>
+      <w:pPr>
+        <w:numPr>
+          <w:ilvl w:val="1"/>
+          <w:numId w:val="19"/>
+        </w:numPr>
+      </w:pPr>
+      <w:r>
+        <w:t>Issues warnings if no regular ribs are found.</w:t>
+      </w:r>
+    </w:p>
+    <w:p>
+      <w:pPr>
+        <w:numPr>
+          <w:ilvl w:val="1"/>
+          <w:numId w:val="19"/>
+        </w:numPr>
+      </w:pPr>
+      <w:r>
+        <w:t>Checks for potential edge cases, such as empty stringer nodes or missing data.</w:t>
+      </w:r>
+    </w:p>
+    <w:p>
+      <w:pPr>
+        <w:numPr>
+          <w:ilvl w:val="0"/>
+          <w:numId w:val="19"/>
+        </w:numPr>
+      </w:pPr>
+      <w:r>
+        <w:rPr>
+          <w:b/>
+          <w:bCs/>
+        </w:rPr>
+        <w:t>Future-Proofing</w:t>
+      </w:r>
+      <w:r>
+        <w:t>:</w:t>
+      </w:r>
+    </w:p>
+    <w:p>
+      <w:pPr>
+        <w:numPr>
+          <w:ilvl w:val="1"/>
+          <w:numId w:val="19"/>
+        </w:numPr>
+      </w:pPr>
+      <w:r>
+        <w:t>Makes the function more adaptable by explicitly handling rib_index = 0 and other negative indices.</w:t>
+      </w:r>
+    </w:p>
+    <w:p>
+      <w:pPr>
+        <w:numPr>
+          <w:ilvl w:val="1"/>
+          <w:numId w:val="19"/>
+        </w:numPr>
+      </w:pPr>
+      <w:r>
+        <w:t>Adding new special ribs in future (e.g., rib_index = -3) will require minimal changes, as the function dynamically identifies and processes all special indices.</w:t>
+      </w:r>
+    </w:p>
+    <w:p>
+      <w:r>
+        <w:pict w14:anchorId="69271955">
+          <v:rect id="_x0000_i1100" style="width:0;height:1.5pt" o:hralign="center" o:hrstd="t" o:hr="t" fillcolor="#a0a0a0" stroked="f"/>
+        </w:pict>
+      </w:r>
+    </w:p>
+    <w:p>
+      <w:pPr>
+        <w:rPr>
+          <w:b/>
+          <w:bCs/>
+        </w:rPr>
+      </w:pPr>
+      <w:r>
+        <w:rPr>
+          <w:b/>
+          <w:bCs/>
+        </w:rPr>
+        <w:t>Advantages of the Updated Function</w:t>
+      </w:r>
+    </w:p>
+    <w:p>
+      <w:pPr>
+        <w:numPr>
+          <w:ilvl w:val="0"/>
+          <w:numId w:val="20"/>
+        </w:numPr>
+      </w:pPr>
+      <w:r>
+        <w:rPr>
+          <w:b/>
+          <w:bCs/>
+        </w:rPr>
+        <w:lastRenderedPageBreak/>
+        <w:t>Scalability</w:t>
+      </w:r>
+      <w:r>
+        <w:t>: Handles future changes in rib indexing conventions, such as the addition of ribs with rib_index &lt;= -3.</w:t>
+      </w:r>
+    </w:p>
+    <w:p>
+      <w:pPr>
+        <w:numPr>
+          <w:ilvl w:val="0"/>
+          <w:numId w:val="20"/>
+        </w:numPr>
+      </w:pPr>
+      <w:r>
+        <w:rPr>
+          <w:b/>
+          <w:bCs/>
+        </w:rPr>
+        <w:t>Robustness</w:t>
+      </w:r>
+      <w:r>
+        <w:t>: Ensures proper detection and processing of special cases like rib_index = 0 and negative ribs.</w:t>
+      </w:r>
+    </w:p>
+    <w:p>
+      <w:pPr>
+        <w:numPr>
+          <w:ilvl w:val="0"/>
+          <w:numId w:val="20"/>
+        </w:numPr>
+      </w:pPr>
+      <w:r>
+        <w:rPr>
+          <w:b/>
+          <w:bCs/>
+        </w:rPr>
+        <w:t>Flexibility</w:t>
+      </w:r>
+      <w:r>
+        <w:t>: Maintains separate logic for regular and special ribs, making it easier to add custom behavior for each case.</w:t>
+      </w:r>
+    </w:p>
+    <w:p>
+      <w:pPr>
+        <w:numPr>
+          <w:ilvl w:val="0"/>
+          <w:numId w:val="20"/>
+        </w:numPr>
+      </w:pPr>
+      <w:r>
+        <w:rPr>
+          <w:b/>
+          <w:bCs/>
+        </w:rPr>
+        <w:t>Improved Debugging</w:t>
+      </w:r>
+      <w:r>
+        <w:t>: The special_rib_indices output provides a quick overview of whether special ribs are present, aiding debugging and validation.</w:t>
+      </w:r>
+    </w:p>
+    <w:p>
+      <w:r>
+        <w:pict w14:anchorId="1C03BDA1">
+          <v:rect id="_x0000_i1101" style="width:0;height:1.5pt" o:hralign="center" o:hrstd="t" o:hr="t" fillcolor="#a0a0a0" stroked="f"/>
+        </w:pict>
+      </w:r>
+    </w:p>
+    <w:p>
+      <w:pPr>
+        <w:rPr>
+          <w:b/>
+          <w:bCs/>
+        </w:rPr>
+      </w:pPr>
+      <w:r>
+        <w:rPr>
+          <w:b/>
+          <w:bCs/>
+        </w:rPr>
+        <w:t>Next Steps</w:t>
+      </w:r>
+    </w:p>
+    <w:p>
+      <w:pPr>
+        <w:numPr>
+          <w:ilvl w:val="0"/>
+          <w:numId w:val="21"/>
+        </w:numPr>
+      </w:pPr>
+      <w:r>
+        <w:t>Test the function with datasets containing:</w:t>
+      </w:r>
+    </w:p>
+    <w:p>
+      <w:pPr>
+        <w:numPr>
+          <w:ilvl w:val="1"/>
+          <w:numId w:val="21"/>
+        </w:numPr>
+      </w:pPr>
+      <w:r>
+        <w:t>Ribs with rib_index = 0.</w:t>
+      </w:r>
+    </w:p>
+    <w:p>
+      <w:pPr>
+        <w:numPr>
+          <w:ilvl w:val="1"/>
+          <w:numId w:val="21"/>
+        </w:numPr>
+      </w:pPr>
+      <w:r>
+        <w:t>Negative ribs like rib_index = -3, -4.</w:t>
+      </w:r>
+    </w:p>
+    <w:p>
+      <w:pPr>
+        <w:numPr>
+          <w:ilvl w:val="1"/>
+          <w:numId w:val="21"/>
+        </w:numPr>
+      </w:pPr>
+      <w:r>
+        <w:t>Only regular ribs (positive indices).</w:t>
+      </w:r>
+    </w:p>
+    <w:p>
+      <w:pPr>
+        <w:numPr>
+          <w:ilvl w:val="1"/>
+          <w:numId w:val="21"/>
+        </w:numPr>
+      </w:pPr>
+      <w:r>
+        <w:t>Mixed cases (regular and special ribs together).</w:t>
+      </w:r>
+    </w:p>
+    <w:p>
+      <w:pPr>
+        <w:numPr>
+          <w:ilvl w:val="0"/>
+          <w:numId w:val="21"/>
+        </w:numPr>
+      </w:pPr>
+      <w:r>
+        <w:t>Document examples in the function header to illustrate how special_rib_indices can be used in practice.</w:t>
+      </w:r>
+    </w:p>
+    <w:p>
+      <w:r>
+        <w:t xml:space="preserve">If you need further modifications or explanations, feel free to ask! </w:t>
+      </w:r>
+      <w:r>
+        <w:rPr>
+          <w:rFonts w:ascii="Segoe UI Emoji" w:hAnsi="Segoe UI Emoji" w:cs="Segoe UI Emoji"/>
+        </w:rPr>
+        <w:t>😊</w:t>
+      </w:r>
+    </w:p>
+    <w:p>
+      <w:pPr>
+        <w:rPr>
+          <w:b/>
+          <w:bCs/>
+        </w:rPr>
+      </w:pPr>
+      <w:r>
+        <w:rPr>
+          <w:b/>
+          <w:bCs/>
+        </w:rPr>
+        <w:t>You said:</w:t>
+      </w:r>
+    </w:p>
+    <w:p>
+      <w:r>
+        <w:t xml:space="preserve">"I aim to establish a clear and standardized documentation framework to ensure accurate interpretation of the information I provide. This documentation will serve two main purposes: first, it will act as a reference guide for me when writing the thesis later, helping maintain consistency and clarity in the presentation of my ideas. Second, it will facilitate effective communication with you, ensuring that the context and intent of the documented information are fully understood without room for misinterpretation." I want to record that I only have one extra rib the rib_index = 0. However, I can extend it for the future or, at least, mention it at the report for the defence. </w:t>
+      </w:r>
+    </w:p>
+    <w:p>
+      <w:pPr>
+        <w:rPr>
+          <w:b/>
+          <w:bCs/>
+        </w:rPr>
+      </w:pPr>
+      <w:r>
+        <w:rPr>
+          <w:b/>
+          <w:bCs/>
+        </w:rPr>
+        <w:t>ChatGPT said:</w:t>
+      </w:r>
+    </w:p>
+    <w:p>
+      <w:r>
+        <w:t xml:space="preserve">This is a great approach for establishing a </w:t>
+      </w:r>
+      <w:r>
+        <w:rPr>
+          <w:b/>
+          <w:bCs/>
+        </w:rPr>
+        <w:t>clear and consistent documentation framework</w:t>
+      </w:r>
+      <w:r>
+        <w:t xml:space="preserve">! Including a standardized structure for documenting your work ensures that your thesis is well-organized and that any additional future extensions (e.g., </w:t>
+      </w:r>
+      <w:r>
+        <w:lastRenderedPageBreak/>
+        <w:t>adding ribs with rib_index = -3, -4, etc.) are seamlessly integrated into your methodology. Below is a refined and detailed documentation framework based on your statement, along with suggestions on how to address the current rib structure (rib_index = 0) while preparing for potential extensions in the future.</w:t>
+      </w:r>
+    </w:p>
+    <w:p>
+      <w:r>
+        <w:pict w14:anchorId="568E849B">
+          <v:rect id="_x0000_i1102" style="width:0;height:1.5pt" o:hralign="center" o:hrstd="t" o:hr="t" fillcolor="#a0a0a0" stroked="f"/>
+        </w:pict>
+      </w:r>
+    </w:p>
+    <w:p>
+      <w:pPr>
+        <w:rPr>
+          <w:b/>
+          <w:bCs/>
+        </w:rPr>
+      </w:pPr>
+      <w:r>
+        <w:rPr>
+          <w:b/>
+          <w:bCs/>
+        </w:rPr>
+        <w:t>Documentation Framework for Rib Index Conventions</w:t>
+      </w:r>
+    </w:p>
+    <w:p>
+      <w:pPr>
+        <w:rPr>
+          <w:b/>
+          <w:bCs/>
+        </w:rPr>
+      </w:pPr>
+      <w:r>
+        <w:rPr>
+          <w:b/>
+          <w:bCs/>
+        </w:rPr>
+        <w:t>Purpose</w:t>
+      </w:r>
+    </w:p>
+    <w:p>
+      <w:pPr>
+        <w:numPr>
+          <w:ilvl w:val="0"/>
+          <w:numId w:val="22"/>
+        </w:numPr>
+      </w:pPr>
+      <w:r>
+        <w:t>To establish a standardized and unambiguous rib indexing system, ensuring clarity in the interpretation of data and structural elements.</w:t>
+      </w:r>
+    </w:p>
+    <w:p>
+      <w:pPr>
+        <w:numPr>
+          <w:ilvl w:val="0"/>
+          <w:numId w:val="22"/>
+        </w:numPr>
+      </w:pPr>
+      <w:r>
+        <w:t>To document current conventions and plan for potential future extensions, providing a solid foundation for future work.</w:t>
+      </w:r>
+    </w:p>
+    <w:p>
+      <w:pPr>
+        <w:numPr>
+          <w:ilvl w:val="0"/>
+          <w:numId w:val="22"/>
+        </w:numPr>
+      </w:pPr>
+      <w:r>
+        <w:t>To facilitate consistency in the thesis report and effective communication during the defense.</w:t>
+      </w:r>
+    </w:p>
+    <w:p>
+      <w:r>
+        <w:pict w14:anchorId="34821436">
+          <v:rect id="_x0000_i1103" style="width:0;height:1.5pt" o:hralign="center" o:hrstd="t" o:hr="t" fillcolor="#a0a0a0" stroked="f"/>
+        </w:pict>
+      </w:r>
+    </w:p>
+    <w:p>
+      <w:pPr>
+        <w:rPr>
+          <w:b/>
+          <w:bCs/>
+        </w:rPr>
+      </w:pPr>
+      <w:r>
+        <w:rPr>
+          <w:b/>
+          <w:bCs/>
+        </w:rPr>
+        <w:t>Current Rib Index Structure</w:t>
+      </w:r>
+    </w:p>
+    <w:p>
+      <w:pPr>
+        <w:numPr>
+          <w:ilvl w:val="0"/>
+          <w:numId w:val="23"/>
+        </w:numPr>
+      </w:pPr>
+      <w:r>
+        <w:rPr>
+          <w:b/>
+          <w:bCs/>
+        </w:rPr>
+        <w:t>Positive Indices (rib_index &gt;= 1)</w:t>
+      </w:r>
+      <w:r>
+        <w:t>:</w:t>
+      </w:r>
+    </w:p>
+    <w:p>
+      <w:pPr>
+        <w:numPr>
+          <w:ilvl w:val="1"/>
+          <w:numId w:val="23"/>
+        </w:numPr>
+      </w:pPr>
+      <w:r>
+        <w:t xml:space="preserve">These indices represent </w:t>
+      </w:r>
+      <w:r>
+        <w:rPr>
+          <w:b/>
+          <w:bCs/>
+        </w:rPr>
+        <w:t>regular ribs</w:t>
+      </w:r>
+      <w:r>
+        <w:t>, numbered sequentially from 1 to max_rib.</w:t>
+      </w:r>
+    </w:p>
+    <w:p>
+      <w:pPr>
+        <w:numPr>
+          <w:ilvl w:val="1"/>
+          <w:numId w:val="23"/>
+        </w:numPr>
+      </w:pPr>
+      <w:r>
+        <w:t xml:space="preserve">The index rib_index = 1 corresponds to the </w:t>
+      </w:r>
+      <w:r>
+        <w:rPr>
+          <w:b/>
+          <w:bCs/>
+        </w:rPr>
+        <w:t>first physical rib</w:t>
+      </w:r>
+      <w:r>
+        <w:t xml:space="preserve"> in the wing structure.</w:t>
+      </w:r>
+    </w:p>
+    <w:p>
+      <w:pPr>
+        <w:numPr>
+          <w:ilvl w:val="1"/>
+          <w:numId w:val="23"/>
+        </w:numPr>
+      </w:pPr>
+      <w:r>
+        <w:t>Regular ribs are the primary focus for structural analysis, stringer attachment, and aerodynamic performance.</w:t>
+      </w:r>
+    </w:p>
+    <w:p>
+      <w:pPr>
+        <w:numPr>
+          <w:ilvl w:val="0"/>
+          <w:numId w:val="23"/>
+        </w:numPr>
+      </w:pPr>
+      <w:r>
+        <w:rPr>
+          <w:b/>
+          <w:bCs/>
+        </w:rPr>
+        <w:t>Special Rib Indices</w:t>
+      </w:r>
+      <w:r>
+        <w:t>:</w:t>
+      </w:r>
+    </w:p>
+    <w:p>
+      <w:pPr>
+        <w:numPr>
+          <w:ilvl w:val="1"/>
+          <w:numId w:val="23"/>
+        </w:numPr>
+      </w:pPr>
+      <w:r>
+        <w:rPr>
+          <w:b/>
+          <w:bCs/>
+        </w:rPr>
+        <w:t>Root Rib (rib_index = -1)</w:t>
+      </w:r>
+      <w:r>
+        <w:t>: Represents the rib at the root of the wing, typically where the wing is connected to the fuselage. This rib often requires specialized handling due to geometric or structural constraints.</w:t>
+      </w:r>
+    </w:p>
+    <w:p>
+      <w:pPr>
+        <w:numPr>
+          <w:ilvl w:val="1"/>
+          <w:numId w:val="23"/>
+        </w:numPr>
+      </w:pPr>
+      <w:r>
+        <w:rPr>
+          <w:b/>
+          <w:bCs/>
+        </w:rPr>
+        <w:t>Front Spar Rib (rib_index = 0)</w:t>
+      </w:r>
+      <w:r>
+        <w:t>: Represents the intersection of the front spar with the first physical rib. It is used to bridge the spar geometry with the wing structure.</w:t>
+      </w:r>
+    </w:p>
+    <w:p>
+      <w:pPr>
+        <w:numPr>
+          <w:ilvl w:val="0"/>
+          <w:numId w:val="23"/>
+        </w:numPr>
+      </w:pPr>
+      <w:r>
+        <w:rPr>
+          <w:b/>
+          <w:bCs/>
+        </w:rPr>
+        <w:t>Key Characteristics of rib_index = 0</w:t>
+      </w:r>
+      <w:r>
+        <w:t>:</w:t>
+      </w:r>
+    </w:p>
+    <w:p>
+      <w:pPr>
+        <w:numPr>
+          <w:ilvl w:val="1"/>
+          <w:numId w:val="23"/>
+        </w:numPr>
+      </w:pPr>
+      <w:r>
+        <w:t xml:space="preserve">It is the </w:t>
+      </w:r>
+      <w:r>
+        <w:rPr>
+          <w:b/>
+          <w:bCs/>
+        </w:rPr>
+        <w:t>only extra rib</w:t>
+      </w:r>
+      <w:r>
+        <w:t xml:space="preserve"> currently in the system.</w:t>
+      </w:r>
+    </w:p>
+    <w:p>
+      <w:pPr>
+        <w:numPr>
+          <w:ilvl w:val="1"/>
+          <w:numId w:val="23"/>
+        </w:numPr>
+      </w:pPr>
+      <w:r>
+        <w:lastRenderedPageBreak/>
+        <w:t>Serves a specific purpose, distinct from the sequential numbering of physical ribs.</w:t>
+      </w:r>
+    </w:p>
+    <w:p>
+      <w:pPr>
+        <w:numPr>
+          <w:ilvl w:val="1"/>
+          <w:numId w:val="23"/>
+        </w:numPr>
+      </w:pPr>
+      <w:r>
+        <w:t>It is processed only when explicitly required in computations (e.g., during corner surface creation or when defining special zones of the wing).</w:t>
+      </w:r>
+    </w:p>
+    <w:p>
+      <w:pPr>
+        <w:numPr>
+          <w:ilvl w:val="0"/>
+          <w:numId w:val="23"/>
+        </w:numPr>
+      </w:pPr>
+      <w:r>
+        <w:rPr>
+          <w:b/>
+          <w:bCs/>
+        </w:rPr>
+        <w:t>Restrictions</w:t>
+      </w:r>
+      <w:r>
+        <w:t>:</w:t>
+      </w:r>
+    </w:p>
+    <w:p>
+      <w:pPr>
+        <w:numPr>
+          <w:ilvl w:val="1"/>
+          <w:numId w:val="23"/>
+        </w:numPr>
+      </w:pPr>
+      <w:r>
+        <w:t>rib_index = 0 must appear only once in the dataset. Any duplicate occurrences will trigger a warning.</w:t>
+      </w:r>
+    </w:p>
+    <w:p>
+      <w:pPr>
+        <w:numPr>
+          <w:ilvl w:val="1"/>
+          <w:numId w:val="23"/>
+        </w:numPr>
+      </w:pPr>
+      <w:r>
+        <w:t>Currently, no ribs with indices ≤ -3 are included in the model. However, the framework can be extended to include them in the future if necessary.</w:t>
+      </w:r>
+    </w:p>
+    <w:p>
+      <w:r>
+        <w:pict w14:anchorId="7D4E36A7">
+          <v:rect id="_x0000_i1104" style="width:0;height:1.5pt" o:hralign="center" o:hrstd="t" o:hr="t" fillcolor="#a0a0a0" stroked="f"/>
+        </w:pict>
+      </w:r>
+    </w:p>
+    <w:p>
+      <w:pPr>
+        <w:rPr>
+          <w:b/>
+          <w:bCs/>
+        </w:rPr>
+      </w:pPr>
+      <w:r>
+        <w:rPr>
+          <w:b/>
+          <w:bCs/>
+        </w:rPr>
+        <w:t>Potential Future Extensions</w:t>
+      </w:r>
+    </w:p>
+    <w:p>
+      <w:pPr>
+        <w:numPr>
+          <w:ilvl w:val="0"/>
+          <w:numId w:val="24"/>
+        </w:numPr>
+      </w:pPr>
+      <w:r>
+        <w:rPr>
+          <w:b/>
+          <w:bCs/>
+        </w:rPr>
+        <w:t>Addition of Auxiliary Ribs</w:t>
+      </w:r>
+      <w:r>
+        <w:t>:</w:t>
+      </w:r>
+    </w:p>
+    <w:p>
+      <w:pPr>
+        <w:numPr>
+          <w:ilvl w:val="1"/>
+          <w:numId w:val="24"/>
+        </w:numPr>
+      </w:pPr>
+      <w:r>
+        <w:t>Future work may introduce auxiliary ribs with indices like rib_index = -3, rib_index = -4, etc.</w:t>
+      </w:r>
+    </w:p>
+    <w:p>
+      <w:pPr>
+        <w:numPr>
+          <w:ilvl w:val="1"/>
+          <w:numId w:val="24"/>
+        </w:numPr>
+      </w:pPr>
+      <w:r>
+        <w:t>These ribs could represent additional structural elements, such as:</w:t>
+      </w:r>
+    </w:p>
+    <w:p>
+      <w:pPr>
+        <w:numPr>
+          <w:ilvl w:val="2"/>
+          <w:numId w:val="24"/>
+        </w:numPr>
+      </w:pPr>
+      <w:r>
+        <w:rPr>
+          <w:b/>
+          <w:bCs/>
+        </w:rPr>
+        <w:t>Intermediate ribs</w:t>
+      </w:r>
+      <w:r>
+        <w:t xml:space="preserve"> at specific spar intersections.</w:t>
+      </w:r>
+    </w:p>
+    <w:p>
+      <w:pPr>
+        <w:numPr>
+          <w:ilvl w:val="2"/>
+          <w:numId w:val="24"/>
+        </w:numPr>
+      </w:pPr>
+      <w:r>
+        <w:rPr>
+          <w:b/>
+          <w:bCs/>
+        </w:rPr>
+        <w:t>Auxiliary ribs</w:t>
+      </w:r>
+      <w:r>
+        <w:t xml:space="preserve"> to reinforce zones with high stress concentrations or geometric discontinuities.</w:t>
+      </w:r>
+    </w:p>
+    <w:p>
+      <w:pPr>
+        <w:numPr>
+          <w:ilvl w:val="0"/>
+          <w:numId w:val="24"/>
+        </w:numPr>
+      </w:pPr>
+      <w:r>
+        <w:rPr>
+          <w:b/>
+          <w:bCs/>
+        </w:rPr>
+        <w:t>Documentation of New Rib Indices</w:t>
+      </w:r>
+      <w:r>
+        <w:t>:</w:t>
+      </w:r>
+    </w:p>
+    <w:p>
+      <w:pPr>
+        <w:numPr>
+          <w:ilvl w:val="1"/>
+          <w:numId w:val="24"/>
+        </w:numPr>
+      </w:pPr>
+      <w:r>
+        <w:t>For any new ribs added in the future, the conventions established here will serve as a template for documentation.</w:t>
+      </w:r>
+    </w:p>
+    <w:p>
+      <w:pPr>
+        <w:numPr>
+          <w:ilvl w:val="1"/>
+          <w:numId w:val="24"/>
+        </w:numPr>
+      </w:pPr>
+      <w:r>
+        <w:t>Each new rib index will be assigned a specific purpose and documented in a similar manner to rib_index = -1 and rib_index = 0.</w:t>
+      </w:r>
+    </w:p>
+    <w:p>
+      <w:pPr>
+        <w:numPr>
+          <w:ilvl w:val="0"/>
+          <w:numId w:val="24"/>
+        </w:numPr>
+      </w:pPr>
+      <w:r>
+        <w:rPr>
+          <w:b/>
+          <w:bCs/>
+        </w:rPr>
+        <w:t>Report Mentions</w:t>
+      </w:r>
+      <w:r>
+        <w:t>:</w:t>
+      </w:r>
+    </w:p>
+    <w:p>
+      <w:pPr>
+        <w:numPr>
+          <w:ilvl w:val="1"/>
+          <w:numId w:val="24"/>
+        </w:numPr>
+      </w:pPr>
+      <w:r>
+        <w:t>The thesis will include a mention of the current system (with rib_index = 0 as the only extra rib) while acknowledging the flexibility of the framework for future extensions.</w:t>
+      </w:r>
+    </w:p>
+    <w:p>
+      <w:r>
+        <w:pict w14:anchorId="3C93991B">
+          <v:rect id="_x0000_i1105" style="width:0;height:1.5pt" o:hralign="center" o:hrstd="t" o:hr="t" fillcolor="#a0a0a0" stroked="f"/>
+        </w:pict>
+      </w:r>
+    </w:p>
+    <w:p>
+      <w:pPr>
+        <w:rPr>
+          <w:b/>
+          <w:bCs/>
+        </w:rPr>
+      </w:pPr>
+      <w:r>
+        <w:rPr>
+          <w:b/>
+          <w:bCs/>
+        </w:rPr>
+        <w:t>Implementation in Thesis Report</w:t>
+      </w:r>
+    </w:p>
+    <w:p>
+      <w:pPr>
+        <w:numPr>
+          <w:ilvl w:val="0"/>
+          <w:numId w:val="25"/>
+        </w:numPr>
+      </w:pPr>
+      <w:r>
+        <w:rPr>
+          <w:b/>
+          <w:bCs/>
+        </w:rPr>
+        <w:t>Clear Explanation of Current Ribs</w:t>
+      </w:r>
+      <w:r>
+        <w:t>:</w:t>
+      </w:r>
+    </w:p>
+    <w:p>
+      <w:pPr>
+        <w:numPr>
+          <w:ilvl w:val="1"/>
+          <w:numId w:val="25"/>
+        </w:numPr>
+      </w:pPr>
+      <w:r>
+        <w:lastRenderedPageBreak/>
+        <w:t>Include a table or diagram that explains the current rib indexing system.</w:t>
+      </w:r>
+    </w:p>
+    <w:p>
+      <w:pPr>
+        <w:numPr>
+          <w:ilvl w:val="1"/>
+          <w:numId w:val="25"/>
+        </w:numPr>
+      </w:pPr>
+      <w:r>
+        <w:t>Example table:</w:t>
+      </w:r>
+    </w:p>
+    <w:tbl>
+      <w:tblPr>
+        <w:tblW w:w="0" w:type="auto"/>
+        <w:tblCellSpacing w:w="15" w:type="dxa"/>
+        <w:tblCellMar>
+          <w:top w:w="15" w:type="dxa"/>
+          <w:left w:w="15" w:type="dxa"/>
+          <w:bottom w:w="15" w:type="dxa"/>
+          <w:right w:w="15" w:type="dxa"/>
+        </w:tblCellMar>
+        <w:tblLook w:val="04A0" w:firstRow="1" w:lastRow="0" w:firstColumn="1" w:lastColumn="0" w:noHBand="0" w:noVBand="1"/>
+      </w:tblPr>
+      <w:tblGrid>
+        <w:gridCol w:w="1330"/>
+        <w:gridCol w:w="1431"/>
+        <w:gridCol w:w="4141"/>
+      </w:tblGrid>
+      <w:tr>
+        <w:trPr>
+          <w:tblHeader/>
+          <w:tblCellSpacing w:w="15" w:type="dxa"/>
+        </w:trPr>
+        <w:tc>
+          <w:tcPr>
+            <w:tcW w:w="0" w:type="auto"/>
+            <w:vAlign w:val="center"/>
+            <w:hideMark/>
+          </w:tcPr>
+          <w:p>
+            <w:pPr>
+              <w:rPr>
+                <w:b/>
+                <w:bCs/>
+              </w:rPr>
+            </w:pPr>
+            <w:r>
+              <w:rPr>
+                <w:b/>
+                <w:bCs/>
+              </w:rPr>
+              <w:t>Rib Index</w:t>
+            </w:r>
+          </w:p>
+        </w:tc>
+        <w:tc>
+          <w:tcPr>
+            <w:tcW w:w="0" w:type="auto"/>
+            <w:vAlign w:val="center"/>
+            <w:hideMark/>
+          </w:tcPr>
+          <w:p>
+            <w:pPr>
+              <w:rPr>
+                <w:b/>
+                <w:bCs/>
+              </w:rPr>
+            </w:pPr>
+            <w:r>
+              <w:rPr>
+                <w:b/>
+                <w:bCs/>
+              </w:rPr>
+              <w:t>Description</w:t>
+            </w:r>
+          </w:p>
+        </w:tc>
+        <w:tc>
+          <w:tcPr>
+            <w:tcW w:w="0" w:type="auto"/>
+            <w:vAlign w:val="center"/>
+            <w:hideMark/>
+          </w:tcPr>
+          <w:p>
+            <w:pPr>
+              <w:rPr>
+                <w:b/>
+                <w:bCs/>
+              </w:rPr>
+            </w:pPr>
+            <w:r>
+              <w:rPr>
+                <w:b/>
+                <w:bCs/>
+              </w:rPr>
+              <w:t>Notes</w:t>
+            </w:r>
+          </w:p>
+        </w:tc>
+      </w:tr>
+      <w:tr>
+        <w:trPr>
+          <w:tblCellSpacing w:w="15" w:type="dxa"/>
+        </w:trPr>
+        <w:tc>
+          <w:tcPr>
+            <w:tcW w:w="0" w:type="auto"/>
+            <w:vAlign w:val="center"/>
+            <w:hideMark/>
+          </w:tcPr>
+          <w:p>
+            <w:r>
+              <w:t>-1</w:t>
+            </w:r>
+          </w:p>
+        </w:tc>
+        <w:tc>
+          <w:tcPr>
+            <w:tcW w:w="0" w:type="auto"/>
+            <w:vAlign w:val="center"/>
+            <w:hideMark/>
+          </w:tcPr>
+          <w:p>
+            <w:r>
+              <w:t>Root rib</w:t>
+            </w:r>
+          </w:p>
+        </w:tc>
+        <w:tc>
+          <w:tcPr>
+            <w:tcW w:w="0" w:type="auto"/>
+            <w:vAlign w:val="center"/>
+            <w:hideMark/>
+          </w:tcPr>
+          <w:p>
+            <w:r>
+              <w:t>Connects the wing to the fuselage.</w:t>
+            </w:r>
+          </w:p>
+        </w:tc>
+      </w:tr>
+      <w:tr>
+        <w:trPr>
+          <w:tblCellSpacing w:w="15" w:type="dxa"/>
+        </w:trPr>
+        <w:tc>
+          <w:tcPr>
+            <w:tcW w:w="0" w:type="auto"/>
+            <w:vAlign w:val="center"/>
+            <w:hideMark/>
+          </w:tcPr>
+          <w:p>
+            <w:r>
+              <w:t>0</w:t>
+            </w:r>
+          </w:p>
+        </w:tc>
+        <w:tc>
+          <w:tcPr>
+            <w:tcW w:w="0" w:type="auto"/>
+            <w:vAlign w:val="center"/>
+            <w:hideMark/>
+          </w:tcPr>
+          <w:p>
+            <w:r>
+              <w:t>Front spar rib</w:t>
+            </w:r>
+          </w:p>
+        </w:tc>
+        <w:tc>
+          <w:tcPr>
+            <w:tcW w:w="0" w:type="auto"/>
+            <w:vAlign w:val="center"/>
+            <w:hideMark/>
+          </w:tcPr>
+          <w:p>
+            <w:r>
+              <w:t>Only extra rib; intersects the front spar.</w:t>
+            </w:r>
+          </w:p>
+        </w:tc>
+      </w:tr>
+      <w:tr>
+        <w:trPr>
+          <w:tblCellSpacing w:w="15" w:type="dxa"/>
+        </w:trPr>
+        <w:tc>
+          <w:tcPr>
+            <w:tcW w:w="0" w:type="auto"/>
+            <w:vAlign w:val="center"/>
+            <w:hideMark/>
+          </w:tcPr>
+          <w:p>
+            <w:r>
+              <w:t>1 to max_rib</w:t>
+            </w:r>
+          </w:p>
+        </w:tc>
+        <w:tc>
+          <w:tcPr>
+            <w:tcW w:w="0" w:type="auto"/>
+            <w:vAlign w:val="center"/>
+            <w:hideMark/>
+          </w:tcPr>
+          <w:p>
+            <w:r>
+              <w:t>Regular ribs</w:t>
+            </w:r>
+          </w:p>
+        </w:tc>
+        <w:tc>
+          <w:tcPr>
+            <w:tcW w:w="0" w:type="auto"/>
+            <w:vAlign w:val="center"/>
+            <w:hideMark/>
+          </w:tcPr>
+          <w:p>
+            <w:r>
+              <w:t>Numbered sequentially from tip to root.</w:t>
+            </w:r>
+          </w:p>
+        </w:tc>
+      </w:tr>
+    </w:tbl>
+    <w:p>
+      <w:pPr>
+        <w:numPr>
+          <w:ilvl w:val="0"/>
+          <w:numId w:val="26"/>
+        </w:numPr>
+      </w:pPr>
+      <w:r>
+        <w:rPr>
+          <w:b/>
+          <w:bCs/>
+        </w:rPr>
+        <w:t>Acknowledgment of Framework Flexibility</w:t>
+      </w:r>
+      <w:r>
+        <w:t>:</w:t>
+      </w:r>
+    </w:p>
+    <w:p>
+      <w:pPr>
+        <w:numPr>
+          <w:ilvl w:val="1"/>
+          <w:numId w:val="26"/>
+        </w:numPr>
+      </w:pPr>
+      <w:r>
+        <w:t>Mention explicitly in the thesis that the current system supports potential extensions:</w:t>
+      </w:r>
+    </w:p>
+    <w:p>
+      <w:r>
+        <w:rPr>
+          <w:i/>
+          <w:iCs/>
+        </w:rPr>
+        <w:t>"The current model includes one special rib with rib_index = 0, representing the front spar rib. While no auxiliary ribs with indices ≤ -3 have been implemented, the indexing system is designed to accommodate future extensions, ensuring scalability and adaptability of the framework."</w:t>
+      </w:r>
+    </w:p>
+    <w:p>
+      <w:pPr>
+        <w:numPr>
+          <w:ilvl w:val="0"/>
+          <w:numId w:val="26"/>
+        </w:numPr>
+      </w:pPr>
+      <w:r>
+        <w:rPr>
+          <w:b/>
+          <w:bCs/>
+        </w:rPr>
+        <w:t>Defense Preparation</w:t>
+      </w:r>
+      <w:r>
+        <w:t>:</w:t>
+      </w:r>
+    </w:p>
+    <w:p>
+      <w:pPr>
+        <w:numPr>
+          <w:ilvl w:val="1"/>
+          <w:numId w:val="26"/>
+        </w:numPr>
+      </w:pPr>
+      <w:r>
+        <w:t>If asked about the reasoning behind including only one extra rib (rib_index = 0), you can explain:</w:t>
+      </w:r>
+    </w:p>
+    <w:p>
+      <w:pPr>
+        <w:numPr>
+          <w:ilvl w:val="2"/>
+          <w:numId w:val="26"/>
+        </w:numPr>
+      </w:pPr>
+      <w:r>
+        <w:t>It meets the current requirements of the wing structure and is sufficient for the intended analyses.</w:t>
+      </w:r>
+    </w:p>
+    <w:p>
+      <w:pPr>
+        <w:numPr>
+          <w:ilvl w:val="2"/>
+          <w:numId w:val="26"/>
+        </w:numPr>
+      </w:pPr>
+      <w:r>
+        <w:t>The framework is designed to handle additional ribs (rib_index ≤ -3) in future versions, if needed.</w:t>
+      </w:r>
+    </w:p>
+    <w:p>
+      <w:r>
+        <w:pict w14:anchorId="05658524">
+          <v:rect id="_x0000_i1106" style="width:0;height:1.5pt" o:hralign="center" o:hrstd="t" o:hr="t" fillcolor="#a0a0a0" stroked="f"/>
+        </w:pict>
+      </w:r>
+    </w:p>
+    <w:p>
+      <w:pPr>
+        <w:rPr>
+          <w:b/>
+          <w:bCs/>
+        </w:rPr>
+      </w:pPr>
+      <w:r>
+        <w:rPr>
+          <w:b/>
+          <w:bCs/>
+        </w:rPr>
+        <w:t>Specific Mention in Code</w:t>
+      </w:r>
+    </w:p>
+    <w:p>
+      <w:r>
+        <w:t>To ensure consistency between your documentation and implementation, you can explicitly handle the rib structure in your functions and highlight the extensibility of the framework. For example:</w:t>
+      </w:r>
+    </w:p>
+    <w:p>
+      <w:pPr>
+        <w:rPr>
+          <w:b/>
+          <w:bCs/>
+        </w:rPr>
+      </w:pPr>
+      <w:r>
+        <w:rPr>
+          <w:b/>
+          <w:bCs/>
+        </w:rPr>
+        <w:t>Code Snippet for Future-Proofing:</w:t>
+      </w:r>
+    </w:p>
+    <w:p>
+      <w:r>
+        <w:t>matlab</w:t>
+      </w:r>
+    </w:p>
+    <w:p>
+      <w:r>
+        <w:t>CopyEdit</w:t>
+      </w:r>
+    </w:p>
+    <w:p>
+      <w:r>
+        <w:t>%% Detect and Validate Special Rib Indices</w:t>
+      </w:r>
+    </w:p>
+    <w:p>
+      <w:r>
+        <w:lastRenderedPageBreak/>
+        <w:t>special_ribs = unique(combined_nodes.rib_index(combined_nodes.rib_index &lt;= 0));</w:t>
+      </w:r>
+    </w:p>
+    <w:p/>
+    <w:p>
+      <w:r>
+        <w:t>% Check for Front Spar Rib (rib_index = 0)</w:t>
+      </w:r>
+    </w:p>
+    <w:p>
+      <w:r>
+        <w:t>if any(special_ribs == 0)</w:t>
+      </w:r>
+    </w:p>
+    <w:p>
+      <w:r>
+        <w:t xml:space="preserve">    disp('Front spar rib (rib_index = 0) detected.');</w:t>
+      </w:r>
+    </w:p>
+    <w:p>
+      <w:r>
+        <w:t>else</w:t>
+      </w:r>
+    </w:p>
+    <w:p>
+      <w:r>
+        <w:t xml:space="preserve">    warning('Front spar rib (rib_index = 0) is missing. Verify input data.');</w:t>
+      </w:r>
+    </w:p>
+    <w:p>
+      <w:r>
+        <w:t>end</w:t>
+      </w:r>
+    </w:p>
+    <w:p/>
+    <w:p>
+      <w:r>
+        <w:t>% Check for Additional Negative Ribs (rib_index &lt;= -3)</w:t>
+      </w:r>
+    </w:p>
+    <w:p>
+      <w:r>
+        <w:t>negative_ribs = special_ribs(special_ribs &lt;= -3);</w:t>
+      </w:r>
+    </w:p>
+    <w:p>
+      <w:r>
+        <w:t>if ~isempty(negative_ribs)</w:t>
+      </w:r>
+    </w:p>
+    <w:p>
+      <w:r>
+        <w:t xml:space="preserve">    fprintf('Auxiliary ribs detected with indices: %s\n', num2str(negative_ribs'));</w:t>
+      </w:r>
+    </w:p>
+    <w:p>
+      <w:r>
+        <w:t>else</w:t>
+      </w:r>
+    </w:p>
+    <w:p>
+      <w:r>
+        <w:t xml:space="preserve">    disp('No auxiliary ribs (rib_index &lt;= -3) detected.');</w:t>
+      </w:r>
+    </w:p>
+    <w:p>
+      <w:r>
+        <w:t>end</w:t>
+      </w:r>
+    </w:p>
+    <w:p>
+      <w:r>
+        <w:pict w14:anchorId="22B171DF">
+          <v:rect id="_x0000_i1107" style="width:0;height:1.5pt" o:hralign="center" o:hrstd="t" o:hr="t" fillcolor="#a0a0a0" stroked="f"/>
+        </w:pict>
+      </w:r>
+    </w:p>
+    <w:p>
+      <w:pPr>
+        <w:rPr>
+          <w:b/>
+          <w:bCs/>
+        </w:rPr>
+      </w:pPr>
+      <w:r>
+        <w:rPr>
+          <w:b/>
+          <w:bCs/>
+        </w:rPr>
+        <w:t>Advantages of the Framework</w:t>
+      </w:r>
+    </w:p>
+    <w:p>
+      <w:pPr>
+        <w:numPr>
+          <w:ilvl w:val="0"/>
+          <w:numId w:val="27"/>
+        </w:numPr>
+      </w:pPr>
+      <w:r>
+        <w:rPr>
+          <w:b/>
+          <w:bCs/>
+        </w:rPr>
+        <w:t>Clarity for Current Work</w:t>
+      </w:r>
+      <w:r>
+        <w:t>:</w:t>
+      </w:r>
+    </w:p>
+    <w:p>
+      <w:pPr>
+        <w:numPr>
+          <w:ilvl w:val="1"/>
+          <w:numId w:val="27"/>
+        </w:numPr>
+      </w:pPr>
+      <w:r>
+        <w:t>Clearly defines the purpose of rib_index = 0, making it easy to explain in your thesis and defense.</w:t>
+      </w:r>
+    </w:p>
+    <w:p>
+      <w:pPr>
+        <w:numPr>
+          <w:ilvl w:val="1"/>
+          <w:numId w:val="27"/>
+        </w:numPr>
+      </w:pPr>
+      <w:r>
+        <w:t>Establishes consistent terminology for ribs, stringers, and spars.</w:t>
+      </w:r>
+    </w:p>
+    <w:p>
+      <w:pPr>
+        <w:numPr>
+          <w:ilvl w:val="0"/>
+          <w:numId w:val="27"/>
+        </w:numPr>
+      </w:pPr>
+      <w:r>
+        <w:rPr>
+          <w:b/>
+          <w:bCs/>
+        </w:rPr>
+        <w:t>Preparedness for Future Extensions</w:t>
+      </w:r>
+      <w:r>
+        <w:t>:</w:t>
+      </w:r>
+    </w:p>
+    <w:p>
+      <w:pPr>
+        <w:numPr>
+          <w:ilvl w:val="1"/>
+          <w:numId w:val="27"/>
+        </w:numPr>
+      </w:pPr>
+      <w:r>
+        <w:t>Provides a standardized approach for adding and documenting auxiliary ribs (rib_index ≤ -3) or other structural elements.</w:t>
+      </w:r>
+    </w:p>
+    <w:p>
+      <w:pPr>
+        <w:numPr>
+          <w:ilvl w:val="1"/>
+          <w:numId w:val="27"/>
+        </w:numPr>
+      </w:pPr>
+      <w:r>
+        <w:t>Minimizes the need for code refactoring when extending the system.</w:t>
+      </w:r>
+    </w:p>
+    <w:p>
+      <w:pPr>
+        <w:numPr>
+          <w:ilvl w:val="0"/>
+          <w:numId w:val="27"/>
+        </w:numPr>
+      </w:pPr>
+      <w:r>
+        <w:rPr>
+          <w:b/>
+          <w:bCs/>
+        </w:rPr>
+        <w:t>Improved Communication</w:t>
+      </w:r>
+      <w:r>
+        <w:t>:</w:t>
+      </w:r>
+    </w:p>
+    <w:p>
+      <w:pPr>
+        <w:numPr>
+          <w:ilvl w:val="1"/>
+          <w:numId w:val="27"/>
+        </w:numPr>
+      </w:pPr>
+      <w:r>
+        <w:lastRenderedPageBreak/>
+        <w:t>Enables effective communication between you (as the developer) and collaborators, such as your thesis supervisor or reviewers.</w:t>
+      </w:r>
+    </w:p>
+    <w:p>
+      <w:pPr>
+        <w:numPr>
+          <w:ilvl w:val="1"/>
+          <w:numId w:val="27"/>
+        </w:numPr>
+      </w:pPr>
+      <w:r>
+        <w:t>Ensures that the system is easy to understand and justify during the defense.</w:t>
+      </w:r>
+    </w:p>
+    <w:p>
+      <w:r>
+        <w:pict w14:anchorId="0C6A4FE8">
+          <v:rect id="_x0000_i1108" style="width:0;height:1.5pt" o:hralign="center" o:hrstd="t" o:hr="t" fillcolor="#a0a0a0" stroked="f"/>
+        </w:pict>
+      </w:r>
+    </w:p>
+    <w:p>
+      <w:pPr>
+        <w:rPr>
+          <w:b/>
+          <w:bCs/>
+        </w:rPr>
+      </w:pPr>
+      <w:r>
+        <w:rPr>
+          <w:b/>
+          <w:bCs/>
+        </w:rPr>
+        <w:t>Conclusion</w:t>
+      </w:r>
+    </w:p>
+    <w:p>
+      <w:r>
+        <w:t>Your decision to explicitly document the rib structure and acknowledge the flexibility for future extensions is an excellent approach. It shows foresight and ensures that your thesis remains scalable and adaptable. By incorporating this framework into your thesis and codebase, you’ll have a well-structured and robust foundation that meets current requirements while allowing for future growth.</w:t>
       </w:r>
     </w:p>
     <w:p>
@@ -1970,6 +5007,272 @@
 <file path=word/numbering.xml><?xml version="1.0" encoding="utf-8"?>
 <w:numbering xmlns:wpc="http://schemas.microsoft.com/office/word/2010/wordprocessingCanvas" xmlns:cx="http://schemas.microsoft.com/office/drawing/2014/chartex" xmlns:cx1="http://schemas.microsoft.com/office/drawing/2015/9/8/chartex" xmlns:cx2="http://schemas.microsoft.com/office/drawing/2015/10/21/chartex" xmlns:cx3="http://schemas.microsoft.com/office/drawing/2016/5/9/chartex" xmlns:cx4="http://schemas.microsoft.com/office/drawing/2016/5/10/chartex" xmlns:cx5="http://schemas.microsoft.com/office/drawing/2016/5/11/chartex" xmlns:cx6="http://schemas.microsoft.com/office/drawing/2016/5/12/chartex" xmlns:cx7="http://schemas.microsoft.com/office/drawing/2016/5/13/chartex" xmlns:cx8="http://schemas.microsoft.com/office/drawing/2016/5/14/chartex" xmlns:mc="http://schemas.openxmlformats.org/markup-compatibility/2006" xmlns:aink="http://schemas.microsoft.com/office/drawing/2016/ink" xmlns:am3d="http://schemas.microsoft.com/office/drawing/2017/model3d" xmlns:o="urn:schemas-microsoft-com:office:office" xmlns:oel="http://schemas.microsoft.com/office/2019/extlst" xmlns:r="http://schemas.openxmlformats.org/officeDocument/2006/relationships" xmlns:m="http://schemas.openxmlformats.org/officeDocument/2006/math" xmlns:v="urn:schemas-microsoft-com:vml" xmlns:wp14="http://schemas.microsoft.com/office/word/2010/wordprocessingDrawing" xmlns:wp="http://schemas.openxmlformats.org/drawingml/2006/wordprocessingDrawing" xmlns:w10="urn:schemas-microsoft-com:office:word" xmlns:w="http://schemas.openxmlformats.org/wordprocessingml/2006/main" xmlns:w14="http://schemas.microsoft.com/office/word/2010/wordml" xmlns:w15="http://schemas.microsoft.com/office/word/2012/wordml" xmlns:w16cex="http://schemas.microsoft.com/office/word/2018/wordml/cex" xmlns:w16cid="http://schemas.microsoft.com/office/word/2016/wordml/cid" xmlns:w16="http://schemas.microsoft.com/office/word/2018/wordml" xmlns:w16du="http://schemas.microsoft.com/office/word/2023/wordml/word16du" xmlns:w16sdtdh="http://schemas.microsoft.com/office/word/2020/wordml/sdtdatahash" xmlns:w16sdtfl="http://schemas.microsoft.com/office/word/2024/wordml/sdtformatlock" xmlns:w16se="http://schemas.microsoft.com/office/word/2015/wordml/symex" xmlns:wpg="http://schemas.microsoft.com/office/word/2010/wordprocessingGroup" xmlns:wpi="http://schemas.microsoft.com/office/word/2010/wordprocessingInk" xmlns:wne="http://schemas.microsoft.com/office/word/2006/wordml" xmlns:wps="http://schemas.microsoft.com/office/word/2010/wordprocessingShape" mc:Ignorable="w14 w15 w16se w16cid w16 w16cex w16sdtdh w16sdtfl w16du wp14">
   <w:abstractNum w:abstractNumId="0" w15:restartNumberingAfterBreak="0">
+    <w:nsid w:val="07835E1E"/>
+    <w:multiLevelType w:val="multilevel"/>
+    <w:tmpl w:val="D8EA1DBA"/>
+    <w:lvl w:ilvl="0">
+      <w:start w:val="1"/>
+      <w:numFmt w:val="decimal"/>
+      <w:lvlText w:val="%1."/>
+      <w:lvlJc w:val="left"/>
+      <w:pPr>
+        <w:tabs>
+          <w:tab w:val="num" w:pos="720"/>
+        </w:tabs>
+        <w:ind w:left="720" w:hanging="360"/>
+      </w:pPr>
+    </w:lvl>
+    <w:lvl w:ilvl="1">
+      <w:start w:val="1"/>
+      <w:numFmt w:val="bullet"/>
+      <w:lvlText w:val="o"/>
+      <w:lvlJc w:val="left"/>
+      <w:pPr>
+        <w:tabs>
+          <w:tab w:val="num" w:pos="1440"/>
+        </w:tabs>
+        <w:ind w:left="1440" w:hanging="360"/>
+      </w:pPr>
+      <w:rPr>
+        <w:rFonts w:ascii="Courier New" w:hAnsi="Courier New" w:hint="default"/>
+        <w:sz w:val="20"/>
+      </w:rPr>
+    </w:lvl>
+    <w:lvl w:ilvl="2" w:tentative="1">
+      <w:start w:val="1"/>
+      <w:numFmt w:val="decimal"/>
+      <w:lvlText w:val="%3."/>
+      <w:lvlJc w:val="left"/>
+      <w:pPr>
+        <w:tabs>
+          <w:tab w:val="num" w:pos="2160"/>
+        </w:tabs>
+        <w:ind w:left="2160" w:hanging="360"/>
+      </w:pPr>
+    </w:lvl>
+    <w:lvl w:ilvl="3" w:tentative="1">
+      <w:start w:val="1"/>
+      <w:numFmt w:val="decimal"/>
+      <w:lvlText w:val="%4."/>
+      <w:lvlJc w:val="left"/>
+      <w:pPr>
+        <w:tabs>
+          <w:tab w:val="num" w:pos="2880"/>
+        </w:tabs>
+        <w:ind w:left="2880" w:hanging="360"/>
+      </w:pPr>
+    </w:lvl>
+    <w:lvl w:ilvl="4" w:tentative="1">
+      <w:start w:val="1"/>
+      <w:numFmt w:val="decimal"/>
+      <w:lvlText w:val="%5."/>
+      <w:lvlJc w:val="left"/>
+      <w:pPr>
+        <w:tabs>
+          <w:tab w:val="num" w:pos="3600"/>
+        </w:tabs>
+        <w:ind w:left="3600" w:hanging="360"/>
+      </w:pPr>
+    </w:lvl>
+    <w:lvl w:ilvl="5" w:tentative="1">
+      <w:start w:val="1"/>
+      <w:numFmt w:val="decimal"/>
+      <w:lvlText w:val="%6."/>
+      <w:lvlJc w:val="left"/>
+      <w:pPr>
+        <w:tabs>
+          <w:tab w:val="num" w:pos="4320"/>
+        </w:tabs>
+        <w:ind w:left="4320" w:hanging="360"/>
+      </w:pPr>
+    </w:lvl>
+    <w:lvl w:ilvl="6" w:tentative="1">
+      <w:start w:val="1"/>
+      <w:numFmt w:val="decimal"/>
+      <w:lvlText w:val="%7."/>
+      <w:lvlJc w:val="left"/>
+      <w:pPr>
+        <w:tabs>
+          <w:tab w:val="num" w:pos="5040"/>
+        </w:tabs>
+        <w:ind w:left="5040" w:hanging="360"/>
+      </w:pPr>
+    </w:lvl>
+    <w:lvl w:ilvl="7" w:tentative="1">
+      <w:start w:val="1"/>
+      <w:numFmt w:val="decimal"/>
+      <w:lvlText w:val="%8."/>
+      <w:lvlJc w:val="left"/>
+      <w:pPr>
+        <w:tabs>
+          <w:tab w:val="num" w:pos="5760"/>
+        </w:tabs>
+        <w:ind w:left="5760" w:hanging="360"/>
+      </w:pPr>
+    </w:lvl>
+    <w:lvl w:ilvl="8" w:tentative="1">
+      <w:start w:val="1"/>
+      <w:numFmt w:val="decimal"/>
+      <w:lvlText w:val="%9."/>
+      <w:lvlJc w:val="left"/>
+      <w:pPr>
+        <w:tabs>
+          <w:tab w:val="num" w:pos="6480"/>
+        </w:tabs>
+        <w:ind w:left="6480" w:hanging="360"/>
+      </w:pPr>
+    </w:lvl>
+  </w:abstractNum>
+  <w:abstractNum w:abstractNumId="1" w15:restartNumberingAfterBreak="0">
+    <w:nsid w:val="089974DE"/>
+    <w:multiLevelType w:val="multilevel"/>
+    <w:tmpl w:val="5B0A1B38"/>
+    <w:lvl w:ilvl="0">
+      <w:start w:val="1"/>
+      <w:numFmt w:val="bullet"/>
+      <w:lvlText w:val=""/>
+      <w:lvlJc w:val="left"/>
+      <w:pPr>
+        <w:tabs>
+          <w:tab w:val="num" w:pos="720"/>
+        </w:tabs>
+        <w:ind w:left="720" w:hanging="360"/>
+      </w:pPr>
+      <w:rPr>
+        <w:rFonts w:ascii="Symbol" w:hAnsi="Symbol" w:hint="default"/>
+        <w:sz w:val="20"/>
+      </w:rPr>
+    </w:lvl>
+    <w:lvl w:ilvl="1" w:tentative="1">
+      <w:start w:val="1"/>
+      <w:numFmt w:val="bullet"/>
+      <w:lvlText w:val="o"/>
+      <w:lvlJc w:val="left"/>
+      <w:pPr>
+        <w:tabs>
+          <w:tab w:val="num" w:pos="1440"/>
+        </w:tabs>
+        <w:ind w:left="1440" w:hanging="360"/>
+      </w:pPr>
+      <w:rPr>
+        <w:rFonts w:ascii="Courier New" w:hAnsi="Courier New" w:hint="default"/>
+        <w:sz w:val="20"/>
+      </w:rPr>
+    </w:lvl>
+    <w:lvl w:ilvl="2" w:tentative="1">
+      <w:start w:val="1"/>
+      <w:numFmt w:val="bullet"/>
+      <w:lvlText w:val=""/>
+      <w:lvlJc w:val="left"/>
+      <w:pPr>
+        <w:tabs>
+          <w:tab w:val="num" w:pos="2160"/>
+        </w:tabs>
+        <w:ind w:left="2160" w:hanging="360"/>
+      </w:pPr>
+      <w:rPr>
+        <w:rFonts w:ascii="Wingdings" w:hAnsi="Wingdings" w:hint="default"/>
+        <w:sz w:val="20"/>
+      </w:rPr>
+    </w:lvl>
+    <w:lvl w:ilvl="3" w:tentative="1">
+      <w:start w:val="1"/>
+      <w:numFmt w:val="bullet"/>
+      <w:lvlText w:val=""/>
+      <w:lvlJc w:val="left"/>
+      <w:pPr>
+        <w:tabs>
+          <w:tab w:val="num" w:pos="2880"/>
+        </w:tabs>
+        <w:ind w:left="2880" w:hanging="360"/>
+      </w:pPr>
+      <w:rPr>
+        <w:rFonts w:ascii="Wingdings" w:hAnsi="Wingdings" w:hint="default"/>
+        <w:sz w:val="20"/>
+      </w:rPr>
+    </w:lvl>
+    <w:lvl w:ilvl="4" w:tentative="1">
+      <w:start w:val="1"/>
+      <w:numFmt w:val="bullet"/>
+      <w:lvlText w:val=""/>
+      <w:lvlJc w:val="left"/>
+      <w:pPr>
+        <w:tabs>
+          <w:tab w:val="num" w:pos="3600"/>
+        </w:tabs>
+        <w:ind w:left="3600" w:hanging="360"/>
+      </w:pPr>
+      <w:rPr>
+        <w:rFonts w:ascii="Wingdings" w:hAnsi="Wingdings" w:hint="default"/>
+        <w:sz w:val="20"/>
+      </w:rPr>
+    </w:lvl>
+    <w:lvl w:ilvl="5" w:tentative="1">
+      <w:start w:val="1"/>
+      <w:numFmt w:val="bullet"/>
+      <w:lvlText w:val=""/>
+      <w:lvlJc w:val="left"/>
+      <w:pPr>
+        <w:tabs>
+          <w:tab w:val="num" w:pos="4320"/>
+        </w:tabs>
+        <w:ind w:left="4320" w:hanging="360"/>
+      </w:pPr>
+      <w:rPr>
+        <w:rFonts w:ascii="Wingdings" w:hAnsi="Wingdings" w:hint="default"/>
+        <w:sz w:val="20"/>
+      </w:rPr>
+    </w:lvl>
+    <w:lvl w:ilvl="6" w:tentative="1">
+      <w:start w:val="1"/>
+      <w:numFmt w:val="bullet"/>
+      <w:lvlText w:val=""/>
+      <w:lvlJc w:val="left"/>
+      <w:pPr>
+        <w:tabs>
+          <w:tab w:val="num" w:pos="5040"/>
+        </w:tabs>
+        <w:ind w:left="5040" w:hanging="360"/>
+      </w:pPr>
+      <w:rPr>
+        <w:rFonts w:ascii="Wingdings" w:hAnsi="Wingdings" w:hint="default"/>
+        <w:sz w:val="20"/>
+      </w:rPr>
+    </w:lvl>
+    <w:lvl w:ilvl="7" w:tentative="1">
+      <w:start w:val="1"/>
+      <w:numFmt w:val="bullet"/>
+      <w:lvlText w:val=""/>
+      <w:lvlJc w:val="left"/>
+      <w:pPr>
+        <w:tabs>
+          <w:tab w:val="num" w:pos="5760"/>
+        </w:tabs>
+        <w:ind w:left="5760" w:hanging="360"/>
+      </w:pPr>
+      <w:rPr>
+        <w:rFonts w:ascii="Wingdings" w:hAnsi="Wingdings" w:hint="default"/>
+        <w:sz w:val="20"/>
+      </w:rPr>
+    </w:lvl>
+    <w:lvl w:ilvl="8" w:tentative="1">
+      <w:start w:val="1"/>
+      <w:numFmt w:val="bullet"/>
+      <w:lvlText w:val=""/>
+      <w:lvlJc w:val="left"/>
+      <w:pPr>
+        <w:tabs>
+          <w:tab w:val="num" w:pos="6480"/>
+        </w:tabs>
+        <w:ind w:left="6480" w:hanging="360"/>
+      </w:pPr>
+      <w:rPr>
+        <w:rFonts w:ascii="Wingdings" w:hAnsi="Wingdings" w:hint="default"/>
+        <w:sz w:val="20"/>
+      </w:rPr>
+    </w:lvl>
+  </w:abstractNum>
+  <w:abstractNum w:abstractNumId="2" w15:restartNumberingAfterBreak="0">
     <w:nsid w:val="12A8584A"/>
     <w:multiLevelType w:val="multilevel"/>
     <w:tmpl w:val="93781190"/>
@@ -2086,7 +5389,273 @@
       </w:pPr>
     </w:lvl>
   </w:abstractNum>
-  <w:abstractNum w:abstractNumId="1" w15:restartNumberingAfterBreak="0">
+  <w:abstractNum w:abstractNumId="3" w15:restartNumberingAfterBreak="0">
+    <w:nsid w:val="163A59F5"/>
+    <w:multiLevelType w:val="multilevel"/>
+    <w:tmpl w:val="BAE6B13C"/>
+    <w:lvl w:ilvl="0">
+      <w:start w:val="1"/>
+      <w:numFmt w:val="decimal"/>
+      <w:lvlText w:val="%1."/>
+      <w:lvlJc w:val="left"/>
+      <w:pPr>
+        <w:tabs>
+          <w:tab w:val="num" w:pos="720"/>
+        </w:tabs>
+        <w:ind w:left="720" w:hanging="360"/>
+      </w:pPr>
+    </w:lvl>
+    <w:lvl w:ilvl="1">
+      <w:start w:val="1"/>
+      <w:numFmt w:val="bullet"/>
+      <w:lvlText w:val="o"/>
+      <w:lvlJc w:val="left"/>
+      <w:pPr>
+        <w:tabs>
+          <w:tab w:val="num" w:pos="1440"/>
+        </w:tabs>
+        <w:ind w:left="1440" w:hanging="360"/>
+      </w:pPr>
+      <w:rPr>
+        <w:rFonts w:ascii="Courier New" w:hAnsi="Courier New" w:hint="default"/>
+        <w:sz w:val="20"/>
+      </w:rPr>
+    </w:lvl>
+    <w:lvl w:ilvl="2" w:tentative="1">
+      <w:start w:val="1"/>
+      <w:numFmt w:val="decimal"/>
+      <w:lvlText w:val="%3."/>
+      <w:lvlJc w:val="left"/>
+      <w:pPr>
+        <w:tabs>
+          <w:tab w:val="num" w:pos="2160"/>
+        </w:tabs>
+        <w:ind w:left="2160" w:hanging="360"/>
+      </w:pPr>
+    </w:lvl>
+    <w:lvl w:ilvl="3" w:tentative="1">
+      <w:start w:val="1"/>
+      <w:numFmt w:val="decimal"/>
+      <w:lvlText w:val="%4."/>
+      <w:lvlJc w:val="left"/>
+      <w:pPr>
+        <w:tabs>
+          <w:tab w:val="num" w:pos="2880"/>
+        </w:tabs>
+        <w:ind w:left="2880" w:hanging="360"/>
+      </w:pPr>
+    </w:lvl>
+    <w:lvl w:ilvl="4" w:tentative="1">
+      <w:start w:val="1"/>
+      <w:numFmt w:val="decimal"/>
+      <w:lvlText w:val="%5."/>
+      <w:lvlJc w:val="left"/>
+      <w:pPr>
+        <w:tabs>
+          <w:tab w:val="num" w:pos="3600"/>
+        </w:tabs>
+        <w:ind w:left="3600" w:hanging="360"/>
+      </w:pPr>
+    </w:lvl>
+    <w:lvl w:ilvl="5" w:tentative="1">
+      <w:start w:val="1"/>
+      <w:numFmt w:val="decimal"/>
+      <w:lvlText w:val="%6."/>
+      <w:lvlJc w:val="left"/>
+      <w:pPr>
+        <w:tabs>
+          <w:tab w:val="num" w:pos="4320"/>
+        </w:tabs>
+        <w:ind w:left="4320" w:hanging="360"/>
+      </w:pPr>
+    </w:lvl>
+    <w:lvl w:ilvl="6" w:tentative="1">
+      <w:start w:val="1"/>
+      <w:numFmt w:val="decimal"/>
+      <w:lvlText w:val="%7."/>
+      <w:lvlJc w:val="left"/>
+      <w:pPr>
+        <w:tabs>
+          <w:tab w:val="num" w:pos="5040"/>
+        </w:tabs>
+        <w:ind w:left="5040" w:hanging="360"/>
+      </w:pPr>
+    </w:lvl>
+    <w:lvl w:ilvl="7" w:tentative="1">
+      <w:start w:val="1"/>
+      <w:numFmt w:val="decimal"/>
+      <w:lvlText w:val="%8."/>
+      <w:lvlJc w:val="left"/>
+      <w:pPr>
+        <w:tabs>
+          <w:tab w:val="num" w:pos="5760"/>
+        </w:tabs>
+        <w:ind w:left="5760" w:hanging="360"/>
+      </w:pPr>
+    </w:lvl>
+    <w:lvl w:ilvl="8" w:tentative="1">
+      <w:start w:val="1"/>
+      <w:numFmt w:val="decimal"/>
+      <w:lvlText w:val="%9."/>
+      <w:lvlJc w:val="left"/>
+      <w:pPr>
+        <w:tabs>
+          <w:tab w:val="num" w:pos="6480"/>
+        </w:tabs>
+        <w:ind w:left="6480" w:hanging="360"/>
+      </w:pPr>
+    </w:lvl>
+  </w:abstractNum>
+  <w:abstractNum w:abstractNumId="4" w15:restartNumberingAfterBreak="0">
+    <w:nsid w:val="1B3E4618"/>
+    <w:multiLevelType w:val="multilevel"/>
+    <w:tmpl w:val="7CD8EC1C"/>
+    <w:lvl w:ilvl="0">
+      <w:start w:val="1"/>
+      <w:numFmt w:val="bullet"/>
+      <w:lvlText w:val=""/>
+      <w:lvlJc w:val="left"/>
+      <w:pPr>
+        <w:tabs>
+          <w:tab w:val="num" w:pos="720"/>
+        </w:tabs>
+        <w:ind w:left="720" w:hanging="360"/>
+      </w:pPr>
+      <w:rPr>
+        <w:rFonts w:ascii="Symbol" w:hAnsi="Symbol" w:hint="default"/>
+        <w:sz w:val="20"/>
+      </w:rPr>
+    </w:lvl>
+    <w:lvl w:ilvl="1">
+      <w:start w:val="1"/>
+      <w:numFmt w:val="bullet"/>
+      <w:lvlText w:val="o"/>
+      <w:lvlJc w:val="left"/>
+      <w:pPr>
+        <w:tabs>
+          <w:tab w:val="num" w:pos="1440"/>
+        </w:tabs>
+        <w:ind w:left="1440" w:hanging="360"/>
+      </w:pPr>
+      <w:rPr>
+        <w:rFonts w:ascii="Courier New" w:hAnsi="Courier New" w:hint="default"/>
+        <w:sz w:val="20"/>
+      </w:rPr>
+    </w:lvl>
+    <w:lvl w:ilvl="2">
+      <w:start w:val="1"/>
+      <w:numFmt w:val="bullet"/>
+      <w:lvlText w:val=""/>
+      <w:lvlJc w:val="left"/>
+      <w:pPr>
+        <w:tabs>
+          <w:tab w:val="num" w:pos="2160"/>
+        </w:tabs>
+        <w:ind w:left="2160" w:hanging="360"/>
+      </w:pPr>
+      <w:rPr>
+        <w:rFonts w:ascii="Wingdings" w:hAnsi="Wingdings" w:hint="default"/>
+        <w:sz w:val="20"/>
+      </w:rPr>
+    </w:lvl>
+    <w:lvl w:ilvl="3" w:tentative="1">
+      <w:start w:val="1"/>
+      <w:numFmt w:val="bullet"/>
+      <w:lvlText w:val=""/>
+      <w:lvlJc w:val="left"/>
+      <w:pPr>
+        <w:tabs>
+          <w:tab w:val="num" w:pos="2880"/>
+        </w:tabs>
+        <w:ind w:left="2880" w:hanging="360"/>
+      </w:pPr>
+      <w:rPr>
+        <w:rFonts w:ascii="Wingdings" w:hAnsi="Wingdings" w:hint="default"/>
+        <w:sz w:val="20"/>
+      </w:rPr>
+    </w:lvl>
+    <w:lvl w:ilvl="4" w:tentative="1">
+      <w:start w:val="1"/>
+      <w:numFmt w:val="bullet"/>
+      <w:lvlText w:val=""/>
+      <w:lvlJc w:val="left"/>
+      <w:pPr>
+        <w:tabs>
+          <w:tab w:val="num" w:pos="3600"/>
+        </w:tabs>
+        <w:ind w:left="3600" w:hanging="360"/>
+      </w:pPr>
+      <w:rPr>
+        <w:rFonts w:ascii="Wingdings" w:hAnsi="Wingdings" w:hint="default"/>
+        <w:sz w:val="20"/>
+      </w:rPr>
+    </w:lvl>
+    <w:lvl w:ilvl="5" w:tentative="1">
+      <w:start w:val="1"/>
+      <w:numFmt w:val="bullet"/>
+      <w:lvlText w:val=""/>
+      <w:lvlJc w:val="left"/>
+      <w:pPr>
+        <w:tabs>
+          <w:tab w:val="num" w:pos="4320"/>
+        </w:tabs>
+        <w:ind w:left="4320" w:hanging="360"/>
+      </w:pPr>
+      <w:rPr>
+        <w:rFonts w:ascii="Wingdings" w:hAnsi="Wingdings" w:hint="default"/>
+        <w:sz w:val="20"/>
+      </w:rPr>
+    </w:lvl>
+    <w:lvl w:ilvl="6" w:tentative="1">
+      <w:start w:val="1"/>
+      <w:numFmt w:val="bullet"/>
+      <w:lvlText w:val=""/>
+      <w:lvlJc w:val="left"/>
+      <w:pPr>
+        <w:tabs>
+          <w:tab w:val="num" w:pos="5040"/>
+        </w:tabs>
+        <w:ind w:left="5040" w:hanging="360"/>
+      </w:pPr>
+      <w:rPr>
+        <w:rFonts w:ascii="Wingdings" w:hAnsi="Wingdings" w:hint="default"/>
+        <w:sz w:val="20"/>
+      </w:rPr>
+    </w:lvl>
+    <w:lvl w:ilvl="7" w:tentative="1">
+      <w:start w:val="1"/>
+      <w:numFmt w:val="bullet"/>
+      <w:lvlText w:val=""/>
+      <w:lvlJc w:val="left"/>
+      <w:pPr>
+        <w:tabs>
+          <w:tab w:val="num" w:pos="5760"/>
+        </w:tabs>
+        <w:ind w:left="5760" w:hanging="360"/>
+      </w:pPr>
+      <w:rPr>
+        <w:rFonts w:ascii="Wingdings" w:hAnsi="Wingdings" w:hint="default"/>
+        <w:sz w:val="20"/>
+      </w:rPr>
+    </w:lvl>
+    <w:lvl w:ilvl="8" w:tentative="1">
+      <w:start w:val="1"/>
+      <w:numFmt w:val="bullet"/>
+      <w:lvlText w:val=""/>
+      <w:lvlJc w:val="left"/>
+      <w:pPr>
+        <w:tabs>
+          <w:tab w:val="num" w:pos="6480"/>
+        </w:tabs>
+        <w:ind w:left="6480" w:hanging="360"/>
+      </w:pPr>
+      <w:rPr>
+        <w:rFonts w:ascii="Wingdings" w:hAnsi="Wingdings" w:hint="default"/>
+        <w:sz w:val="20"/>
+      </w:rPr>
+    </w:lvl>
+  </w:abstractNum>
+  <w:abstractNum w:abstractNumId="5" w15:restartNumberingAfterBreak="0">
     <w:nsid w:val="1D0A304A"/>
     <w:multiLevelType w:val="multilevel"/>
     <w:tmpl w:val="AB765058"/>
@@ -2203,7 +5772,394 @@
       </w:pPr>
     </w:lvl>
   </w:abstractNum>
-  <w:abstractNum w:abstractNumId="2" w15:restartNumberingAfterBreak="0">
+  <w:abstractNum w:abstractNumId="6" w15:restartNumberingAfterBreak="0">
+    <w:nsid w:val="22136FED"/>
+    <w:multiLevelType w:val="multilevel"/>
+    <w:tmpl w:val="35CC4672"/>
+    <w:lvl w:ilvl="0">
+      <w:start w:val="1"/>
+      <w:numFmt w:val="decimal"/>
+      <w:lvlText w:val="%1."/>
+      <w:lvlJc w:val="left"/>
+      <w:pPr>
+        <w:tabs>
+          <w:tab w:val="num" w:pos="720"/>
+        </w:tabs>
+        <w:ind w:left="720" w:hanging="360"/>
+      </w:pPr>
+    </w:lvl>
+    <w:lvl w:ilvl="1">
+      <w:start w:val="1"/>
+      <w:numFmt w:val="bullet"/>
+      <w:lvlText w:val="o"/>
+      <w:lvlJc w:val="left"/>
+      <w:pPr>
+        <w:tabs>
+          <w:tab w:val="num" w:pos="1440"/>
+        </w:tabs>
+        <w:ind w:left="1440" w:hanging="360"/>
+      </w:pPr>
+      <w:rPr>
+        <w:rFonts w:ascii="Courier New" w:hAnsi="Courier New" w:hint="default"/>
+        <w:sz w:val="20"/>
+      </w:rPr>
+    </w:lvl>
+    <w:lvl w:ilvl="2">
+      <w:start w:val="1"/>
+      <w:numFmt w:val="bullet"/>
+      <w:lvlText w:val=""/>
+      <w:lvlJc w:val="left"/>
+      <w:pPr>
+        <w:tabs>
+          <w:tab w:val="num" w:pos="2160"/>
+        </w:tabs>
+        <w:ind w:left="2160" w:hanging="360"/>
+      </w:pPr>
+      <w:rPr>
+        <w:rFonts w:ascii="Wingdings" w:hAnsi="Wingdings" w:hint="default"/>
+        <w:sz w:val="20"/>
+      </w:rPr>
+    </w:lvl>
+    <w:lvl w:ilvl="3" w:tentative="1">
+      <w:start w:val="1"/>
+      <w:numFmt w:val="decimal"/>
+      <w:lvlText w:val="%4."/>
+      <w:lvlJc w:val="left"/>
+      <w:pPr>
+        <w:tabs>
+          <w:tab w:val="num" w:pos="2880"/>
+        </w:tabs>
+        <w:ind w:left="2880" w:hanging="360"/>
+      </w:pPr>
+    </w:lvl>
+    <w:lvl w:ilvl="4" w:tentative="1">
+      <w:start w:val="1"/>
+      <w:numFmt w:val="decimal"/>
+      <w:lvlText w:val="%5."/>
+      <w:lvlJc w:val="left"/>
+      <w:pPr>
+        <w:tabs>
+          <w:tab w:val="num" w:pos="3600"/>
+        </w:tabs>
+        <w:ind w:left="3600" w:hanging="360"/>
+      </w:pPr>
+    </w:lvl>
+    <w:lvl w:ilvl="5" w:tentative="1">
+      <w:start w:val="1"/>
+      <w:numFmt w:val="decimal"/>
+      <w:lvlText w:val="%6."/>
+      <w:lvlJc w:val="left"/>
+      <w:pPr>
+        <w:tabs>
+          <w:tab w:val="num" w:pos="4320"/>
+        </w:tabs>
+        <w:ind w:left="4320" w:hanging="360"/>
+      </w:pPr>
+    </w:lvl>
+    <w:lvl w:ilvl="6" w:tentative="1">
+      <w:start w:val="1"/>
+      <w:numFmt w:val="decimal"/>
+      <w:lvlText w:val="%7."/>
+      <w:lvlJc w:val="left"/>
+      <w:pPr>
+        <w:tabs>
+          <w:tab w:val="num" w:pos="5040"/>
+        </w:tabs>
+        <w:ind w:left="5040" w:hanging="360"/>
+      </w:pPr>
+    </w:lvl>
+    <w:lvl w:ilvl="7" w:tentative="1">
+      <w:start w:val="1"/>
+      <w:numFmt w:val="decimal"/>
+      <w:lvlText w:val="%8."/>
+      <w:lvlJc w:val="left"/>
+      <w:pPr>
+        <w:tabs>
+          <w:tab w:val="num" w:pos="5760"/>
+        </w:tabs>
+        <w:ind w:left="5760" w:hanging="360"/>
+      </w:pPr>
+    </w:lvl>
+    <w:lvl w:ilvl="8" w:tentative="1">
+      <w:start w:val="1"/>
+      <w:numFmt w:val="decimal"/>
+      <w:lvlText w:val="%9."/>
+      <w:lvlJc w:val="left"/>
+      <w:pPr>
+        <w:tabs>
+          <w:tab w:val="num" w:pos="6480"/>
+        </w:tabs>
+        <w:ind w:left="6480" w:hanging="360"/>
+      </w:pPr>
+    </w:lvl>
+  </w:abstractNum>
+  <w:abstractNum w:abstractNumId="7" w15:restartNumberingAfterBreak="0">
+    <w:nsid w:val="222108FD"/>
+    <w:multiLevelType w:val="multilevel"/>
+    <w:tmpl w:val="031A7A5C"/>
+    <w:lvl w:ilvl="0">
+      <w:start w:val="1"/>
+      <w:numFmt w:val="decimal"/>
+      <w:lvlText w:val="%1."/>
+      <w:lvlJc w:val="left"/>
+      <w:pPr>
+        <w:tabs>
+          <w:tab w:val="num" w:pos="720"/>
+        </w:tabs>
+        <w:ind w:left="720" w:hanging="360"/>
+      </w:pPr>
+    </w:lvl>
+    <w:lvl w:ilvl="1">
+      <w:start w:val="1"/>
+      <w:numFmt w:val="bullet"/>
+      <w:lvlText w:val="o"/>
+      <w:lvlJc w:val="left"/>
+      <w:pPr>
+        <w:tabs>
+          <w:tab w:val="num" w:pos="1440"/>
+        </w:tabs>
+        <w:ind w:left="1440" w:hanging="360"/>
+      </w:pPr>
+      <w:rPr>
+        <w:rFonts w:ascii="Courier New" w:hAnsi="Courier New" w:hint="default"/>
+        <w:sz w:val="20"/>
+      </w:rPr>
+    </w:lvl>
+    <w:lvl w:ilvl="2" w:tentative="1">
+      <w:start w:val="1"/>
+      <w:numFmt w:val="decimal"/>
+      <w:lvlText w:val="%3."/>
+      <w:lvlJc w:val="left"/>
+      <w:pPr>
+        <w:tabs>
+          <w:tab w:val="num" w:pos="2160"/>
+        </w:tabs>
+        <w:ind w:left="2160" w:hanging="360"/>
+      </w:pPr>
+    </w:lvl>
+    <w:lvl w:ilvl="3" w:tentative="1">
+      <w:start w:val="1"/>
+      <w:numFmt w:val="decimal"/>
+      <w:lvlText w:val="%4."/>
+      <w:lvlJc w:val="left"/>
+      <w:pPr>
+        <w:tabs>
+          <w:tab w:val="num" w:pos="2880"/>
+        </w:tabs>
+        <w:ind w:left="2880" w:hanging="360"/>
+      </w:pPr>
+    </w:lvl>
+    <w:lvl w:ilvl="4" w:tentative="1">
+      <w:start w:val="1"/>
+      <w:numFmt w:val="decimal"/>
+      <w:lvlText w:val="%5."/>
+      <w:lvlJc w:val="left"/>
+      <w:pPr>
+        <w:tabs>
+          <w:tab w:val="num" w:pos="3600"/>
+        </w:tabs>
+        <w:ind w:left="3600" w:hanging="360"/>
+      </w:pPr>
+    </w:lvl>
+    <w:lvl w:ilvl="5" w:tentative="1">
+      <w:start w:val="1"/>
+      <w:numFmt w:val="decimal"/>
+      <w:lvlText w:val="%6."/>
+      <w:lvlJc w:val="left"/>
+      <w:pPr>
+        <w:tabs>
+          <w:tab w:val="num" w:pos="4320"/>
+        </w:tabs>
+        <w:ind w:left="4320" w:hanging="360"/>
+      </w:pPr>
+    </w:lvl>
+    <w:lvl w:ilvl="6" w:tentative="1">
+      <w:start w:val="1"/>
+      <w:numFmt w:val="decimal"/>
+      <w:lvlText w:val="%7."/>
+      <w:lvlJc w:val="left"/>
+      <w:pPr>
+        <w:tabs>
+          <w:tab w:val="num" w:pos="5040"/>
+        </w:tabs>
+        <w:ind w:left="5040" w:hanging="360"/>
+      </w:pPr>
+    </w:lvl>
+    <w:lvl w:ilvl="7" w:tentative="1">
+      <w:start w:val="1"/>
+      <w:numFmt w:val="decimal"/>
+      <w:lvlText w:val="%8."/>
+      <w:lvlJc w:val="left"/>
+      <w:pPr>
+        <w:tabs>
+          <w:tab w:val="num" w:pos="5760"/>
+        </w:tabs>
+        <w:ind w:left="5760" w:hanging="360"/>
+      </w:pPr>
+    </w:lvl>
+    <w:lvl w:ilvl="8" w:tentative="1">
+      <w:start w:val="1"/>
+      <w:numFmt w:val="decimal"/>
+      <w:lvlText w:val="%9."/>
+      <w:lvlJc w:val="left"/>
+      <w:pPr>
+        <w:tabs>
+          <w:tab w:val="num" w:pos="6480"/>
+        </w:tabs>
+        <w:ind w:left="6480" w:hanging="360"/>
+      </w:pPr>
+    </w:lvl>
+  </w:abstractNum>
+  <w:abstractNum w:abstractNumId="8" w15:restartNumberingAfterBreak="0">
+    <w:nsid w:val="23CB519E"/>
+    <w:multiLevelType w:val="multilevel"/>
+    <w:tmpl w:val="D154050E"/>
+    <w:lvl w:ilvl="0">
+      <w:start w:val="1"/>
+      <w:numFmt w:val="bullet"/>
+      <w:lvlText w:val=""/>
+      <w:lvlJc w:val="left"/>
+      <w:pPr>
+        <w:tabs>
+          <w:tab w:val="num" w:pos="720"/>
+        </w:tabs>
+        <w:ind w:left="720" w:hanging="360"/>
+      </w:pPr>
+      <w:rPr>
+        <w:rFonts w:ascii="Symbol" w:hAnsi="Symbol" w:hint="default"/>
+        <w:sz w:val="20"/>
+      </w:rPr>
+    </w:lvl>
+    <w:lvl w:ilvl="1" w:tentative="1">
+      <w:start w:val="1"/>
+      <w:numFmt w:val="bullet"/>
+      <w:lvlText w:val="o"/>
+      <w:lvlJc w:val="left"/>
+      <w:pPr>
+        <w:tabs>
+          <w:tab w:val="num" w:pos="1440"/>
+        </w:tabs>
+        <w:ind w:left="1440" w:hanging="360"/>
+      </w:pPr>
+      <w:rPr>
+        <w:rFonts w:ascii="Courier New" w:hAnsi="Courier New" w:hint="default"/>
+        <w:sz w:val="20"/>
+      </w:rPr>
+    </w:lvl>
+    <w:lvl w:ilvl="2" w:tentative="1">
+      <w:start w:val="1"/>
+      <w:numFmt w:val="bullet"/>
+      <w:lvlText w:val=""/>
+      <w:lvlJc w:val="left"/>
+      <w:pPr>
+        <w:tabs>
+          <w:tab w:val="num" w:pos="2160"/>
+        </w:tabs>
+        <w:ind w:left="2160" w:hanging="360"/>
+      </w:pPr>
+      <w:rPr>
+        <w:rFonts w:ascii="Wingdings" w:hAnsi="Wingdings" w:hint="default"/>
+        <w:sz w:val="20"/>
+      </w:rPr>
+    </w:lvl>
+    <w:lvl w:ilvl="3" w:tentative="1">
+      <w:start w:val="1"/>
+      <w:numFmt w:val="bullet"/>
+      <w:lvlText w:val=""/>
+      <w:lvlJc w:val="left"/>
+      <w:pPr>
+        <w:tabs>
+          <w:tab w:val="num" w:pos="2880"/>
+        </w:tabs>
+        <w:ind w:left="2880" w:hanging="360"/>
+      </w:pPr>
+      <w:rPr>
+        <w:rFonts w:ascii="Wingdings" w:hAnsi="Wingdings" w:hint="default"/>
+        <w:sz w:val="20"/>
+      </w:rPr>
+    </w:lvl>
+    <w:lvl w:ilvl="4" w:tentative="1">
+      <w:start w:val="1"/>
+      <w:numFmt w:val="bullet"/>
+      <w:lvlText w:val=""/>
+      <w:lvlJc w:val="left"/>
+      <w:pPr>
+        <w:tabs>
+          <w:tab w:val="num" w:pos="3600"/>
+        </w:tabs>
+        <w:ind w:left="3600" w:hanging="360"/>
+      </w:pPr>
+      <w:rPr>
+        <w:rFonts w:ascii="Wingdings" w:hAnsi="Wingdings" w:hint="default"/>
+        <w:sz w:val="20"/>
+      </w:rPr>
+    </w:lvl>
+    <w:lvl w:ilvl="5" w:tentative="1">
+      <w:start w:val="1"/>
+      <w:numFmt w:val="bullet"/>
+      <w:lvlText w:val=""/>
+      <w:lvlJc w:val="left"/>
+      <w:pPr>
+        <w:tabs>
+          <w:tab w:val="num" w:pos="4320"/>
+        </w:tabs>
+        <w:ind w:left="4320" w:hanging="360"/>
+      </w:pPr>
+      <w:rPr>
+        <w:rFonts w:ascii="Wingdings" w:hAnsi="Wingdings" w:hint="default"/>
+        <w:sz w:val="20"/>
+      </w:rPr>
+    </w:lvl>
+    <w:lvl w:ilvl="6" w:tentative="1">
+      <w:start w:val="1"/>
+      <w:numFmt w:val="bullet"/>
+      <w:lvlText w:val=""/>
+      <w:lvlJc w:val="left"/>
+      <w:pPr>
+        <w:tabs>
+          <w:tab w:val="num" w:pos="5040"/>
+        </w:tabs>
+        <w:ind w:left="5040" w:hanging="360"/>
+      </w:pPr>
+      <w:rPr>
+        <w:rFonts w:ascii="Wingdings" w:hAnsi="Wingdings" w:hint="default"/>
+        <w:sz w:val="20"/>
+      </w:rPr>
+    </w:lvl>
+    <w:lvl w:ilvl="7" w:tentative="1">
+      <w:start w:val="1"/>
+      <w:numFmt w:val="bullet"/>
+      <w:lvlText w:val=""/>
+      <w:lvlJc w:val="left"/>
+      <w:pPr>
+        <w:tabs>
+          <w:tab w:val="num" w:pos="5760"/>
+        </w:tabs>
+        <w:ind w:left="5760" w:hanging="360"/>
+      </w:pPr>
+      <w:rPr>
+        <w:rFonts w:ascii="Wingdings" w:hAnsi="Wingdings" w:hint="default"/>
+        <w:sz w:val="20"/>
+      </w:rPr>
+    </w:lvl>
+    <w:lvl w:ilvl="8" w:tentative="1">
+      <w:start w:val="1"/>
+      <w:numFmt w:val="bullet"/>
+      <w:lvlText w:val=""/>
+      <w:lvlJc w:val="left"/>
+      <w:pPr>
+        <w:tabs>
+          <w:tab w:val="num" w:pos="6480"/>
+        </w:tabs>
+        <w:ind w:left="6480" w:hanging="360"/>
+      </w:pPr>
+      <w:rPr>
+        <w:rFonts w:ascii="Wingdings" w:hAnsi="Wingdings" w:hint="default"/>
+        <w:sz w:val="20"/>
+      </w:rPr>
+    </w:lvl>
+  </w:abstractNum>
+  <w:abstractNum w:abstractNumId="9" w15:restartNumberingAfterBreak="0">
     <w:nsid w:val="242600AC"/>
     <w:multiLevelType w:val="multilevel"/>
     <w:tmpl w:val="D3D428AC"/>
@@ -2320,7 +6276,918 @@
       </w:pPr>
     </w:lvl>
   </w:abstractNum>
-  <w:abstractNum w:abstractNumId="3" w15:restartNumberingAfterBreak="0">
+  <w:abstractNum w:abstractNumId="10" w15:restartNumberingAfterBreak="0">
+    <w:nsid w:val="24F039BA"/>
+    <w:multiLevelType w:val="multilevel"/>
+    <w:tmpl w:val="B268B66A"/>
+    <w:lvl w:ilvl="0">
+      <w:start w:val="1"/>
+      <w:numFmt w:val="bullet"/>
+      <w:lvlText w:val=""/>
+      <w:lvlJc w:val="left"/>
+      <w:pPr>
+        <w:tabs>
+          <w:tab w:val="num" w:pos="720"/>
+        </w:tabs>
+        <w:ind w:left="720" w:hanging="360"/>
+      </w:pPr>
+      <w:rPr>
+        <w:rFonts w:ascii="Symbol" w:hAnsi="Symbol" w:hint="default"/>
+        <w:sz w:val="20"/>
+      </w:rPr>
+    </w:lvl>
+    <w:lvl w:ilvl="1">
+      <w:start w:val="1"/>
+      <w:numFmt w:val="bullet"/>
+      <w:lvlText w:val="o"/>
+      <w:lvlJc w:val="left"/>
+      <w:pPr>
+        <w:tabs>
+          <w:tab w:val="num" w:pos="1440"/>
+        </w:tabs>
+        <w:ind w:left="1440" w:hanging="360"/>
+      </w:pPr>
+      <w:rPr>
+        <w:rFonts w:ascii="Courier New" w:hAnsi="Courier New" w:hint="default"/>
+        <w:sz w:val="20"/>
+      </w:rPr>
+    </w:lvl>
+    <w:lvl w:ilvl="2" w:tentative="1">
+      <w:start w:val="1"/>
+      <w:numFmt w:val="bullet"/>
+      <w:lvlText w:val=""/>
+      <w:lvlJc w:val="left"/>
+      <w:pPr>
+        <w:tabs>
+          <w:tab w:val="num" w:pos="2160"/>
+        </w:tabs>
+        <w:ind w:left="2160" w:hanging="360"/>
+      </w:pPr>
+      <w:rPr>
+        <w:rFonts w:ascii="Wingdings" w:hAnsi="Wingdings" w:hint="default"/>
+        <w:sz w:val="20"/>
+      </w:rPr>
+    </w:lvl>
+    <w:lvl w:ilvl="3" w:tentative="1">
+      <w:start w:val="1"/>
+      <w:numFmt w:val="bullet"/>
+      <w:lvlText w:val=""/>
+      <w:lvlJc w:val="left"/>
+      <w:pPr>
+        <w:tabs>
+          <w:tab w:val="num" w:pos="2880"/>
+        </w:tabs>
+        <w:ind w:left="2880" w:hanging="360"/>
+      </w:pPr>
+      <w:rPr>
+        <w:rFonts w:ascii="Wingdings" w:hAnsi="Wingdings" w:hint="default"/>
+        <w:sz w:val="20"/>
+      </w:rPr>
+    </w:lvl>
+    <w:lvl w:ilvl="4" w:tentative="1">
+      <w:start w:val="1"/>
+      <w:numFmt w:val="bullet"/>
+      <w:lvlText w:val=""/>
+      <w:lvlJc w:val="left"/>
+      <w:pPr>
+        <w:tabs>
+          <w:tab w:val="num" w:pos="3600"/>
+        </w:tabs>
+        <w:ind w:left="3600" w:hanging="360"/>
+      </w:pPr>
+      <w:rPr>
+        <w:rFonts w:ascii="Wingdings" w:hAnsi="Wingdings" w:hint="default"/>
+        <w:sz w:val="20"/>
+      </w:rPr>
+    </w:lvl>
+    <w:lvl w:ilvl="5" w:tentative="1">
+      <w:start w:val="1"/>
+      <w:numFmt w:val="bullet"/>
+      <w:lvlText w:val=""/>
+      <w:lvlJc w:val="left"/>
+      <w:pPr>
+        <w:tabs>
+          <w:tab w:val="num" w:pos="4320"/>
+        </w:tabs>
+        <w:ind w:left="4320" w:hanging="360"/>
+      </w:pPr>
+      <w:rPr>
+        <w:rFonts w:ascii="Wingdings" w:hAnsi="Wingdings" w:hint="default"/>
+        <w:sz w:val="20"/>
+      </w:rPr>
+    </w:lvl>
+    <w:lvl w:ilvl="6" w:tentative="1">
+      <w:start w:val="1"/>
+      <w:numFmt w:val="bullet"/>
+      <w:lvlText w:val=""/>
+      <w:lvlJc w:val="left"/>
+      <w:pPr>
+        <w:tabs>
+          <w:tab w:val="num" w:pos="5040"/>
+        </w:tabs>
+        <w:ind w:left="5040" w:hanging="360"/>
+      </w:pPr>
+      <w:rPr>
+        <w:rFonts w:ascii="Wingdings" w:hAnsi="Wingdings" w:hint="default"/>
+        <w:sz w:val="20"/>
+      </w:rPr>
+    </w:lvl>
+    <w:lvl w:ilvl="7" w:tentative="1">
+      <w:start w:val="1"/>
+      <w:numFmt w:val="bullet"/>
+      <w:lvlText w:val=""/>
+      <w:lvlJc w:val="left"/>
+      <w:pPr>
+        <w:tabs>
+          <w:tab w:val="num" w:pos="5760"/>
+        </w:tabs>
+        <w:ind w:left="5760" w:hanging="360"/>
+      </w:pPr>
+      <w:rPr>
+        <w:rFonts w:ascii="Wingdings" w:hAnsi="Wingdings" w:hint="default"/>
+        <w:sz w:val="20"/>
+      </w:rPr>
+    </w:lvl>
+    <w:lvl w:ilvl="8" w:tentative="1">
+      <w:start w:val="1"/>
+      <w:numFmt w:val="bullet"/>
+      <w:lvlText w:val=""/>
+      <w:lvlJc w:val="left"/>
+      <w:pPr>
+        <w:tabs>
+          <w:tab w:val="num" w:pos="6480"/>
+        </w:tabs>
+        <w:ind w:left="6480" w:hanging="360"/>
+      </w:pPr>
+      <w:rPr>
+        <w:rFonts w:ascii="Wingdings" w:hAnsi="Wingdings" w:hint="default"/>
+        <w:sz w:val="20"/>
+      </w:rPr>
+    </w:lvl>
+  </w:abstractNum>
+  <w:abstractNum w:abstractNumId="11" w15:restartNumberingAfterBreak="0">
+    <w:nsid w:val="251E3336"/>
+    <w:multiLevelType w:val="multilevel"/>
+    <w:tmpl w:val="C19C0B7C"/>
+    <w:lvl w:ilvl="0">
+      <w:start w:val="1"/>
+      <w:numFmt w:val="bullet"/>
+      <w:lvlText w:val=""/>
+      <w:lvlJc w:val="left"/>
+      <w:pPr>
+        <w:tabs>
+          <w:tab w:val="num" w:pos="720"/>
+        </w:tabs>
+        <w:ind w:left="720" w:hanging="360"/>
+      </w:pPr>
+      <w:rPr>
+        <w:rFonts w:ascii="Symbol" w:hAnsi="Symbol" w:hint="default"/>
+        <w:sz w:val="20"/>
+      </w:rPr>
+    </w:lvl>
+    <w:lvl w:ilvl="1">
+      <w:start w:val="1"/>
+      <w:numFmt w:val="bullet"/>
+      <w:lvlText w:val="o"/>
+      <w:lvlJc w:val="left"/>
+      <w:pPr>
+        <w:tabs>
+          <w:tab w:val="num" w:pos="1440"/>
+        </w:tabs>
+        <w:ind w:left="1440" w:hanging="360"/>
+      </w:pPr>
+      <w:rPr>
+        <w:rFonts w:ascii="Courier New" w:hAnsi="Courier New" w:hint="default"/>
+        <w:sz w:val="20"/>
+      </w:rPr>
+    </w:lvl>
+    <w:lvl w:ilvl="2" w:tentative="1">
+      <w:start w:val="1"/>
+      <w:numFmt w:val="bullet"/>
+      <w:lvlText w:val=""/>
+      <w:lvlJc w:val="left"/>
+      <w:pPr>
+        <w:tabs>
+          <w:tab w:val="num" w:pos="2160"/>
+        </w:tabs>
+        <w:ind w:left="2160" w:hanging="360"/>
+      </w:pPr>
+      <w:rPr>
+        <w:rFonts w:ascii="Wingdings" w:hAnsi="Wingdings" w:hint="default"/>
+        <w:sz w:val="20"/>
+      </w:rPr>
+    </w:lvl>
+    <w:lvl w:ilvl="3" w:tentative="1">
+      <w:start w:val="1"/>
+      <w:numFmt w:val="bullet"/>
+      <w:lvlText w:val=""/>
+      <w:lvlJc w:val="left"/>
+      <w:pPr>
+        <w:tabs>
+          <w:tab w:val="num" w:pos="2880"/>
+        </w:tabs>
+        <w:ind w:left="2880" w:hanging="360"/>
+      </w:pPr>
+      <w:rPr>
+        <w:rFonts w:ascii="Wingdings" w:hAnsi="Wingdings" w:hint="default"/>
+        <w:sz w:val="20"/>
+      </w:rPr>
+    </w:lvl>
+    <w:lvl w:ilvl="4" w:tentative="1">
+      <w:start w:val="1"/>
+      <w:numFmt w:val="bullet"/>
+      <w:lvlText w:val=""/>
+      <w:lvlJc w:val="left"/>
+      <w:pPr>
+        <w:tabs>
+          <w:tab w:val="num" w:pos="3600"/>
+        </w:tabs>
+        <w:ind w:left="3600" w:hanging="360"/>
+      </w:pPr>
+      <w:rPr>
+        <w:rFonts w:ascii="Wingdings" w:hAnsi="Wingdings" w:hint="default"/>
+        <w:sz w:val="20"/>
+      </w:rPr>
+    </w:lvl>
+    <w:lvl w:ilvl="5" w:tentative="1">
+      <w:start w:val="1"/>
+      <w:numFmt w:val="bullet"/>
+      <w:lvlText w:val=""/>
+      <w:lvlJc w:val="left"/>
+      <w:pPr>
+        <w:tabs>
+          <w:tab w:val="num" w:pos="4320"/>
+        </w:tabs>
+        <w:ind w:left="4320" w:hanging="360"/>
+      </w:pPr>
+      <w:rPr>
+        <w:rFonts w:ascii="Wingdings" w:hAnsi="Wingdings" w:hint="default"/>
+        <w:sz w:val="20"/>
+      </w:rPr>
+    </w:lvl>
+    <w:lvl w:ilvl="6" w:tentative="1">
+      <w:start w:val="1"/>
+      <w:numFmt w:val="bullet"/>
+      <w:lvlText w:val=""/>
+      <w:lvlJc w:val="left"/>
+      <w:pPr>
+        <w:tabs>
+          <w:tab w:val="num" w:pos="5040"/>
+        </w:tabs>
+        <w:ind w:left="5040" w:hanging="360"/>
+      </w:pPr>
+      <w:rPr>
+        <w:rFonts w:ascii="Wingdings" w:hAnsi="Wingdings" w:hint="default"/>
+        <w:sz w:val="20"/>
+      </w:rPr>
+    </w:lvl>
+    <w:lvl w:ilvl="7" w:tentative="1">
+      <w:start w:val="1"/>
+      <w:numFmt w:val="bullet"/>
+      <w:lvlText w:val=""/>
+      <w:lvlJc w:val="left"/>
+      <w:pPr>
+        <w:tabs>
+          <w:tab w:val="num" w:pos="5760"/>
+        </w:tabs>
+        <w:ind w:left="5760" w:hanging="360"/>
+      </w:pPr>
+      <w:rPr>
+        <w:rFonts w:ascii="Wingdings" w:hAnsi="Wingdings" w:hint="default"/>
+        <w:sz w:val="20"/>
+      </w:rPr>
+    </w:lvl>
+    <w:lvl w:ilvl="8" w:tentative="1">
+      <w:start w:val="1"/>
+      <w:numFmt w:val="bullet"/>
+      <w:lvlText w:val=""/>
+      <w:lvlJc w:val="left"/>
+      <w:pPr>
+        <w:tabs>
+          <w:tab w:val="num" w:pos="6480"/>
+        </w:tabs>
+        <w:ind w:left="6480" w:hanging="360"/>
+      </w:pPr>
+      <w:rPr>
+        <w:rFonts w:ascii="Wingdings" w:hAnsi="Wingdings" w:hint="default"/>
+        <w:sz w:val="20"/>
+      </w:rPr>
+    </w:lvl>
+  </w:abstractNum>
+  <w:abstractNum w:abstractNumId="12" w15:restartNumberingAfterBreak="0">
+    <w:nsid w:val="254D3158"/>
+    <w:multiLevelType w:val="multilevel"/>
+    <w:tmpl w:val="8D22E03C"/>
+    <w:lvl w:ilvl="0">
+      <w:start w:val="1"/>
+      <w:numFmt w:val="decimal"/>
+      <w:lvlText w:val="%1."/>
+      <w:lvlJc w:val="left"/>
+      <w:pPr>
+        <w:tabs>
+          <w:tab w:val="num" w:pos="720"/>
+        </w:tabs>
+        <w:ind w:left="720" w:hanging="360"/>
+      </w:pPr>
+    </w:lvl>
+    <w:lvl w:ilvl="1" w:tentative="1">
+      <w:start w:val="1"/>
+      <w:numFmt w:val="decimal"/>
+      <w:lvlText w:val="%2."/>
+      <w:lvlJc w:val="left"/>
+      <w:pPr>
+        <w:tabs>
+          <w:tab w:val="num" w:pos="1440"/>
+        </w:tabs>
+        <w:ind w:left="1440" w:hanging="360"/>
+      </w:pPr>
+    </w:lvl>
+    <w:lvl w:ilvl="2" w:tentative="1">
+      <w:start w:val="1"/>
+      <w:numFmt w:val="decimal"/>
+      <w:lvlText w:val="%3."/>
+      <w:lvlJc w:val="left"/>
+      <w:pPr>
+        <w:tabs>
+          <w:tab w:val="num" w:pos="2160"/>
+        </w:tabs>
+        <w:ind w:left="2160" w:hanging="360"/>
+      </w:pPr>
+    </w:lvl>
+    <w:lvl w:ilvl="3" w:tentative="1">
+      <w:start w:val="1"/>
+      <w:numFmt w:val="decimal"/>
+      <w:lvlText w:val="%4."/>
+      <w:lvlJc w:val="left"/>
+      <w:pPr>
+        <w:tabs>
+          <w:tab w:val="num" w:pos="2880"/>
+        </w:tabs>
+        <w:ind w:left="2880" w:hanging="360"/>
+      </w:pPr>
+    </w:lvl>
+    <w:lvl w:ilvl="4" w:tentative="1">
+      <w:start w:val="1"/>
+      <w:numFmt w:val="decimal"/>
+      <w:lvlText w:val="%5."/>
+      <w:lvlJc w:val="left"/>
+      <w:pPr>
+        <w:tabs>
+          <w:tab w:val="num" w:pos="3600"/>
+        </w:tabs>
+        <w:ind w:left="3600" w:hanging="360"/>
+      </w:pPr>
+    </w:lvl>
+    <w:lvl w:ilvl="5" w:tentative="1">
+      <w:start w:val="1"/>
+      <w:numFmt w:val="decimal"/>
+      <w:lvlText w:val="%6."/>
+      <w:lvlJc w:val="left"/>
+      <w:pPr>
+        <w:tabs>
+          <w:tab w:val="num" w:pos="4320"/>
+        </w:tabs>
+        <w:ind w:left="4320" w:hanging="360"/>
+      </w:pPr>
+    </w:lvl>
+    <w:lvl w:ilvl="6" w:tentative="1">
+      <w:start w:val="1"/>
+      <w:numFmt w:val="decimal"/>
+      <w:lvlText w:val="%7."/>
+      <w:lvlJc w:val="left"/>
+      <w:pPr>
+        <w:tabs>
+          <w:tab w:val="num" w:pos="5040"/>
+        </w:tabs>
+        <w:ind w:left="5040" w:hanging="360"/>
+      </w:pPr>
+    </w:lvl>
+    <w:lvl w:ilvl="7" w:tentative="1">
+      <w:start w:val="1"/>
+      <w:numFmt w:val="decimal"/>
+      <w:lvlText w:val="%8."/>
+      <w:lvlJc w:val="left"/>
+      <w:pPr>
+        <w:tabs>
+          <w:tab w:val="num" w:pos="5760"/>
+        </w:tabs>
+        <w:ind w:left="5760" w:hanging="360"/>
+      </w:pPr>
+    </w:lvl>
+    <w:lvl w:ilvl="8" w:tentative="1">
+      <w:start w:val="1"/>
+      <w:numFmt w:val="decimal"/>
+      <w:lvlText w:val="%9."/>
+      <w:lvlJc w:val="left"/>
+      <w:pPr>
+        <w:tabs>
+          <w:tab w:val="num" w:pos="6480"/>
+        </w:tabs>
+        <w:ind w:left="6480" w:hanging="360"/>
+      </w:pPr>
+    </w:lvl>
+  </w:abstractNum>
+  <w:abstractNum w:abstractNumId="13" w15:restartNumberingAfterBreak="0">
+    <w:nsid w:val="3ABF5FAE"/>
+    <w:multiLevelType w:val="multilevel"/>
+    <w:tmpl w:val="AE7C4B14"/>
+    <w:lvl w:ilvl="0">
+      <w:start w:val="1"/>
+      <w:numFmt w:val="decimal"/>
+      <w:lvlText w:val="%1."/>
+      <w:lvlJc w:val="left"/>
+      <w:pPr>
+        <w:tabs>
+          <w:tab w:val="num" w:pos="720"/>
+        </w:tabs>
+        <w:ind w:left="720" w:hanging="360"/>
+      </w:pPr>
+    </w:lvl>
+    <w:lvl w:ilvl="1" w:tentative="1">
+      <w:start w:val="1"/>
+      <w:numFmt w:val="decimal"/>
+      <w:lvlText w:val="%2."/>
+      <w:lvlJc w:val="left"/>
+      <w:pPr>
+        <w:tabs>
+          <w:tab w:val="num" w:pos="1440"/>
+        </w:tabs>
+        <w:ind w:left="1440" w:hanging="360"/>
+      </w:pPr>
+    </w:lvl>
+    <w:lvl w:ilvl="2" w:tentative="1">
+      <w:start w:val="1"/>
+      <w:numFmt w:val="decimal"/>
+      <w:lvlText w:val="%3."/>
+      <w:lvlJc w:val="left"/>
+      <w:pPr>
+        <w:tabs>
+          <w:tab w:val="num" w:pos="2160"/>
+        </w:tabs>
+        <w:ind w:left="2160" w:hanging="360"/>
+      </w:pPr>
+    </w:lvl>
+    <w:lvl w:ilvl="3" w:tentative="1">
+      <w:start w:val="1"/>
+      <w:numFmt w:val="decimal"/>
+      <w:lvlText w:val="%4."/>
+      <w:lvlJc w:val="left"/>
+      <w:pPr>
+        <w:tabs>
+          <w:tab w:val="num" w:pos="2880"/>
+        </w:tabs>
+        <w:ind w:left="2880" w:hanging="360"/>
+      </w:pPr>
+    </w:lvl>
+    <w:lvl w:ilvl="4" w:tentative="1">
+      <w:start w:val="1"/>
+      <w:numFmt w:val="decimal"/>
+      <w:lvlText w:val="%5."/>
+      <w:lvlJc w:val="left"/>
+      <w:pPr>
+        <w:tabs>
+          <w:tab w:val="num" w:pos="3600"/>
+        </w:tabs>
+        <w:ind w:left="3600" w:hanging="360"/>
+      </w:pPr>
+    </w:lvl>
+    <w:lvl w:ilvl="5" w:tentative="1">
+      <w:start w:val="1"/>
+      <w:numFmt w:val="decimal"/>
+      <w:lvlText w:val="%6."/>
+      <w:lvlJc w:val="left"/>
+      <w:pPr>
+        <w:tabs>
+          <w:tab w:val="num" w:pos="4320"/>
+        </w:tabs>
+        <w:ind w:left="4320" w:hanging="360"/>
+      </w:pPr>
+    </w:lvl>
+    <w:lvl w:ilvl="6" w:tentative="1">
+      <w:start w:val="1"/>
+      <w:numFmt w:val="decimal"/>
+      <w:lvlText w:val="%7."/>
+      <w:lvlJc w:val="left"/>
+      <w:pPr>
+        <w:tabs>
+          <w:tab w:val="num" w:pos="5040"/>
+        </w:tabs>
+        <w:ind w:left="5040" w:hanging="360"/>
+      </w:pPr>
+    </w:lvl>
+    <w:lvl w:ilvl="7" w:tentative="1">
+      <w:start w:val="1"/>
+      <w:numFmt w:val="decimal"/>
+      <w:lvlText w:val="%8."/>
+      <w:lvlJc w:val="left"/>
+      <w:pPr>
+        <w:tabs>
+          <w:tab w:val="num" w:pos="5760"/>
+        </w:tabs>
+        <w:ind w:left="5760" w:hanging="360"/>
+      </w:pPr>
+    </w:lvl>
+    <w:lvl w:ilvl="8" w:tentative="1">
+      <w:start w:val="1"/>
+      <w:numFmt w:val="decimal"/>
+      <w:lvlText w:val="%9."/>
+      <w:lvlJc w:val="left"/>
+      <w:pPr>
+        <w:tabs>
+          <w:tab w:val="num" w:pos="6480"/>
+        </w:tabs>
+        <w:ind w:left="6480" w:hanging="360"/>
+      </w:pPr>
+    </w:lvl>
+  </w:abstractNum>
+  <w:abstractNum w:abstractNumId="14" w15:restartNumberingAfterBreak="0">
+    <w:nsid w:val="3B2257C3"/>
+    <w:multiLevelType w:val="multilevel"/>
+    <w:tmpl w:val="5060C10E"/>
+    <w:lvl w:ilvl="0">
+      <w:start w:val="1"/>
+      <w:numFmt w:val="bullet"/>
+      <w:lvlText w:val=""/>
+      <w:lvlJc w:val="left"/>
+      <w:pPr>
+        <w:tabs>
+          <w:tab w:val="num" w:pos="720"/>
+        </w:tabs>
+        <w:ind w:left="720" w:hanging="360"/>
+      </w:pPr>
+      <w:rPr>
+        <w:rFonts w:ascii="Symbol" w:hAnsi="Symbol" w:hint="default"/>
+        <w:sz w:val="20"/>
+      </w:rPr>
+    </w:lvl>
+    <w:lvl w:ilvl="1">
+      <w:start w:val="1"/>
+      <w:numFmt w:val="bullet"/>
+      <w:lvlText w:val="o"/>
+      <w:lvlJc w:val="left"/>
+      <w:pPr>
+        <w:tabs>
+          <w:tab w:val="num" w:pos="1440"/>
+        </w:tabs>
+        <w:ind w:left="1440" w:hanging="360"/>
+      </w:pPr>
+      <w:rPr>
+        <w:rFonts w:ascii="Courier New" w:hAnsi="Courier New" w:hint="default"/>
+        <w:sz w:val="20"/>
+      </w:rPr>
+    </w:lvl>
+    <w:lvl w:ilvl="2" w:tentative="1">
+      <w:start w:val="1"/>
+      <w:numFmt w:val="bullet"/>
+      <w:lvlText w:val=""/>
+      <w:lvlJc w:val="left"/>
+      <w:pPr>
+        <w:tabs>
+          <w:tab w:val="num" w:pos="2160"/>
+        </w:tabs>
+        <w:ind w:left="2160" w:hanging="360"/>
+      </w:pPr>
+      <w:rPr>
+        <w:rFonts w:ascii="Wingdings" w:hAnsi="Wingdings" w:hint="default"/>
+        <w:sz w:val="20"/>
+      </w:rPr>
+    </w:lvl>
+    <w:lvl w:ilvl="3" w:tentative="1">
+      <w:start w:val="1"/>
+      <w:numFmt w:val="bullet"/>
+      <w:lvlText w:val=""/>
+      <w:lvlJc w:val="left"/>
+      <w:pPr>
+        <w:tabs>
+          <w:tab w:val="num" w:pos="2880"/>
+        </w:tabs>
+        <w:ind w:left="2880" w:hanging="360"/>
+      </w:pPr>
+      <w:rPr>
+        <w:rFonts w:ascii="Wingdings" w:hAnsi="Wingdings" w:hint="default"/>
+        <w:sz w:val="20"/>
+      </w:rPr>
+    </w:lvl>
+    <w:lvl w:ilvl="4" w:tentative="1">
+      <w:start w:val="1"/>
+      <w:numFmt w:val="bullet"/>
+      <w:lvlText w:val=""/>
+      <w:lvlJc w:val="left"/>
+      <w:pPr>
+        <w:tabs>
+          <w:tab w:val="num" w:pos="3600"/>
+        </w:tabs>
+        <w:ind w:left="3600" w:hanging="360"/>
+      </w:pPr>
+      <w:rPr>
+        <w:rFonts w:ascii="Wingdings" w:hAnsi="Wingdings" w:hint="default"/>
+        <w:sz w:val="20"/>
+      </w:rPr>
+    </w:lvl>
+    <w:lvl w:ilvl="5" w:tentative="1">
+      <w:start w:val="1"/>
+      <w:numFmt w:val="bullet"/>
+      <w:lvlText w:val=""/>
+      <w:lvlJc w:val="left"/>
+      <w:pPr>
+        <w:tabs>
+          <w:tab w:val="num" w:pos="4320"/>
+        </w:tabs>
+        <w:ind w:left="4320" w:hanging="360"/>
+      </w:pPr>
+      <w:rPr>
+        <w:rFonts w:ascii="Wingdings" w:hAnsi="Wingdings" w:hint="default"/>
+        <w:sz w:val="20"/>
+      </w:rPr>
+    </w:lvl>
+    <w:lvl w:ilvl="6" w:tentative="1">
+      <w:start w:val="1"/>
+      <w:numFmt w:val="bullet"/>
+      <w:lvlText w:val=""/>
+      <w:lvlJc w:val="left"/>
+      <w:pPr>
+        <w:tabs>
+          <w:tab w:val="num" w:pos="5040"/>
+        </w:tabs>
+        <w:ind w:left="5040" w:hanging="360"/>
+      </w:pPr>
+      <w:rPr>
+        <w:rFonts w:ascii="Wingdings" w:hAnsi="Wingdings" w:hint="default"/>
+        <w:sz w:val="20"/>
+      </w:rPr>
+    </w:lvl>
+    <w:lvl w:ilvl="7" w:tentative="1">
+      <w:start w:val="1"/>
+      <w:numFmt w:val="bullet"/>
+      <w:lvlText w:val=""/>
+      <w:lvlJc w:val="left"/>
+      <w:pPr>
+        <w:tabs>
+          <w:tab w:val="num" w:pos="5760"/>
+        </w:tabs>
+        <w:ind w:left="5760" w:hanging="360"/>
+      </w:pPr>
+      <w:rPr>
+        <w:rFonts w:ascii="Wingdings" w:hAnsi="Wingdings" w:hint="default"/>
+        <w:sz w:val="20"/>
+      </w:rPr>
+    </w:lvl>
+    <w:lvl w:ilvl="8" w:tentative="1">
+      <w:start w:val="1"/>
+      <w:numFmt w:val="bullet"/>
+      <w:lvlText w:val=""/>
+      <w:lvlJc w:val="left"/>
+      <w:pPr>
+        <w:tabs>
+          <w:tab w:val="num" w:pos="6480"/>
+        </w:tabs>
+        <w:ind w:left="6480" w:hanging="360"/>
+      </w:pPr>
+      <w:rPr>
+        <w:rFonts w:ascii="Wingdings" w:hAnsi="Wingdings" w:hint="default"/>
+        <w:sz w:val="20"/>
+      </w:rPr>
+    </w:lvl>
+  </w:abstractNum>
+  <w:abstractNum w:abstractNumId="15" w15:restartNumberingAfterBreak="0">
+    <w:nsid w:val="3D4B22E5"/>
+    <w:multiLevelType w:val="multilevel"/>
+    <w:tmpl w:val="C3F889F6"/>
+    <w:lvl w:ilvl="0">
+      <w:start w:val="1"/>
+      <w:numFmt w:val="decimal"/>
+      <w:lvlText w:val="%1."/>
+      <w:lvlJc w:val="left"/>
+      <w:pPr>
+        <w:tabs>
+          <w:tab w:val="num" w:pos="720"/>
+        </w:tabs>
+        <w:ind w:left="720" w:hanging="360"/>
+      </w:pPr>
+    </w:lvl>
+    <w:lvl w:ilvl="1">
+      <w:start w:val="1"/>
+      <w:numFmt w:val="bullet"/>
+      <w:lvlText w:val="o"/>
+      <w:lvlJc w:val="left"/>
+      <w:pPr>
+        <w:tabs>
+          <w:tab w:val="num" w:pos="1440"/>
+        </w:tabs>
+        <w:ind w:left="1440" w:hanging="360"/>
+      </w:pPr>
+      <w:rPr>
+        <w:rFonts w:ascii="Courier New" w:hAnsi="Courier New" w:hint="default"/>
+        <w:sz w:val="20"/>
+      </w:rPr>
+    </w:lvl>
+    <w:lvl w:ilvl="2" w:tentative="1">
+      <w:start w:val="1"/>
+      <w:numFmt w:val="decimal"/>
+      <w:lvlText w:val="%3."/>
+      <w:lvlJc w:val="left"/>
+      <w:pPr>
+        <w:tabs>
+          <w:tab w:val="num" w:pos="2160"/>
+        </w:tabs>
+        <w:ind w:left="2160" w:hanging="360"/>
+      </w:pPr>
+    </w:lvl>
+    <w:lvl w:ilvl="3" w:tentative="1">
+      <w:start w:val="1"/>
+      <w:numFmt w:val="decimal"/>
+      <w:lvlText w:val="%4."/>
+      <w:lvlJc w:val="left"/>
+      <w:pPr>
+        <w:tabs>
+          <w:tab w:val="num" w:pos="2880"/>
+        </w:tabs>
+        <w:ind w:left="2880" w:hanging="360"/>
+      </w:pPr>
+    </w:lvl>
+    <w:lvl w:ilvl="4" w:tentative="1">
+      <w:start w:val="1"/>
+      <w:numFmt w:val="decimal"/>
+      <w:lvlText w:val="%5."/>
+      <w:lvlJc w:val="left"/>
+      <w:pPr>
+        <w:tabs>
+          <w:tab w:val="num" w:pos="3600"/>
+        </w:tabs>
+        <w:ind w:left="3600" w:hanging="360"/>
+      </w:pPr>
+    </w:lvl>
+    <w:lvl w:ilvl="5" w:tentative="1">
+      <w:start w:val="1"/>
+      <w:numFmt w:val="decimal"/>
+      <w:lvlText w:val="%6."/>
+      <w:lvlJc w:val="left"/>
+      <w:pPr>
+        <w:tabs>
+          <w:tab w:val="num" w:pos="4320"/>
+        </w:tabs>
+        <w:ind w:left="4320" w:hanging="360"/>
+      </w:pPr>
+    </w:lvl>
+    <w:lvl w:ilvl="6" w:tentative="1">
+      <w:start w:val="1"/>
+      <w:numFmt w:val="decimal"/>
+      <w:lvlText w:val="%7."/>
+      <w:lvlJc w:val="left"/>
+      <w:pPr>
+        <w:tabs>
+          <w:tab w:val="num" w:pos="5040"/>
+        </w:tabs>
+        <w:ind w:left="5040" w:hanging="360"/>
+      </w:pPr>
+    </w:lvl>
+    <w:lvl w:ilvl="7" w:tentative="1">
+      <w:start w:val="1"/>
+      <w:numFmt w:val="decimal"/>
+      <w:lvlText w:val="%8."/>
+      <w:lvlJc w:val="left"/>
+      <w:pPr>
+        <w:tabs>
+          <w:tab w:val="num" w:pos="5760"/>
+        </w:tabs>
+        <w:ind w:left="5760" w:hanging="360"/>
+      </w:pPr>
+    </w:lvl>
+    <w:lvl w:ilvl="8" w:tentative="1">
+      <w:start w:val="1"/>
+      <w:numFmt w:val="decimal"/>
+      <w:lvlText w:val="%9."/>
+      <w:lvlJc w:val="left"/>
+      <w:pPr>
+        <w:tabs>
+          <w:tab w:val="num" w:pos="6480"/>
+        </w:tabs>
+        <w:ind w:left="6480" w:hanging="360"/>
+      </w:pPr>
+    </w:lvl>
+  </w:abstractNum>
+  <w:abstractNum w:abstractNumId="16" w15:restartNumberingAfterBreak="0">
+    <w:nsid w:val="3DD6702F"/>
+    <w:multiLevelType w:val="multilevel"/>
+    <w:tmpl w:val="3670DA88"/>
+    <w:lvl w:ilvl="0">
+      <w:start w:val="2"/>
+      <w:numFmt w:val="decimal"/>
+      <w:lvlText w:val="%1."/>
+      <w:lvlJc w:val="left"/>
+      <w:pPr>
+        <w:tabs>
+          <w:tab w:val="num" w:pos="720"/>
+        </w:tabs>
+        <w:ind w:left="720" w:hanging="360"/>
+      </w:pPr>
+    </w:lvl>
+    <w:lvl w:ilvl="1">
+      <w:start w:val="1"/>
+      <w:numFmt w:val="bullet"/>
+      <w:lvlText w:val="o"/>
+      <w:lvlJc w:val="left"/>
+      <w:pPr>
+        <w:tabs>
+          <w:tab w:val="num" w:pos="1440"/>
+        </w:tabs>
+        <w:ind w:left="1440" w:hanging="360"/>
+      </w:pPr>
+      <w:rPr>
+        <w:rFonts w:ascii="Courier New" w:hAnsi="Courier New" w:hint="default"/>
+        <w:sz w:val="20"/>
+      </w:rPr>
+    </w:lvl>
+    <w:lvl w:ilvl="2">
+      <w:start w:val="1"/>
+      <w:numFmt w:val="bullet"/>
+      <w:lvlText w:val=""/>
+      <w:lvlJc w:val="left"/>
+      <w:pPr>
+        <w:tabs>
+          <w:tab w:val="num" w:pos="2160"/>
+        </w:tabs>
+        <w:ind w:left="2160" w:hanging="360"/>
+      </w:pPr>
+      <w:rPr>
+        <w:rFonts w:ascii="Wingdings" w:hAnsi="Wingdings" w:hint="default"/>
+        <w:sz w:val="20"/>
+      </w:rPr>
+    </w:lvl>
+    <w:lvl w:ilvl="3" w:tentative="1">
+      <w:start w:val="1"/>
+      <w:numFmt w:val="decimal"/>
+      <w:lvlText w:val="%4."/>
+      <w:lvlJc w:val="left"/>
+      <w:pPr>
+        <w:tabs>
+          <w:tab w:val="num" w:pos="2880"/>
+        </w:tabs>
+        <w:ind w:left="2880" w:hanging="360"/>
+      </w:pPr>
+    </w:lvl>
+    <w:lvl w:ilvl="4" w:tentative="1">
+      <w:start w:val="1"/>
+      <w:numFmt w:val="decimal"/>
+      <w:lvlText w:val="%5."/>
+      <w:lvlJc w:val="left"/>
+      <w:pPr>
+        <w:tabs>
+          <w:tab w:val="num" w:pos="3600"/>
+        </w:tabs>
+        <w:ind w:left="3600" w:hanging="360"/>
+      </w:pPr>
+    </w:lvl>
+    <w:lvl w:ilvl="5" w:tentative="1">
+      <w:start w:val="1"/>
+      <w:numFmt w:val="decimal"/>
+      <w:lvlText w:val="%6."/>
+      <w:lvlJc w:val="left"/>
+      <w:pPr>
+        <w:tabs>
+          <w:tab w:val="num" w:pos="4320"/>
+        </w:tabs>
+        <w:ind w:left="4320" w:hanging="360"/>
+      </w:pPr>
+    </w:lvl>
+    <w:lvl w:ilvl="6" w:tentative="1">
+      <w:start w:val="1"/>
+      <w:numFmt w:val="decimal"/>
+      <w:lvlText w:val="%7."/>
+      <w:lvlJc w:val="left"/>
+      <w:pPr>
+        <w:tabs>
+          <w:tab w:val="num" w:pos="5040"/>
+        </w:tabs>
+        <w:ind w:left="5040" w:hanging="360"/>
+      </w:pPr>
+    </w:lvl>
+    <w:lvl w:ilvl="7" w:tentative="1">
+      <w:start w:val="1"/>
+      <w:numFmt w:val="decimal"/>
+      <w:lvlText w:val="%8."/>
+      <w:lvlJc w:val="left"/>
+      <w:pPr>
+        <w:tabs>
+          <w:tab w:val="num" w:pos="5760"/>
+        </w:tabs>
+        <w:ind w:left="5760" w:hanging="360"/>
+      </w:pPr>
+    </w:lvl>
+    <w:lvl w:ilvl="8" w:tentative="1">
+      <w:start w:val="1"/>
+      <w:numFmt w:val="decimal"/>
+      <w:lvlText w:val="%9."/>
+      <w:lvlJc w:val="left"/>
+      <w:pPr>
+        <w:tabs>
+          <w:tab w:val="num" w:pos="6480"/>
+        </w:tabs>
+        <w:ind w:left="6480" w:hanging="360"/>
+      </w:pPr>
+    </w:lvl>
+  </w:abstractNum>
+  <w:abstractNum w:abstractNumId="17" w15:restartNumberingAfterBreak="0">
     <w:nsid w:val="4C01775D"/>
     <w:multiLevelType w:val="multilevel"/>
     <w:tmpl w:val="EBFE07E4"/>
@@ -2441,7 +7308,567 @@
       </w:pPr>
     </w:lvl>
   </w:abstractNum>
-  <w:abstractNum w:abstractNumId="4" w15:restartNumberingAfterBreak="0">
+  <w:abstractNum w:abstractNumId="18" w15:restartNumberingAfterBreak="0">
+    <w:nsid w:val="4EF3030D"/>
+    <w:multiLevelType w:val="multilevel"/>
+    <w:tmpl w:val="87C89EBE"/>
+    <w:lvl w:ilvl="0">
+      <w:start w:val="1"/>
+      <w:numFmt w:val="bullet"/>
+      <w:lvlText w:val=""/>
+      <w:lvlJc w:val="left"/>
+      <w:pPr>
+        <w:tabs>
+          <w:tab w:val="num" w:pos="720"/>
+        </w:tabs>
+        <w:ind w:left="720" w:hanging="360"/>
+      </w:pPr>
+      <w:rPr>
+        <w:rFonts w:ascii="Symbol" w:hAnsi="Symbol" w:hint="default"/>
+        <w:sz w:val="20"/>
+      </w:rPr>
+    </w:lvl>
+    <w:lvl w:ilvl="1">
+      <w:start w:val="1"/>
+      <w:numFmt w:val="bullet"/>
+      <w:lvlText w:val="o"/>
+      <w:lvlJc w:val="left"/>
+      <w:pPr>
+        <w:tabs>
+          <w:tab w:val="num" w:pos="1440"/>
+        </w:tabs>
+        <w:ind w:left="1440" w:hanging="360"/>
+      </w:pPr>
+      <w:rPr>
+        <w:rFonts w:ascii="Courier New" w:hAnsi="Courier New" w:hint="default"/>
+        <w:sz w:val="20"/>
+      </w:rPr>
+    </w:lvl>
+    <w:lvl w:ilvl="2" w:tentative="1">
+      <w:start w:val="1"/>
+      <w:numFmt w:val="bullet"/>
+      <w:lvlText w:val=""/>
+      <w:lvlJc w:val="left"/>
+      <w:pPr>
+        <w:tabs>
+          <w:tab w:val="num" w:pos="2160"/>
+        </w:tabs>
+        <w:ind w:left="2160" w:hanging="360"/>
+      </w:pPr>
+      <w:rPr>
+        <w:rFonts w:ascii="Wingdings" w:hAnsi="Wingdings" w:hint="default"/>
+        <w:sz w:val="20"/>
+      </w:rPr>
+    </w:lvl>
+    <w:lvl w:ilvl="3" w:tentative="1">
+      <w:start w:val="1"/>
+      <w:numFmt w:val="bullet"/>
+      <w:lvlText w:val=""/>
+      <w:lvlJc w:val="left"/>
+      <w:pPr>
+        <w:tabs>
+          <w:tab w:val="num" w:pos="2880"/>
+        </w:tabs>
+        <w:ind w:left="2880" w:hanging="360"/>
+      </w:pPr>
+      <w:rPr>
+        <w:rFonts w:ascii="Wingdings" w:hAnsi="Wingdings" w:hint="default"/>
+        <w:sz w:val="20"/>
+      </w:rPr>
+    </w:lvl>
+    <w:lvl w:ilvl="4" w:tentative="1">
+      <w:start w:val="1"/>
+      <w:numFmt w:val="bullet"/>
+      <w:lvlText w:val=""/>
+      <w:lvlJc w:val="left"/>
+      <w:pPr>
+        <w:tabs>
+          <w:tab w:val="num" w:pos="3600"/>
+        </w:tabs>
+        <w:ind w:left="3600" w:hanging="360"/>
+      </w:pPr>
+      <w:rPr>
+        <w:rFonts w:ascii="Wingdings" w:hAnsi="Wingdings" w:hint="default"/>
+        <w:sz w:val="20"/>
+      </w:rPr>
+    </w:lvl>
+    <w:lvl w:ilvl="5" w:tentative="1">
+      <w:start w:val="1"/>
+      <w:numFmt w:val="bullet"/>
+      <w:lvlText w:val=""/>
+      <w:lvlJc w:val="left"/>
+      <w:pPr>
+        <w:tabs>
+          <w:tab w:val="num" w:pos="4320"/>
+        </w:tabs>
+        <w:ind w:left="4320" w:hanging="360"/>
+      </w:pPr>
+      <w:rPr>
+        <w:rFonts w:ascii="Wingdings" w:hAnsi="Wingdings" w:hint="default"/>
+        <w:sz w:val="20"/>
+      </w:rPr>
+    </w:lvl>
+    <w:lvl w:ilvl="6" w:tentative="1">
+      <w:start w:val="1"/>
+      <w:numFmt w:val="bullet"/>
+      <w:lvlText w:val=""/>
+      <w:lvlJc w:val="left"/>
+      <w:pPr>
+        <w:tabs>
+          <w:tab w:val="num" w:pos="5040"/>
+        </w:tabs>
+        <w:ind w:left="5040" w:hanging="360"/>
+      </w:pPr>
+      <w:rPr>
+        <w:rFonts w:ascii="Wingdings" w:hAnsi="Wingdings" w:hint="default"/>
+        <w:sz w:val="20"/>
+      </w:rPr>
+    </w:lvl>
+    <w:lvl w:ilvl="7" w:tentative="1">
+      <w:start w:val="1"/>
+      <w:numFmt w:val="bullet"/>
+      <w:lvlText w:val=""/>
+      <w:lvlJc w:val="left"/>
+      <w:pPr>
+        <w:tabs>
+          <w:tab w:val="num" w:pos="5760"/>
+        </w:tabs>
+        <w:ind w:left="5760" w:hanging="360"/>
+      </w:pPr>
+      <w:rPr>
+        <w:rFonts w:ascii="Wingdings" w:hAnsi="Wingdings" w:hint="default"/>
+        <w:sz w:val="20"/>
+      </w:rPr>
+    </w:lvl>
+    <w:lvl w:ilvl="8" w:tentative="1">
+      <w:start w:val="1"/>
+      <w:numFmt w:val="bullet"/>
+      <w:lvlText w:val=""/>
+      <w:lvlJc w:val="left"/>
+      <w:pPr>
+        <w:tabs>
+          <w:tab w:val="num" w:pos="6480"/>
+        </w:tabs>
+        <w:ind w:left="6480" w:hanging="360"/>
+      </w:pPr>
+      <w:rPr>
+        <w:rFonts w:ascii="Wingdings" w:hAnsi="Wingdings" w:hint="default"/>
+        <w:sz w:val="20"/>
+      </w:rPr>
+    </w:lvl>
+  </w:abstractNum>
+  <w:abstractNum w:abstractNumId="19" w15:restartNumberingAfterBreak="0">
+    <w:nsid w:val="59473670"/>
+    <w:multiLevelType w:val="multilevel"/>
+    <w:tmpl w:val="2F205EDC"/>
+    <w:lvl w:ilvl="0">
+      <w:start w:val="1"/>
+      <w:numFmt w:val="decimal"/>
+      <w:lvlText w:val="%1."/>
+      <w:lvlJc w:val="left"/>
+      <w:pPr>
+        <w:tabs>
+          <w:tab w:val="num" w:pos="720"/>
+        </w:tabs>
+        <w:ind w:left="720" w:hanging="360"/>
+      </w:pPr>
+    </w:lvl>
+    <w:lvl w:ilvl="1" w:tentative="1">
+      <w:start w:val="1"/>
+      <w:numFmt w:val="decimal"/>
+      <w:lvlText w:val="%2."/>
+      <w:lvlJc w:val="left"/>
+      <w:pPr>
+        <w:tabs>
+          <w:tab w:val="num" w:pos="1440"/>
+        </w:tabs>
+        <w:ind w:left="1440" w:hanging="360"/>
+      </w:pPr>
+    </w:lvl>
+    <w:lvl w:ilvl="2" w:tentative="1">
+      <w:start w:val="1"/>
+      <w:numFmt w:val="decimal"/>
+      <w:lvlText w:val="%3."/>
+      <w:lvlJc w:val="left"/>
+      <w:pPr>
+        <w:tabs>
+          <w:tab w:val="num" w:pos="2160"/>
+        </w:tabs>
+        <w:ind w:left="2160" w:hanging="360"/>
+      </w:pPr>
+    </w:lvl>
+    <w:lvl w:ilvl="3" w:tentative="1">
+      <w:start w:val="1"/>
+      <w:numFmt w:val="decimal"/>
+      <w:lvlText w:val="%4."/>
+      <w:lvlJc w:val="left"/>
+      <w:pPr>
+        <w:tabs>
+          <w:tab w:val="num" w:pos="2880"/>
+        </w:tabs>
+        <w:ind w:left="2880" w:hanging="360"/>
+      </w:pPr>
+    </w:lvl>
+    <w:lvl w:ilvl="4" w:tentative="1">
+      <w:start w:val="1"/>
+      <w:numFmt w:val="decimal"/>
+      <w:lvlText w:val="%5."/>
+      <w:lvlJc w:val="left"/>
+      <w:pPr>
+        <w:tabs>
+          <w:tab w:val="num" w:pos="3600"/>
+        </w:tabs>
+        <w:ind w:left="3600" w:hanging="360"/>
+      </w:pPr>
+    </w:lvl>
+    <w:lvl w:ilvl="5" w:tentative="1">
+      <w:start w:val="1"/>
+      <w:numFmt w:val="decimal"/>
+      <w:lvlText w:val="%6."/>
+      <w:lvlJc w:val="left"/>
+      <w:pPr>
+        <w:tabs>
+          <w:tab w:val="num" w:pos="4320"/>
+        </w:tabs>
+        <w:ind w:left="4320" w:hanging="360"/>
+      </w:pPr>
+    </w:lvl>
+    <w:lvl w:ilvl="6" w:tentative="1">
+      <w:start w:val="1"/>
+      <w:numFmt w:val="decimal"/>
+      <w:lvlText w:val="%7."/>
+      <w:lvlJc w:val="left"/>
+      <w:pPr>
+        <w:tabs>
+          <w:tab w:val="num" w:pos="5040"/>
+        </w:tabs>
+        <w:ind w:left="5040" w:hanging="360"/>
+      </w:pPr>
+    </w:lvl>
+    <w:lvl w:ilvl="7" w:tentative="1">
+      <w:start w:val="1"/>
+      <w:numFmt w:val="decimal"/>
+      <w:lvlText w:val="%8."/>
+      <w:lvlJc w:val="left"/>
+      <w:pPr>
+        <w:tabs>
+          <w:tab w:val="num" w:pos="5760"/>
+        </w:tabs>
+        <w:ind w:left="5760" w:hanging="360"/>
+      </w:pPr>
+    </w:lvl>
+    <w:lvl w:ilvl="8" w:tentative="1">
+      <w:start w:val="1"/>
+      <w:numFmt w:val="decimal"/>
+      <w:lvlText w:val="%9."/>
+      <w:lvlJc w:val="left"/>
+      <w:pPr>
+        <w:tabs>
+          <w:tab w:val="num" w:pos="6480"/>
+        </w:tabs>
+        <w:ind w:left="6480" w:hanging="360"/>
+      </w:pPr>
+    </w:lvl>
+  </w:abstractNum>
+  <w:abstractNum w:abstractNumId="20" w15:restartNumberingAfterBreak="0">
+    <w:nsid w:val="595F5454"/>
+    <w:multiLevelType w:val="multilevel"/>
+    <w:tmpl w:val="E174A73C"/>
+    <w:lvl w:ilvl="0">
+      <w:start w:val="1"/>
+      <w:numFmt w:val="bullet"/>
+      <w:lvlText w:val=""/>
+      <w:lvlJc w:val="left"/>
+      <w:pPr>
+        <w:tabs>
+          <w:tab w:val="num" w:pos="720"/>
+        </w:tabs>
+        <w:ind w:left="720" w:hanging="360"/>
+      </w:pPr>
+      <w:rPr>
+        <w:rFonts w:ascii="Symbol" w:hAnsi="Symbol" w:hint="default"/>
+        <w:sz w:val="20"/>
+      </w:rPr>
+    </w:lvl>
+    <w:lvl w:ilvl="1">
+      <w:start w:val="1"/>
+      <w:numFmt w:val="bullet"/>
+      <w:lvlText w:val="o"/>
+      <w:lvlJc w:val="left"/>
+      <w:pPr>
+        <w:tabs>
+          <w:tab w:val="num" w:pos="1440"/>
+        </w:tabs>
+        <w:ind w:left="1440" w:hanging="360"/>
+      </w:pPr>
+      <w:rPr>
+        <w:rFonts w:ascii="Courier New" w:hAnsi="Courier New" w:hint="default"/>
+        <w:sz w:val="20"/>
+      </w:rPr>
+    </w:lvl>
+    <w:lvl w:ilvl="2" w:tentative="1">
+      <w:start w:val="1"/>
+      <w:numFmt w:val="bullet"/>
+      <w:lvlText w:val=""/>
+      <w:lvlJc w:val="left"/>
+      <w:pPr>
+        <w:tabs>
+          <w:tab w:val="num" w:pos="2160"/>
+        </w:tabs>
+        <w:ind w:left="2160" w:hanging="360"/>
+      </w:pPr>
+      <w:rPr>
+        <w:rFonts w:ascii="Wingdings" w:hAnsi="Wingdings" w:hint="default"/>
+        <w:sz w:val="20"/>
+      </w:rPr>
+    </w:lvl>
+    <w:lvl w:ilvl="3" w:tentative="1">
+      <w:start w:val="1"/>
+      <w:numFmt w:val="bullet"/>
+      <w:lvlText w:val=""/>
+      <w:lvlJc w:val="left"/>
+      <w:pPr>
+        <w:tabs>
+          <w:tab w:val="num" w:pos="2880"/>
+        </w:tabs>
+        <w:ind w:left="2880" w:hanging="360"/>
+      </w:pPr>
+      <w:rPr>
+        <w:rFonts w:ascii="Wingdings" w:hAnsi="Wingdings" w:hint="default"/>
+        <w:sz w:val="20"/>
+      </w:rPr>
+    </w:lvl>
+    <w:lvl w:ilvl="4" w:tentative="1">
+      <w:start w:val="1"/>
+      <w:numFmt w:val="bullet"/>
+      <w:lvlText w:val=""/>
+      <w:lvlJc w:val="left"/>
+      <w:pPr>
+        <w:tabs>
+          <w:tab w:val="num" w:pos="3600"/>
+        </w:tabs>
+        <w:ind w:left="3600" w:hanging="360"/>
+      </w:pPr>
+      <w:rPr>
+        <w:rFonts w:ascii="Wingdings" w:hAnsi="Wingdings" w:hint="default"/>
+        <w:sz w:val="20"/>
+      </w:rPr>
+    </w:lvl>
+    <w:lvl w:ilvl="5" w:tentative="1">
+      <w:start w:val="1"/>
+      <w:numFmt w:val="bullet"/>
+      <w:lvlText w:val=""/>
+      <w:lvlJc w:val="left"/>
+      <w:pPr>
+        <w:tabs>
+          <w:tab w:val="num" w:pos="4320"/>
+        </w:tabs>
+        <w:ind w:left="4320" w:hanging="360"/>
+      </w:pPr>
+      <w:rPr>
+        <w:rFonts w:ascii="Wingdings" w:hAnsi="Wingdings" w:hint="default"/>
+        <w:sz w:val="20"/>
+      </w:rPr>
+    </w:lvl>
+    <w:lvl w:ilvl="6" w:tentative="1">
+      <w:start w:val="1"/>
+      <w:numFmt w:val="bullet"/>
+      <w:lvlText w:val=""/>
+      <w:lvlJc w:val="left"/>
+      <w:pPr>
+        <w:tabs>
+          <w:tab w:val="num" w:pos="5040"/>
+        </w:tabs>
+        <w:ind w:left="5040" w:hanging="360"/>
+      </w:pPr>
+      <w:rPr>
+        <w:rFonts w:ascii="Wingdings" w:hAnsi="Wingdings" w:hint="default"/>
+        <w:sz w:val="20"/>
+      </w:rPr>
+    </w:lvl>
+    <w:lvl w:ilvl="7" w:tentative="1">
+      <w:start w:val="1"/>
+      <w:numFmt w:val="bullet"/>
+      <w:lvlText w:val=""/>
+      <w:lvlJc w:val="left"/>
+      <w:pPr>
+        <w:tabs>
+          <w:tab w:val="num" w:pos="5760"/>
+        </w:tabs>
+        <w:ind w:left="5760" w:hanging="360"/>
+      </w:pPr>
+      <w:rPr>
+        <w:rFonts w:ascii="Wingdings" w:hAnsi="Wingdings" w:hint="default"/>
+        <w:sz w:val="20"/>
+      </w:rPr>
+    </w:lvl>
+    <w:lvl w:ilvl="8" w:tentative="1">
+      <w:start w:val="1"/>
+      <w:numFmt w:val="bullet"/>
+      <w:lvlText w:val=""/>
+      <w:lvlJc w:val="left"/>
+      <w:pPr>
+        <w:tabs>
+          <w:tab w:val="num" w:pos="6480"/>
+        </w:tabs>
+        <w:ind w:left="6480" w:hanging="360"/>
+      </w:pPr>
+      <w:rPr>
+        <w:rFonts w:ascii="Wingdings" w:hAnsi="Wingdings" w:hint="default"/>
+        <w:sz w:val="20"/>
+      </w:rPr>
+    </w:lvl>
+  </w:abstractNum>
+  <w:abstractNum w:abstractNumId="21" w15:restartNumberingAfterBreak="0">
+    <w:nsid w:val="637C4965"/>
+    <w:multiLevelType w:val="multilevel"/>
+    <w:tmpl w:val="C5F03520"/>
+    <w:lvl w:ilvl="0">
+      <w:start w:val="1"/>
+      <w:numFmt w:val="bullet"/>
+      <w:lvlText w:val=""/>
+      <w:lvlJc w:val="left"/>
+      <w:pPr>
+        <w:tabs>
+          <w:tab w:val="num" w:pos="720"/>
+        </w:tabs>
+        <w:ind w:left="720" w:hanging="360"/>
+      </w:pPr>
+      <w:rPr>
+        <w:rFonts w:ascii="Symbol" w:hAnsi="Symbol" w:hint="default"/>
+        <w:sz w:val="20"/>
+      </w:rPr>
+    </w:lvl>
+    <w:lvl w:ilvl="1">
+      <w:start w:val="1"/>
+      <w:numFmt w:val="bullet"/>
+      <w:lvlText w:val="o"/>
+      <w:lvlJc w:val="left"/>
+      <w:pPr>
+        <w:tabs>
+          <w:tab w:val="num" w:pos="1440"/>
+        </w:tabs>
+        <w:ind w:left="1440" w:hanging="360"/>
+      </w:pPr>
+      <w:rPr>
+        <w:rFonts w:ascii="Courier New" w:hAnsi="Courier New" w:hint="default"/>
+        <w:sz w:val="20"/>
+      </w:rPr>
+    </w:lvl>
+    <w:lvl w:ilvl="2" w:tentative="1">
+      <w:start w:val="1"/>
+      <w:numFmt w:val="bullet"/>
+      <w:lvlText w:val=""/>
+      <w:lvlJc w:val="left"/>
+      <w:pPr>
+        <w:tabs>
+          <w:tab w:val="num" w:pos="2160"/>
+        </w:tabs>
+        <w:ind w:left="2160" w:hanging="360"/>
+      </w:pPr>
+      <w:rPr>
+        <w:rFonts w:ascii="Wingdings" w:hAnsi="Wingdings" w:hint="default"/>
+        <w:sz w:val="20"/>
+      </w:rPr>
+    </w:lvl>
+    <w:lvl w:ilvl="3" w:tentative="1">
+      <w:start w:val="1"/>
+      <w:numFmt w:val="bullet"/>
+      <w:lvlText w:val=""/>
+      <w:lvlJc w:val="left"/>
+      <w:pPr>
+        <w:tabs>
+          <w:tab w:val="num" w:pos="2880"/>
+        </w:tabs>
+        <w:ind w:left="2880" w:hanging="360"/>
+      </w:pPr>
+      <w:rPr>
+        <w:rFonts w:ascii="Wingdings" w:hAnsi="Wingdings" w:hint="default"/>
+        <w:sz w:val="20"/>
+      </w:rPr>
+    </w:lvl>
+    <w:lvl w:ilvl="4" w:tentative="1">
+      <w:start w:val="1"/>
+      <w:numFmt w:val="bullet"/>
+      <w:lvlText w:val=""/>
+      <w:lvlJc w:val="left"/>
+      <w:pPr>
+        <w:tabs>
+          <w:tab w:val="num" w:pos="3600"/>
+        </w:tabs>
+        <w:ind w:left="3600" w:hanging="360"/>
+      </w:pPr>
+      <w:rPr>
+        <w:rFonts w:ascii="Wingdings" w:hAnsi="Wingdings" w:hint="default"/>
+        <w:sz w:val="20"/>
+      </w:rPr>
+    </w:lvl>
+    <w:lvl w:ilvl="5" w:tentative="1">
+      <w:start w:val="1"/>
+      <w:numFmt w:val="bullet"/>
+      <w:lvlText w:val=""/>
+      <w:lvlJc w:val="left"/>
+      <w:pPr>
+        <w:tabs>
+          <w:tab w:val="num" w:pos="4320"/>
+        </w:tabs>
+        <w:ind w:left="4320" w:hanging="360"/>
+      </w:pPr>
+      <w:rPr>
+        <w:rFonts w:ascii="Wingdings" w:hAnsi="Wingdings" w:hint="default"/>
+        <w:sz w:val="20"/>
+      </w:rPr>
+    </w:lvl>
+    <w:lvl w:ilvl="6" w:tentative="1">
+      <w:start w:val="1"/>
+      <w:numFmt w:val="bullet"/>
+      <w:lvlText w:val=""/>
+      <w:lvlJc w:val="left"/>
+      <w:pPr>
+        <w:tabs>
+          <w:tab w:val="num" w:pos="5040"/>
+        </w:tabs>
+        <w:ind w:left="5040" w:hanging="360"/>
+      </w:pPr>
+      <w:rPr>
+        <w:rFonts w:ascii="Wingdings" w:hAnsi="Wingdings" w:hint="default"/>
+        <w:sz w:val="20"/>
+      </w:rPr>
+    </w:lvl>
+    <w:lvl w:ilvl="7" w:tentative="1">
+      <w:start w:val="1"/>
+      <w:numFmt w:val="bullet"/>
+      <w:lvlText w:val=""/>
+      <w:lvlJc w:val="left"/>
+      <w:pPr>
+        <w:tabs>
+          <w:tab w:val="num" w:pos="5760"/>
+        </w:tabs>
+        <w:ind w:left="5760" w:hanging="360"/>
+      </w:pPr>
+      <w:rPr>
+        <w:rFonts w:ascii="Wingdings" w:hAnsi="Wingdings" w:hint="default"/>
+        <w:sz w:val="20"/>
+      </w:rPr>
+    </w:lvl>
+    <w:lvl w:ilvl="8" w:tentative="1">
+      <w:start w:val="1"/>
+      <w:numFmt w:val="bullet"/>
+      <w:lvlText w:val=""/>
+      <w:lvlJc w:val="left"/>
+      <w:pPr>
+        <w:tabs>
+          <w:tab w:val="num" w:pos="6480"/>
+        </w:tabs>
+        <w:ind w:left="6480" w:hanging="360"/>
+      </w:pPr>
+      <w:rPr>
+        <w:rFonts w:ascii="Wingdings" w:hAnsi="Wingdings" w:hint="default"/>
+        <w:sz w:val="20"/>
+      </w:rPr>
+    </w:lvl>
+  </w:abstractNum>
+  <w:abstractNum w:abstractNumId="22" w15:restartNumberingAfterBreak="0">
     <w:nsid w:val="66C9078A"/>
     <w:multiLevelType w:val="multilevel"/>
     <w:tmpl w:val="EC18E76E"/>
@@ -2558,20 +7985,546 @@
       </w:pPr>
     </w:lvl>
   </w:abstractNum>
+  <w:abstractNum w:abstractNumId="23" w15:restartNumberingAfterBreak="0">
+    <w:nsid w:val="6FE32FF9"/>
+    <w:multiLevelType w:val="multilevel"/>
+    <w:tmpl w:val="343E8DC6"/>
+    <w:lvl w:ilvl="0">
+      <w:start w:val="1"/>
+      <w:numFmt w:val="decimal"/>
+      <w:lvlText w:val="%1."/>
+      <w:lvlJc w:val="left"/>
+      <w:pPr>
+        <w:tabs>
+          <w:tab w:val="num" w:pos="720"/>
+        </w:tabs>
+        <w:ind w:left="720" w:hanging="360"/>
+      </w:pPr>
+    </w:lvl>
+    <w:lvl w:ilvl="1" w:tentative="1">
+      <w:start w:val="1"/>
+      <w:numFmt w:val="decimal"/>
+      <w:lvlText w:val="%2."/>
+      <w:lvlJc w:val="left"/>
+      <w:pPr>
+        <w:tabs>
+          <w:tab w:val="num" w:pos="1440"/>
+        </w:tabs>
+        <w:ind w:left="1440" w:hanging="360"/>
+      </w:pPr>
+    </w:lvl>
+    <w:lvl w:ilvl="2" w:tentative="1">
+      <w:start w:val="1"/>
+      <w:numFmt w:val="decimal"/>
+      <w:lvlText w:val="%3."/>
+      <w:lvlJc w:val="left"/>
+      <w:pPr>
+        <w:tabs>
+          <w:tab w:val="num" w:pos="2160"/>
+        </w:tabs>
+        <w:ind w:left="2160" w:hanging="360"/>
+      </w:pPr>
+    </w:lvl>
+    <w:lvl w:ilvl="3" w:tentative="1">
+      <w:start w:val="1"/>
+      <w:numFmt w:val="decimal"/>
+      <w:lvlText w:val="%4."/>
+      <w:lvlJc w:val="left"/>
+      <w:pPr>
+        <w:tabs>
+          <w:tab w:val="num" w:pos="2880"/>
+        </w:tabs>
+        <w:ind w:left="2880" w:hanging="360"/>
+      </w:pPr>
+    </w:lvl>
+    <w:lvl w:ilvl="4" w:tentative="1">
+      <w:start w:val="1"/>
+      <w:numFmt w:val="decimal"/>
+      <w:lvlText w:val="%5."/>
+      <w:lvlJc w:val="left"/>
+      <w:pPr>
+        <w:tabs>
+          <w:tab w:val="num" w:pos="3600"/>
+        </w:tabs>
+        <w:ind w:left="3600" w:hanging="360"/>
+      </w:pPr>
+    </w:lvl>
+    <w:lvl w:ilvl="5" w:tentative="1">
+      <w:start w:val="1"/>
+      <w:numFmt w:val="decimal"/>
+      <w:lvlText w:val="%6."/>
+      <w:lvlJc w:val="left"/>
+      <w:pPr>
+        <w:tabs>
+          <w:tab w:val="num" w:pos="4320"/>
+        </w:tabs>
+        <w:ind w:left="4320" w:hanging="360"/>
+      </w:pPr>
+    </w:lvl>
+    <w:lvl w:ilvl="6" w:tentative="1">
+      <w:start w:val="1"/>
+      <w:numFmt w:val="decimal"/>
+      <w:lvlText w:val="%7."/>
+      <w:lvlJc w:val="left"/>
+      <w:pPr>
+        <w:tabs>
+          <w:tab w:val="num" w:pos="5040"/>
+        </w:tabs>
+        <w:ind w:left="5040" w:hanging="360"/>
+      </w:pPr>
+    </w:lvl>
+    <w:lvl w:ilvl="7" w:tentative="1">
+      <w:start w:val="1"/>
+      <w:numFmt w:val="decimal"/>
+      <w:lvlText w:val="%8."/>
+      <w:lvlJc w:val="left"/>
+      <w:pPr>
+        <w:tabs>
+          <w:tab w:val="num" w:pos="5760"/>
+        </w:tabs>
+        <w:ind w:left="5760" w:hanging="360"/>
+      </w:pPr>
+    </w:lvl>
+    <w:lvl w:ilvl="8" w:tentative="1">
+      <w:start w:val="1"/>
+      <w:numFmt w:val="decimal"/>
+      <w:lvlText w:val="%9."/>
+      <w:lvlJc w:val="left"/>
+      <w:pPr>
+        <w:tabs>
+          <w:tab w:val="num" w:pos="6480"/>
+        </w:tabs>
+        <w:ind w:left="6480" w:hanging="360"/>
+      </w:pPr>
+    </w:lvl>
+  </w:abstractNum>
+  <w:abstractNum w:abstractNumId="24" w15:restartNumberingAfterBreak="0">
+    <w:nsid w:val="72643ACE"/>
+    <w:multiLevelType w:val="multilevel"/>
+    <w:tmpl w:val="5F128A7C"/>
+    <w:lvl w:ilvl="0">
+      <w:start w:val="1"/>
+      <w:numFmt w:val="decimal"/>
+      <w:lvlText w:val="%1."/>
+      <w:lvlJc w:val="left"/>
+      <w:pPr>
+        <w:tabs>
+          <w:tab w:val="num" w:pos="720"/>
+        </w:tabs>
+        <w:ind w:left="720" w:hanging="360"/>
+      </w:pPr>
+    </w:lvl>
+    <w:lvl w:ilvl="1" w:tentative="1">
+      <w:start w:val="1"/>
+      <w:numFmt w:val="decimal"/>
+      <w:lvlText w:val="%2."/>
+      <w:lvlJc w:val="left"/>
+      <w:pPr>
+        <w:tabs>
+          <w:tab w:val="num" w:pos="1440"/>
+        </w:tabs>
+        <w:ind w:left="1440" w:hanging="360"/>
+      </w:pPr>
+    </w:lvl>
+    <w:lvl w:ilvl="2" w:tentative="1">
+      <w:start w:val="1"/>
+      <w:numFmt w:val="decimal"/>
+      <w:lvlText w:val="%3."/>
+      <w:lvlJc w:val="left"/>
+      <w:pPr>
+        <w:tabs>
+          <w:tab w:val="num" w:pos="2160"/>
+        </w:tabs>
+        <w:ind w:left="2160" w:hanging="360"/>
+      </w:pPr>
+    </w:lvl>
+    <w:lvl w:ilvl="3" w:tentative="1">
+      <w:start w:val="1"/>
+      <w:numFmt w:val="decimal"/>
+      <w:lvlText w:val="%4."/>
+      <w:lvlJc w:val="left"/>
+      <w:pPr>
+        <w:tabs>
+          <w:tab w:val="num" w:pos="2880"/>
+        </w:tabs>
+        <w:ind w:left="2880" w:hanging="360"/>
+      </w:pPr>
+    </w:lvl>
+    <w:lvl w:ilvl="4" w:tentative="1">
+      <w:start w:val="1"/>
+      <w:numFmt w:val="decimal"/>
+      <w:lvlText w:val="%5."/>
+      <w:lvlJc w:val="left"/>
+      <w:pPr>
+        <w:tabs>
+          <w:tab w:val="num" w:pos="3600"/>
+        </w:tabs>
+        <w:ind w:left="3600" w:hanging="360"/>
+      </w:pPr>
+    </w:lvl>
+    <w:lvl w:ilvl="5" w:tentative="1">
+      <w:start w:val="1"/>
+      <w:numFmt w:val="decimal"/>
+      <w:lvlText w:val="%6."/>
+      <w:lvlJc w:val="left"/>
+      <w:pPr>
+        <w:tabs>
+          <w:tab w:val="num" w:pos="4320"/>
+        </w:tabs>
+        <w:ind w:left="4320" w:hanging="360"/>
+      </w:pPr>
+    </w:lvl>
+    <w:lvl w:ilvl="6" w:tentative="1">
+      <w:start w:val="1"/>
+      <w:numFmt w:val="decimal"/>
+      <w:lvlText w:val="%7."/>
+      <w:lvlJc w:val="left"/>
+      <w:pPr>
+        <w:tabs>
+          <w:tab w:val="num" w:pos="5040"/>
+        </w:tabs>
+        <w:ind w:left="5040" w:hanging="360"/>
+      </w:pPr>
+    </w:lvl>
+    <w:lvl w:ilvl="7" w:tentative="1">
+      <w:start w:val="1"/>
+      <w:numFmt w:val="decimal"/>
+      <w:lvlText w:val="%8."/>
+      <w:lvlJc w:val="left"/>
+      <w:pPr>
+        <w:tabs>
+          <w:tab w:val="num" w:pos="5760"/>
+        </w:tabs>
+        <w:ind w:left="5760" w:hanging="360"/>
+      </w:pPr>
+    </w:lvl>
+    <w:lvl w:ilvl="8" w:tentative="1">
+      <w:start w:val="1"/>
+      <w:numFmt w:val="decimal"/>
+      <w:lvlText w:val="%9."/>
+      <w:lvlJc w:val="left"/>
+      <w:pPr>
+        <w:tabs>
+          <w:tab w:val="num" w:pos="6480"/>
+        </w:tabs>
+        <w:ind w:left="6480" w:hanging="360"/>
+      </w:pPr>
+    </w:lvl>
+  </w:abstractNum>
+  <w:abstractNum w:abstractNumId="25" w15:restartNumberingAfterBreak="0">
+    <w:nsid w:val="784A7976"/>
+    <w:multiLevelType w:val="multilevel"/>
+    <w:tmpl w:val="D34EDA90"/>
+    <w:lvl w:ilvl="0">
+      <w:start w:val="1"/>
+      <w:numFmt w:val="decimal"/>
+      <w:lvlText w:val="%1."/>
+      <w:lvlJc w:val="left"/>
+      <w:pPr>
+        <w:tabs>
+          <w:tab w:val="num" w:pos="720"/>
+        </w:tabs>
+        <w:ind w:left="720" w:hanging="360"/>
+      </w:pPr>
+    </w:lvl>
+    <w:lvl w:ilvl="1">
+      <w:start w:val="1"/>
+      <w:numFmt w:val="bullet"/>
+      <w:lvlText w:val="o"/>
+      <w:lvlJc w:val="left"/>
+      <w:pPr>
+        <w:tabs>
+          <w:tab w:val="num" w:pos="1440"/>
+        </w:tabs>
+        <w:ind w:left="1440" w:hanging="360"/>
+      </w:pPr>
+      <w:rPr>
+        <w:rFonts w:ascii="Courier New" w:hAnsi="Courier New" w:hint="default"/>
+        <w:sz w:val="20"/>
+      </w:rPr>
+    </w:lvl>
+    <w:lvl w:ilvl="2">
+      <w:start w:val="1"/>
+      <w:numFmt w:val="bullet"/>
+      <w:lvlText w:val=""/>
+      <w:lvlJc w:val="left"/>
+      <w:pPr>
+        <w:tabs>
+          <w:tab w:val="num" w:pos="2160"/>
+        </w:tabs>
+        <w:ind w:left="2160" w:hanging="360"/>
+      </w:pPr>
+      <w:rPr>
+        <w:rFonts w:ascii="Wingdings" w:hAnsi="Wingdings" w:hint="default"/>
+        <w:sz w:val="20"/>
+      </w:rPr>
+    </w:lvl>
+    <w:lvl w:ilvl="3" w:tentative="1">
+      <w:start w:val="1"/>
+      <w:numFmt w:val="decimal"/>
+      <w:lvlText w:val="%4."/>
+      <w:lvlJc w:val="left"/>
+      <w:pPr>
+        <w:tabs>
+          <w:tab w:val="num" w:pos="2880"/>
+        </w:tabs>
+        <w:ind w:left="2880" w:hanging="360"/>
+      </w:pPr>
+    </w:lvl>
+    <w:lvl w:ilvl="4" w:tentative="1">
+      <w:start w:val="1"/>
+      <w:numFmt w:val="decimal"/>
+      <w:lvlText w:val="%5."/>
+      <w:lvlJc w:val="left"/>
+      <w:pPr>
+        <w:tabs>
+          <w:tab w:val="num" w:pos="3600"/>
+        </w:tabs>
+        <w:ind w:left="3600" w:hanging="360"/>
+      </w:pPr>
+    </w:lvl>
+    <w:lvl w:ilvl="5" w:tentative="1">
+      <w:start w:val="1"/>
+      <w:numFmt w:val="decimal"/>
+      <w:lvlText w:val="%6."/>
+      <w:lvlJc w:val="left"/>
+      <w:pPr>
+        <w:tabs>
+          <w:tab w:val="num" w:pos="4320"/>
+        </w:tabs>
+        <w:ind w:left="4320" w:hanging="360"/>
+      </w:pPr>
+    </w:lvl>
+    <w:lvl w:ilvl="6" w:tentative="1">
+      <w:start w:val="1"/>
+      <w:numFmt w:val="decimal"/>
+      <w:lvlText w:val="%7."/>
+      <w:lvlJc w:val="left"/>
+      <w:pPr>
+        <w:tabs>
+          <w:tab w:val="num" w:pos="5040"/>
+        </w:tabs>
+        <w:ind w:left="5040" w:hanging="360"/>
+      </w:pPr>
+    </w:lvl>
+    <w:lvl w:ilvl="7" w:tentative="1">
+      <w:start w:val="1"/>
+      <w:numFmt w:val="decimal"/>
+      <w:lvlText w:val="%8."/>
+      <w:lvlJc w:val="left"/>
+      <w:pPr>
+        <w:tabs>
+          <w:tab w:val="num" w:pos="5760"/>
+        </w:tabs>
+        <w:ind w:left="5760" w:hanging="360"/>
+      </w:pPr>
+    </w:lvl>
+    <w:lvl w:ilvl="8" w:tentative="1">
+      <w:start w:val="1"/>
+      <w:numFmt w:val="decimal"/>
+      <w:lvlText w:val="%9."/>
+      <w:lvlJc w:val="left"/>
+      <w:pPr>
+        <w:tabs>
+          <w:tab w:val="num" w:pos="6480"/>
+        </w:tabs>
+        <w:ind w:left="6480" w:hanging="360"/>
+      </w:pPr>
+    </w:lvl>
+  </w:abstractNum>
+  <w:abstractNum w:abstractNumId="26" w15:restartNumberingAfterBreak="0">
+    <w:nsid w:val="786338BB"/>
+    <w:multiLevelType w:val="multilevel"/>
+    <w:tmpl w:val="427020B2"/>
+    <w:lvl w:ilvl="0">
+      <w:start w:val="1"/>
+      <w:numFmt w:val="decimal"/>
+      <w:lvlText w:val="%1."/>
+      <w:lvlJc w:val="left"/>
+      <w:pPr>
+        <w:tabs>
+          <w:tab w:val="num" w:pos="720"/>
+        </w:tabs>
+        <w:ind w:left="720" w:hanging="360"/>
+      </w:pPr>
+    </w:lvl>
+    <w:lvl w:ilvl="1" w:tentative="1">
+      <w:start w:val="1"/>
+      <w:numFmt w:val="decimal"/>
+      <w:lvlText w:val="%2."/>
+      <w:lvlJc w:val="left"/>
+      <w:pPr>
+        <w:tabs>
+          <w:tab w:val="num" w:pos="1440"/>
+        </w:tabs>
+        <w:ind w:left="1440" w:hanging="360"/>
+      </w:pPr>
+    </w:lvl>
+    <w:lvl w:ilvl="2" w:tentative="1">
+      <w:start w:val="1"/>
+      <w:numFmt w:val="decimal"/>
+      <w:lvlText w:val="%3."/>
+      <w:lvlJc w:val="left"/>
+      <w:pPr>
+        <w:tabs>
+          <w:tab w:val="num" w:pos="2160"/>
+        </w:tabs>
+        <w:ind w:left="2160" w:hanging="360"/>
+      </w:pPr>
+    </w:lvl>
+    <w:lvl w:ilvl="3" w:tentative="1">
+      <w:start w:val="1"/>
+      <w:numFmt w:val="decimal"/>
+      <w:lvlText w:val="%4."/>
+      <w:lvlJc w:val="left"/>
+      <w:pPr>
+        <w:tabs>
+          <w:tab w:val="num" w:pos="2880"/>
+        </w:tabs>
+        <w:ind w:left="2880" w:hanging="360"/>
+      </w:pPr>
+    </w:lvl>
+    <w:lvl w:ilvl="4" w:tentative="1">
+      <w:start w:val="1"/>
+      <w:numFmt w:val="decimal"/>
+      <w:lvlText w:val="%5."/>
+      <w:lvlJc w:val="left"/>
+      <w:pPr>
+        <w:tabs>
+          <w:tab w:val="num" w:pos="3600"/>
+        </w:tabs>
+        <w:ind w:left="3600" w:hanging="360"/>
+      </w:pPr>
+    </w:lvl>
+    <w:lvl w:ilvl="5" w:tentative="1">
+      <w:start w:val="1"/>
+      <w:numFmt w:val="decimal"/>
+      <w:lvlText w:val="%6."/>
+      <w:lvlJc w:val="left"/>
+      <w:pPr>
+        <w:tabs>
+          <w:tab w:val="num" w:pos="4320"/>
+        </w:tabs>
+        <w:ind w:left="4320" w:hanging="360"/>
+      </w:pPr>
+    </w:lvl>
+    <w:lvl w:ilvl="6" w:tentative="1">
+      <w:start w:val="1"/>
+      <w:numFmt w:val="decimal"/>
+      <w:lvlText w:val="%7."/>
+      <w:lvlJc w:val="left"/>
+      <w:pPr>
+        <w:tabs>
+          <w:tab w:val="num" w:pos="5040"/>
+        </w:tabs>
+        <w:ind w:left="5040" w:hanging="360"/>
+      </w:pPr>
+    </w:lvl>
+    <w:lvl w:ilvl="7" w:tentative="1">
+      <w:start w:val="1"/>
+      <w:numFmt w:val="decimal"/>
+      <w:lvlText w:val="%8."/>
+      <w:lvlJc w:val="left"/>
+      <w:pPr>
+        <w:tabs>
+          <w:tab w:val="num" w:pos="5760"/>
+        </w:tabs>
+        <w:ind w:left="5760" w:hanging="360"/>
+      </w:pPr>
+    </w:lvl>
+    <w:lvl w:ilvl="8" w:tentative="1">
+      <w:start w:val="1"/>
+      <w:numFmt w:val="decimal"/>
+      <w:lvlText w:val="%9."/>
+      <w:lvlJc w:val="left"/>
+      <w:pPr>
+        <w:tabs>
+          <w:tab w:val="num" w:pos="6480"/>
+        </w:tabs>
+        <w:ind w:left="6480" w:hanging="360"/>
+      </w:pPr>
+    </w:lvl>
+  </w:abstractNum>
   <w:num w:numId="1" w16cid:durableId="2042168955">
+    <w:abstractNumId w:val="22"/>
+  </w:num>
+  <w:num w:numId="2" w16cid:durableId="57363570">
+    <w:abstractNumId w:val="17"/>
+  </w:num>
+  <w:num w:numId="3" w16cid:durableId="1197544646">
+    <w:abstractNumId w:val="5"/>
+  </w:num>
+  <w:num w:numId="4" w16cid:durableId="1563325472">
+    <w:abstractNumId w:val="9"/>
+  </w:num>
+  <w:num w:numId="5" w16cid:durableId="50925937">
+    <w:abstractNumId w:val="2"/>
+  </w:num>
+  <w:num w:numId="6" w16cid:durableId="1020467853">
     <w:abstractNumId w:val="4"/>
   </w:num>
-  <w:num w:numId="2" w16cid:durableId="57363570">
-    <w:abstractNumId w:val="3"/>
+  <w:num w:numId="7" w16cid:durableId="330059461">
+    <w:abstractNumId w:val="20"/>
   </w:num>
-  <w:num w:numId="3" w16cid:durableId="1197544646">
+  <w:num w:numId="8" w16cid:durableId="843517640">
+    <w:abstractNumId w:val="8"/>
+  </w:num>
+  <w:num w:numId="9" w16cid:durableId="1102192258">
+    <w:abstractNumId w:val="18"/>
+  </w:num>
+  <w:num w:numId="10" w16cid:durableId="1787505354">
+    <w:abstractNumId w:val="11"/>
+  </w:num>
+  <w:num w:numId="11" w16cid:durableId="1983385756">
+    <w:abstractNumId w:val="14"/>
+  </w:num>
+  <w:num w:numId="12" w16cid:durableId="706637396">
+    <w:abstractNumId w:val="21"/>
+  </w:num>
+  <w:num w:numId="13" w16cid:durableId="1224558653">
+    <w:abstractNumId w:val="10"/>
+  </w:num>
+  <w:num w:numId="14" w16cid:durableId="1310398416">
     <w:abstractNumId w:val="1"/>
   </w:num>
-  <w:num w:numId="4" w16cid:durableId="1563325472">
-    <w:abstractNumId w:val="2"/>
+  <w:num w:numId="15" w16cid:durableId="1762682249">
+    <w:abstractNumId w:val="13"/>
   </w:num>
-  <w:num w:numId="5" w16cid:durableId="50925937">
+  <w:num w:numId="16" w16cid:durableId="1234269936">
+    <w:abstractNumId w:val="26"/>
+  </w:num>
+  <w:num w:numId="17" w16cid:durableId="78066408">
+    <w:abstractNumId w:val="12"/>
+  </w:num>
+  <w:num w:numId="18" w16cid:durableId="637105282">
+    <w:abstractNumId w:val="24"/>
+  </w:num>
+  <w:num w:numId="19" w16cid:durableId="928386334">
+    <w:abstractNumId w:val="25"/>
+  </w:num>
+  <w:num w:numId="20" w16cid:durableId="1466968297">
+    <w:abstractNumId w:val="19"/>
+  </w:num>
+  <w:num w:numId="21" w16cid:durableId="541792254">
+    <w:abstractNumId w:val="15"/>
+  </w:num>
+  <w:num w:numId="22" w16cid:durableId="1112433637">
+    <w:abstractNumId w:val="23"/>
+  </w:num>
+  <w:num w:numId="23" w16cid:durableId="1504979494">
+    <w:abstractNumId w:val="7"/>
+  </w:num>
+  <w:num w:numId="24" w16cid:durableId="1734964064">
+    <w:abstractNumId w:val="6"/>
+  </w:num>
+  <w:num w:numId="25" w16cid:durableId="1407386881">
     <w:abstractNumId w:val="0"/>
+  </w:num>
+  <w:num w:numId="26" w16cid:durableId="230820865">
+    <w:abstractNumId w:val="16"/>
+  </w:num>
+  <w:num w:numId="27" w16cid:durableId="1530486891">
+    <w:abstractNumId w:val="3"/>
   </w:num>
 </w:numbering>
 </file>
